--- a/MyResume.docx
+++ b/MyResume.docx
@@ -224,18 +224,6 @@
           <w:sz w:val="24"/>
           <w:shd w:val="clear" w:color="auto" w:fill="auto"/>
         </w:rPr>
-        <w:t xml:space="preserve">A resourceful software development enthusiast with quality experience and expertise in front-end and back-end web and application design;</w:t>
-      </w:r>
-      <w:r>
-        <w:rPr>
-          <w:rFonts w:ascii="Times New Roman" w:hAnsi="Times New Roman" w:eastAsia="Times New Roman" w:cs="Times New Roman"/>
-          <w:color w:val="auto"/>
-          <w:spacing w:val="0"/>
-          <w:position w:val="0"/>
-          <w:sz w:val="24"/>
-          <w:shd w:val="clear" w:color="auto" w:fill="auto"/>
-        </w:rPr>
-        <w:t xml:space="preserve"> </w:t>
       </w:r>
       <w:r>
         <w:rPr>
@@ -246,7 +234,7 @@
           <w:sz w:val="24"/>
           <w:shd w:val="clear" w:color="auto" w:fill="auto"/>
         </w:rPr>
-        <w:t xml:space="preserve">Exemplify</w:t>
+        <w:t xml:space="preserve">Resourceful software developer with over a decade of experience designing, building, and optimizing web and enterprise applications. Skilled in both front-end and back-end development, with deep expertise in SQL, C#, and VB.NET. Proven ability to modernize </w:t>
       </w:r>
       <w:r>
         <w:rPr>
@@ -257,18 +245,7 @@
           <w:sz w:val="24"/>
           <w:shd w:val="clear" w:color="auto" w:fill="auto"/>
         </w:rPr>
-        <w:t xml:space="preserve"> stellar academic and career performance, with a record of several software development projects successfully executed; Hands-on experience in the design, scripting, analysis, evaluation, testing, coding and implementation of automated testing frameworks; </w:t>
-      </w:r>
-      <w:r>
-        <w:rPr>
-          <w:rFonts w:ascii="Times New Roman" w:hAnsi="Times New Roman" w:eastAsia="Times New Roman" w:cs="Times New Roman"/>
-          <w:color w:val="auto"/>
-          <w:spacing w:val="0"/>
-          <w:position w:val="0"/>
-          <w:sz w:val="24"/>
-          <w:shd w:val="clear" w:color="auto" w:fill="auto"/>
-        </w:rPr>
-        <w:t xml:space="preserve">Highly charismatic, positively curious and knowledgeable individual with a deep sense of responsibility towards achieving goals; </w:t>
+        <w:t xml:space="preserve">legacy systems, architect large-scale databases, and deliver performant, maintainable solutions. Experienced with cloud platforms, automated testing, and AI-powered coding tools. Collaborative, adaptable, and driven to turn complex technical challenges into</w:t>
       </w:r>
       <w:r>
         <w:rPr>
@@ -279,7 +256,7 @@
           <w:sz w:val="24"/>
           <w:shd w:val="clear" w:color="auto" w:fill="auto"/>
         </w:rPr>
-        <w:t xml:space="preserve">Great team player with strong ability to align interest with immediate and long-term goals of employers; Optimistic about an opportunity to leverage passion and experience in a progressive IT company.</w:t>
+        <w:t xml:space="preserve"> business value.</w:t>
       </w:r>
       <w:r>
         <w:rPr>
@@ -377,17 +354,7 @@
           <w:sz w:val="28"/>
           <w:shd w:val="clear" w:color="auto" w:fill="auto"/>
         </w:rPr>
-        <w:t xml:space="preserve">HIGHLIGHTS OF QUALIFICATION</w:t>
-      </w:r>
-      <w:r>
-        <w:rPr>
-          <w:rFonts w:ascii="Times New Roman" w:hAnsi="Times New Roman" w:eastAsia="Times New Roman" w:cs="Times New Roman"/>
-          <w:color w:val="auto"/>
-          <w:spacing w:val="0"/>
-          <w:position w:val="0"/>
-          <w:sz w:val="28"/>
-          <w:shd w:val="clear" w:color="auto" w:fill="auto"/>
-        </w:rPr>
+        <w:t xml:space="preserve">CORE QUALIFICATIONS</w:t>
       </w:r>
       <w:r>
         <w:rPr>
@@ -428,7 +395,17 @@
           <w:sz w:val="24"/>
           <w:shd w:val="clear" w:color="auto" w:fill="auto"/>
         </w:rPr>
-        <w:t xml:space="preserve">Implemented a replacement database architecture of vehicle information with millions of cars and hundreds of millions of vehicle parts</w:t>
+      </w:r>
+      <w:r>
+        <w:rPr>
+          <w:rFonts w:ascii="Times New Roman" w:hAnsi="Times New Roman" w:eastAsia="Times New Roman" w:cs="Times New Roman"/>
+          <w:color w:val="auto"/>
+          <w:spacing w:val="0"/>
+          <w:position w:val="0"/>
+          <w:sz w:val="24"/>
+          <w:shd w:val="clear" w:color="auto" w:fill="auto"/>
+        </w:rPr>
+        <w:t xml:space="preserve">Designed and implemented a replacement database architecture supporting millions of vehicles and hundreds of millions of parts.</w:t>
       </w:r>
       <w:r>
         <w:rPr>
@@ -479,7 +456,17 @@
           <w:sz w:val="24"/>
           <w:shd w:val="clear" w:color="auto" w:fill="auto"/>
         </w:rPr>
-        <w:t xml:space="preserve">Highly-organized and motivated to drive projects from concept to completion as part of a dynamic team or working individually</w:t>
+      </w:r>
+      <w:r>
+        <w:rPr>
+          <w:rFonts w:ascii="Times New Roman" w:hAnsi="Times New Roman" w:eastAsia="Times New Roman" w:cs="Times New Roman"/>
+          <w:color w:val="auto"/>
+          <w:spacing w:val="0"/>
+          <w:position w:val="0"/>
+          <w:sz w:val="24"/>
+          <w:shd w:val="clear" w:color="auto" w:fill="auto"/>
+        </w:rPr>
+        <w:t xml:space="preserve">Hands-on experience with enterprise-scale systems, microservices, and API integrations.</w:t>
       </w:r>
       <w:r>
         <w:rPr>
@@ -530,7 +517,17 @@
           <w:sz w:val="24"/>
           <w:shd w:val="clear" w:color="auto" w:fill="auto"/>
         </w:rPr>
-        <w:t xml:space="preserve">Exceptional collaborator able to bridge company and client’s interests</w:t>
+      </w:r>
+      <w:r>
+        <w:rPr>
+          <w:rFonts w:ascii="Times New Roman" w:hAnsi="Times New Roman" w:eastAsia="Times New Roman" w:cs="Times New Roman"/>
+          <w:color w:val="auto"/>
+          <w:spacing w:val="0"/>
+          <w:position w:val="0"/>
+          <w:sz w:val="24"/>
+          <w:shd w:val="clear" w:color="auto" w:fill="auto"/>
+        </w:rPr>
+        <w:t xml:space="preserve">Skilled in optimizing SQL performance, reducing query and report execution times significantly.</w:t>
       </w:r>
       <w:r>
         <w:rPr>
@@ -549,6 +546,146 @@
           <w:spacing w:val="0"/>
           <w:position w:val="0"/>
           <w:sz w:val="24"/>
+          <w:shd w:val="clear" w:color="auto" w:fill="auto"/>
+        </w:rPr>
+      </w:r>
+    </w:p>
+    <w:p>
+      <w:pPr>
+        <w:numPr>
+          <w:ilvl w:val="0"/>
+          <w:numId w:val="1"/>
+        </w:numPr>
+        <w:pBdr/>
+        <w:spacing w:after="0" w:before="0" w:line="240" w:lineRule="auto"/>
+        <w:ind w:right="0" w:hanging="360" w:left="720"/>
+        <w:jc w:val="left"/>
+        <w:rPr>
+          <w:rFonts w:ascii="Times New Roman" w:hAnsi="Times New Roman" w:eastAsia="Times New Roman" w:cs="Times New Roman"/>
+          <w:color w:val="auto"/>
+          <w:spacing w:val="0"/>
+          <w:position w:val="0"/>
+          <w:sz w:val="24"/>
+          <w:szCs w:val="24"/>
+        </w:rPr>
+      </w:pPr>
+      <w:r>
+        <w:rPr>
+          <w:rFonts w:ascii="Times New Roman" w:hAnsi="Times New Roman" w:eastAsia="Times New Roman" w:cs="Times New Roman"/>
+          <w:color w:val="auto"/>
+          <w:spacing w:val="0"/>
+          <w:position w:val="0"/>
+          <w:sz w:val="24"/>
+          <w:highlight w:val="none"/>
+          <w:shd w:val="clear" w:color="auto" w:fill="auto"/>
+        </w:rPr>
+      </w:r>
+      <w:r>
+        <w:rPr>
+          <w:rFonts w:ascii="Times New Roman" w:hAnsi="Times New Roman" w:eastAsia="Times New Roman" w:cs="Times New Roman"/>
+          <w:color w:val="auto"/>
+          <w:spacing w:val="0"/>
+          <w:position w:val="0"/>
+          <w:sz w:val="24"/>
+          <w:highlight w:val="none"/>
+          <w:shd w:val="clear" w:color="auto" w:fill="auto"/>
+        </w:rPr>
+        <w:t xml:space="preserve">Strong track record of reverse-engineering legacy systems and delivering maintainable, modernized solutions.</w:t>
+      </w:r>
+      <w:r>
+        <w:rPr>
+          <w:rFonts w:ascii="Times New Roman" w:hAnsi="Times New Roman" w:eastAsia="Times New Roman" w:cs="Times New Roman"/>
+          <w:color w:val="auto"/>
+          <w:spacing w:val="0"/>
+          <w:position w:val="0"/>
+          <w:sz w:val="24"/>
+          <w:highlight w:val="none"/>
+          <w:shd w:val="clear" w:color="auto" w:fill="auto"/>
+        </w:rPr>
+      </w:r>
+      <w:r>
+        <w:rPr>
+          <w:rFonts w:ascii="Times New Roman" w:hAnsi="Times New Roman" w:eastAsia="Times New Roman" w:cs="Times New Roman"/>
+          <w:color w:val="auto"/>
+          <w:spacing w:val="0"/>
+          <w:position w:val="0"/>
+          <w:sz w:val="24"/>
+          <w:szCs w:val="24"/>
+        </w:rPr>
+      </w:r>
+    </w:p>
+    <w:p>
+      <w:pPr>
+        <w:numPr>
+          <w:ilvl w:val="0"/>
+          <w:numId w:val="1"/>
+        </w:numPr>
+        <w:pBdr/>
+        <w:spacing w:after="0" w:before="0" w:line="240" w:lineRule="auto"/>
+        <w:ind w:right="0" w:hanging="360" w:left="720"/>
+        <w:jc w:val="left"/>
+        <w:rPr>
+          <w:rFonts w:ascii="Times New Roman" w:hAnsi="Times New Roman" w:eastAsia="Times New Roman" w:cs="Times New Roman"/>
+          <w:color w:val="auto"/>
+          <w:spacing w:val="0"/>
+          <w:position w:val="0"/>
+          <w:sz w:val="24"/>
+          <w:szCs w:val="24"/>
+        </w:rPr>
+      </w:pPr>
+      <w:r>
+        <w:rPr>
+          <w:rFonts w:ascii="Times New Roman" w:hAnsi="Times New Roman" w:eastAsia="Times New Roman" w:cs="Times New Roman"/>
+          <w:color w:val="auto"/>
+          <w:spacing w:val="0"/>
+          <w:position w:val="0"/>
+          <w:sz w:val="24"/>
+          <w:highlight w:val="none"/>
+          <w:shd w:val="clear" w:color="auto" w:fill="auto"/>
+        </w:rPr>
+      </w:r>
+      <w:r>
+        <w:rPr>
+          <w:rFonts w:ascii="Times New Roman" w:hAnsi="Times New Roman" w:eastAsia="Times New Roman" w:cs="Times New Roman"/>
+          <w:color w:val="auto"/>
+          <w:spacing w:val="0"/>
+          <w:position w:val="0"/>
+          <w:sz w:val="24"/>
+          <w:highlight w:val="none"/>
+          <w:shd w:val="clear" w:color="auto" w:fill="auto"/>
+        </w:rPr>
+        <w:t xml:space="preserve">AWS Certified Cloud Practitioner with growing expertise in cloud technologies and AI-assisted development tools (Copilot, Qodo, Cursor).</w:t>
+      </w:r>
+      <w:r>
+        <w:rPr>
+          <w:rFonts w:ascii="Times New Roman" w:hAnsi="Times New Roman" w:eastAsia="Times New Roman" w:cs="Times New Roman"/>
+          <w:color w:val="auto"/>
+          <w:spacing w:val="0"/>
+          <w:position w:val="0"/>
+          <w:sz w:val="24"/>
+          <w:highlight w:val="none"/>
+          <w:shd w:val="clear" w:color="auto" w:fill="auto"/>
+        </w:rPr>
+      </w:r>
+      <w:r>
+        <w:rPr>
+          <w:rFonts w:ascii="Times New Roman" w:hAnsi="Times New Roman" w:eastAsia="Times New Roman" w:cs="Times New Roman"/>
+          <w:color w:val="auto"/>
+          <w:spacing w:val="0"/>
+          <w:position w:val="0"/>
+          <w:sz w:val="24"/>
+          <w:highlight w:val="none"/>
+          <w:shd w:val="clear" w:color="auto" w:fill="auto"/>
+        </w:rPr>
+      </w:r>
+      <w:r>
+        <w:rPr>
+          <w:rFonts w:ascii="Times New Roman" w:hAnsi="Times New Roman" w:eastAsia="Times New Roman" w:cs="Times New Roman"/>
+          <w:color w:val="auto"/>
+          <w:spacing w:val="0"/>
+          <w:position w:val="0"/>
+          <w:sz w:val="24"/>
+          <w:highlight w:val="none"/>
           <w:shd w:val="clear" w:color="auto" w:fill="auto"/>
         </w:rPr>
       </w:r>
@@ -656,29 +793,30 @@
     </w:p>
     <w:p>
       <w:pPr>
+        <w:pStyle w:val="869"/>
+        <w:numPr>
+          <w:ilvl w:val="0"/>
+          <w:numId w:val="8"/>
+        </w:numPr>
         <w:pBdr/>
         <w:spacing w:after="0" w:before="0" w:line="240" w:lineRule="auto"/>
-        <w:ind w:right="0" w:firstLine="0" w:left="0"/>
+        <w:ind w:right="0"/>
         <w:jc w:val="left"/>
+        <w:rPr/>
+      </w:pPr>
+      <w:r>
         <w:rPr>
           <w:rFonts w:ascii="Times New Roman" w:hAnsi="Times New Roman" w:eastAsia="Times New Roman" w:cs="Times New Roman"/>
+          <w:b/>
+          <w:bCs/>
           <w:color w:val="auto"/>
           <w:spacing w:val="0"/>
           <w:position w:val="0"/>
           <w:sz w:val="24"/>
+          <w:highlight w:val="none"/>
           <w:shd w:val="clear" w:color="auto" w:fill="auto"/>
         </w:rPr>
-      </w:pPr>
-      <w:r>
-        <w:rPr>
-          <w:rFonts w:ascii="Times New Roman" w:hAnsi="Times New Roman" w:eastAsia="Times New Roman" w:cs="Times New Roman"/>
-          <w:color w:val="auto"/>
-          <w:spacing w:val="0"/>
-          <w:position w:val="0"/>
-          <w:sz w:val="24"/>
-          <w:shd w:val="clear" w:color="auto" w:fill="auto"/>
-        </w:rPr>
-        <w:t xml:space="preserve">AWS Cloud</w:t>
+        <w:t xml:space="preserve">Languages &amp; Frameworks</w:t>
       </w:r>
       <w:r>
         <w:rPr>
@@ -687,6 +825,191 @@
           <w:spacing w:val="0"/>
           <w:position w:val="0"/>
           <w:sz w:val="24"/>
+          <w:highlight w:val="none"/>
+          <w:shd w:val="clear" w:color="auto" w:fill="auto"/>
+        </w:rPr>
+        <w:t xml:space="preserve">: C#, VB.NET, JavaScript, AJAX, HTML5, Blazor, LINQ, Entity Framework</w:t>
+      </w:r>
+      <w:r/>
+    </w:p>
+    <w:p>
+      <w:pPr>
+        <w:pStyle w:val="869"/>
+        <w:numPr>
+          <w:ilvl w:val="0"/>
+          <w:numId w:val="8"/>
+        </w:numPr>
+        <w:pBdr/>
+        <w:spacing w:after="0" w:before="0" w:line="240" w:lineRule="auto"/>
+        <w:ind w:right="0"/>
+        <w:jc w:val="left"/>
+        <w:rPr/>
+      </w:pPr>
+      <w:r>
+        <w:rPr>
+          <w:rFonts w:ascii="Times New Roman" w:hAnsi="Times New Roman" w:eastAsia="Times New Roman" w:cs="Times New Roman"/>
+          <w:b/>
+          <w:bCs/>
+          <w:color w:val="auto"/>
+          <w:spacing w:val="0"/>
+          <w:position w:val="0"/>
+          <w:sz w:val="24"/>
+          <w:highlight w:val="none"/>
+          <w:shd w:val="clear" w:color="auto" w:fill="auto"/>
+        </w:rPr>
+        <w:t xml:space="preserve">Databases</w:t>
+      </w:r>
+      <w:r>
+        <w:rPr>
+          <w:rFonts w:ascii="Times New Roman" w:hAnsi="Times New Roman" w:eastAsia="Times New Roman" w:cs="Times New Roman"/>
+          <w:color w:val="auto"/>
+          <w:spacing w:val="0"/>
+          <w:position w:val="0"/>
+          <w:sz w:val="24"/>
+          <w:highlight w:val="none"/>
+          <w:shd w:val="clear" w:color="auto" w:fill="auto"/>
+        </w:rPr>
+        <w:t xml:space="preserve">: Oracle SQL, T-SQL, database architecture, performance tuning, stored procedures</w:t>
+      </w:r>
+      <w:r/>
+    </w:p>
+    <w:p>
+      <w:pPr>
+        <w:pStyle w:val="869"/>
+        <w:numPr>
+          <w:ilvl w:val="0"/>
+          <w:numId w:val="8"/>
+        </w:numPr>
+        <w:pBdr/>
+        <w:spacing w:after="0" w:before="0" w:line="240" w:lineRule="auto"/>
+        <w:ind w:right="0"/>
+        <w:jc w:val="left"/>
+        <w:rPr/>
+      </w:pPr>
+      <w:r>
+        <w:rPr>
+          <w:rFonts w:ascii="Times New Roman" w:hAnsi="Times New Roman" w:eastAsia="Times New Roman" w:cs="Times New Roman"/>
+          <w:b/>
+          <w:bCs/>
+          <w:color w:val="auto"/>
+          <w:spacing w:val="0"/>
+          <w:position w:val="0"/>
+          <w:sz w:val="24"/>
+          <w:highlight w:val="none"/>
+          <w:shd w:val="clear" w:color="auto" w:fill="auto"/>
+        </w:rPr>
+        <w:t xml:space="preserve">Cloud</w:t>
+      </w:r>
+      <w:r>
+        <w:rPr>
+          <w:rFonts w:ascii="Times New Roman" w:hAnsi="Times New Roman" w:eastAsia="Times New Roman" w:cs="Times New Roman"/>
+          <w:color w:val="auto"/>
+          <w:spacing w:val="0"/>
+          <w:position w:val="0"/>
+          <w:sz w:val="24"/>
+          <w:highlight w:val="none"/>
+          <w:shd w:val="clear" w:color="auto" w:fill="auto"/>
+        </w:rPr>
+        <w:t xml:space="preserve">: AWS (Certified Cloud Practitioner), Azure</w:t>
+      </w:r>
+      <w:r/>
+    </w:p>
+    <w:p>
+      <w:pPr>
+        <w:pStyle w:val="869"/>
+        <w:numPr>
+          <w:ilvl w:val="0"/>
+          <w:numId w:val="8"/>
+        </w:numPr>
+        <w:pBdr/>
+        <w:spacing w:after="0" w:before="0" w:line="240" w:lineRule="auto"/>
+        <w:ind w:right="0"/>
+        <w:jc w:val="left"/>
+        <w:rPr/>
+      </w:pPr>
+      <w:r>
+        <w:rPr>
+          <w:rFonts w:ascii="Times New Roman" w:hAnsi="Times New Roman" w:eastAsia="Times New Roman" w:cs="Times New Roman"/>
+          <w:b/>
+          <w:bCs/>
+          <w:color w:val="auto"/>
+          <w:spacing w:val="0"/>
+          <w:position w:val="0"/>
+          <w:sz w:val="24"/>
+          <w:highlight w:val="none"/>
+          <w:shd w:val="clear" w:color="auto" w:fill="auto"/>
+        </w:rPr>
+        <w:t xml:space="preserve">Testing &amp; Tools</w:t>
+      </w:r>
+      <w:r>
+        <w:rPr>
+          <w:rFonts w:ascii="Times New Roman" w:hAnsi="Times New Roman" w:eastAsia="Times New Roman" w:cs="Times New Roman"/>
+          <w:color w:val="auto"/>
+          <w:spacing w:val="0"/>
+          <w:position w:val="0"/>
+          <w:sz w:val="24"/>
+          <w:highlight w:val="none"/>
+          <w:shd w:val="clear" w:color="auto" w:fill="auto"/>
+        </w:rPr>
+        <w:t xml:space="preserve">: NUnit, Crystal Reports, Ninject (dependency injection), MVC4</w:t>
+      </w:r>
+      <w:r/>
+    </w:p>
+    <w:p>
+      <w:pPr>
+        <w:pStyle w:val="869"/>
+        <w:numPr>
+          <w:ilvl w:val="0"/>
+          <w:numId w:val="8"/>
+        </w:numPr>
+        <w:pBdr/>
+        <w:spacing w:after="0" w:before="0" w:line="240" w:lineRule="auto"/>
+        <w:ind w:right="0"/>
+        <w:jc w:val="left"/>
+        <w:rPr>
+          <w:rFonts w:ascii="Times New Roman" w:hAnsi="Times New Roman" w:eastAsia="Times New Roman" w:cs="Times New Roman"/>
+          <w:color w:val="auto"/>
+          <w:spacing w:val="0"/>
+          <w:position w:val="0"/>
+          <w:sz w:val="24"/>
+          <w:szCs w:val="24"/>
+        </w:rPr>
+      </w:pPr>
+      <w:r>
+        <w:rPr>
+          <w:rFonts w:ascii="Times New Roman" w:hAnsi="Times New Roman" w:eastAsia="Times New Roman" w:cs="Times New Roman"/>
+          <w:b/>
+          <w:bCs/>
+          <w:color w:val="auto"/>
+          <w:spacing w:val="0"/>
+          <w:position w:val="0"/>
+          <w:sz w:val="24"/>
+          <w:highlight w:val="none"/>
+          <w:shd w:val="clear" w:color="auto" w:fill="auto"/>
+        </w:rPr>
+        <w:t xml:space="preserve">Other</w:t>
+      </w:r>
+      <w:r>
+        <w:rPr>
+          <w:rFonts w:ascii="Times New Roman" w:hAnsi="Times New Roman" w:eastAsia="Times New Roman" w:cs="Times New Roman"/>
+          <w:color w:val="auto"/>
+          <w:spacing w:val="0"/>
+          <w:position w:val="0"/>
+          <w:sz w:val="24"/>
+          <w:highlight w:val="none"/>
+          <w:shd w:val="clear" w:color="auto" w:fill="auto"/>
+        </w:rPr>
+        <w:t xml:space="preserve">: REST &amp; SOAP APIs, automated testing, debugging, technical documentation, Copilot/Qodo/Cursor</w:t>
+      </w:r>
+      <w:r/>
+      <w:r>
+        <w:rPr>
+          <w:rFonts w:ascii="Times New Roman" w:hAnsi="Times New Roman" w:eastAsia="Times New Roman" w:cs="Times New Roman"/>
+          <w:color w:val="auto"/>
+          <w:spacing w:val="0"/>
+          <w:position w:val="0"/>
+          <w:sz w:val="24"/>
+          <w:highlight w:val="none"/>
           <w:shd w:val="clear" w:color="auto" w:fill="auto"/>
         </w:rPr>
       </w:r>
@@ -697,336 +1020,7 @@
           <w:spacing w:val="0"/>
           <w:position w:val="0"/>
           <w:sz w:val="24"/>
-          <w:shd w:val="clear" w:color="auto" w:fill="auto"/>
-        </w:rPr>
-      </w:r>
-    </w:p>
-    <w:p>
-      <w:pPr>
-        <w:pBdr/>
-        <w:spacing w:after="0" w:before="0" w:line="240" w:lineRule="auto"/>
-        <w:ind w:right="0" w:firstLine="0" w:left="0"/>
-        <w:jc w:val="left"/>
-        <w:rPr>
-          <w:rFonts w:ascii="Times New Roman" w:hAnsi="Times New Roman" w:eastAsia="Times New Roman" w:cs="Times New Roman"/>
-          <w:color w:val="auto"/>
-          <w:spacing w:val="0"/>
-          <w:position w:val="0"/>
-          <w:sz w:val="24"/>
-          <w:shd w:val="clear" w:color="auto" w:fill="auto"/>
-        </w:rPr>
-      </w:pPr>
-      <w:r>
-        <w:rPr>
-          <w:rFonts w:ascii="Times New Roman" w:hAnsi="Times New Roman" w:eastAsia="Times New Roman" w:cs="Times New Roman"/>
-          <w:color w:val="auto"/>
-          <w:spacing w:val="0"/>
-          <w:position w:val="0"/>
-          <w:sz w:val="24"/>
-          <w:shd w:val="clear" w:color="auto" w:fill="auto"/>
-        </w:rPr>
-        <w:t xml:space="preserve">C#</w:t>
-      </w:r>
-      <w:r>
-        <w:rPr>
-          <w:rFonts w:ascii="Times New Roman" w:hAnsi="Times New Roman" w:eastAsia="Times New Roman" w:cs="Times New Roman"/>
-          <w:color w:val="auto"/>
-          <w:spacing w:val="0"/>
-          <w:position w:val="0"/>
-          <w:sz w:val="24"/>
-          <w:shd w:val="clear" w:color="auto" w:fill="auto"/>
-        </w:rPr>
-      </w:r>
-      <w:r>
-        <w:rPr>
-          <w:rFonts w:ascii="Times New Roman" w:hAnsi="Times New Roman" w:eastAsia="Times New Roman" w:cs="Times New Roman"/>
-          <w:color w:val="auto"/>
-          <w:spacing w:val="0"/>
-          <w:position w:val="0"/>
-          <w:sz w:val="24"/>
-          <w:shd w:val="clear" w:color="auto" w:fill="auto"/>
-        </w:rPr>
-      </w:r>
-    </w:p>
-    <w:p>
-      <w:pPr>
-        <w:pBdr/>
-        <w:spacing w:after="0" w:before="0" w:line="240" w:lineRule="auto"/>
-        <w:ind w:right="0" w:firstLine="0" w:left="0"/>
-        <w:jc w:val="left"/>
-        <w:rPr>
-          <w:rFonts w:ascii="Times New Roman" w:hAnsi="Times New Roman" w:eastAsia="Times New Roman" w:cs="Times New Roman"/>
-          <w:color w:val="auto"/>
-          <w:spacing w:val="0"/>
-          <w:position w:val="0"/>
-          <w:sz w:val="24"/>
-          <w:shd w:val="clear" w:color="auto" w:fill="auto"/>
-        </w:rPr>
-      </w:pPr>
-      <w:r>
-        <w:rPr>
-          <w:rFonts w:ascii="Times New Roman" w:hAnsi="Times New Roman" w:eastAsia="Times New Roman" w:cs="Times New Roman"/>
-          <w:color w:val="auto"/>
-          <w:spacing w:val="0"/>
-          <w:position w:val="0"/>
-          <w:sz w:val="24"/>
-          <w:shd w:val="clear" w:color="auto" w:fill="auto"/>
-        </w:rPr>
-        <w:t xml:space="preserve">VB.net</w:t>
-      </w:r>
-      <w:r>
-        <w:rPr>
-          <w:rFonts w:ascii="Times New Roman" w:hAnsi="Times New Roman" w:eastAsia="Times New Roman" w:cs="Times New Roman"/>
-          <w:color w:val="auto"/>
-          <w:spacing w:val="0"/>
-          <w:position w:val="0"/>
-          <w:sz w:val="24"/>
-          <w:shd w:val="clear" w:color="auto" w:fill="auto"/>
-        </w:rPr>
-      </w:r>
-      <w:r>
-        <w:rPr>
-          <w:rFonts w:ascii="Times New Roman" w:hAnsi="Times New Roman" w:eastAsia="Times New Roman" w:cs="Times New Roman"/>
-          <w:color w:val="auto"/>
-          <w:spacing w:val="0"/>
-          <w:position w:val="0"/>
-          <w:sz w:val="24"/>
-          <w:shd w:val="clear" w:color="auto" w:fill="auto"/>
-        </w:rPr>
-      </w:r>
-    </w:p>
-    <w:p>
-      <w:pPr>
-        <w:pBdr/>
-        <w:spacing w:after="0" w:before="0" w:line="240" w:lineRule="auto"/>
-        <w:ind w:right="0" w:firstLine="0" w:left="0"/>
-        <w:jc w:val="left"/>
-        <w:rPr>
-          <w:rFonts w:ascii="Times New Roman" w:hAnsi="Times New Roman" w:eastAsia="Times New Roman" w:cs="Times New Roman"/>
-          <w:color w:val="auto"/>
-          <w:spacing w:val="0"/>
-          <w:position w:val="0"/>
-          <w:sz w:val="24"/>
-          <w:shd w:val="clear" w:color="auto" w:fill="auto"/>
-        </w:rPr>
-      </w:pPr>
-      <w:r>
-        <w:rPr>
-          <w:rFonts w:ascii="Times New Roman" w:hAnsi="Times New Roman" w:eastAsia="Times New Roman" w:cs="Times New Roman"/>
-          <w:color w:val="auto"/>
-          <w:spacing w:val="0"/>
-          <w:position w:val="0"/>
-          <w:sz w:val="24"/>
-          <w:shd w:val="clear" w:color="auto" w:fill="auto"/>
-        </w:rPr>
-        <w:t xml:space="preserve">Javascript</w:t>
-      </w:r>
-      <w:r>
-        <w:rPr>
-          <w:rFonts w:ascii="Times New Roman" w:hAnsi="Times New Roman" w:eastAsia="Times New Roman" w:cs="Times New Roman"/>
-          <w:color w:val="auto"/>
-          <w:spacing w:val="0"/>
-          <w:position w:val="0"/>
-          <w:sz w:val="24"/>
-          <w:shd w:val="clear" w:color="auto" w:fill="auto"/>
-        </w:rPr>
-      </w:r>
-      <w:r>
-        <w:rPr>
-          <w:rFonts w:ascii="Times New Roman" w:hAnsi="Times New Roman" w:eastAsia="Times New Roman" w:cs="Times New Roman"/>
-          <w:color w:val="auto"/>
-          <w:spacing w:val="0"/>
-          <w:position w:val="0"/>
-          <w:sz w:val="24"/>
-          <w:shd w:val="clear" w:color="auto" w:fill="auto"/>
-        </w:rPr>
-      </w:r>
-    </w:p>
-    <w:p>
-      <w:pPr>
-        <w:pBdr/>
-        <w:spacing w:after="0" w:before="0" w:line="240" w:lineRule="auto"/>
-        <w:ind w:right="0" w:firstLine="0" w:left="0"/>
-        <w:jc w:val="left"/>
-        <w:rPr>
-          <w:rFonts w:ascii="Times New Roman" w:hAnsi="Times New Roman" w:eastAsia="Times New Roman" w:cs="Times New Roman"/>
-          <w:color w:val="auto"/>
-          <w:spacing w:val="0"/>
-          <w:position w:val="0"/>
-          <w:sz w:val="24"/>
-          <w:shd w:val="clear" w:color="auto" w:fill="auto"/>
-        </w:rPr>
-      </w:pPr>
-      <w:r>
-        <w:rPr>
-          <w:rFonts w:ascii="Times New Roman" w:hAnsi="Times New Roman" w:eastAsia="Times New Roman" w:cs="Times New Roman"/>
-          <w:color w:val="auto"/>
-          <w:spacing w:val="0"/>
-          <w:position w:val="0"/>
-          <w:sz w:val="24"/>
-          <w:shd w:val="clear" w:color="auto" w:fill="auto"/>
-        </w:rPr>
-        <w:t xml:space="preserve">Ajax</w:t>
-      </w:r>
-      <w:r>
-        <w:rPr>
-          <w:rFonts w:ascii="Times New Roman" w:hAnsi="Times New Roman" w:eastAsia="Times New Roman" w:cs="Times New Roman"/>
-          <w:color w:val="auto"/>
-          <w:spacing w:val="0"/>
-          <w:position w:val="0"/>
-          <w:sz w:val="24"/>
-          <w:shd w:val="clear" w:color="auto" w:fill="auto"/>
-        </w:rPr>
-      </w:r>
-      <w:r>
-        <w:rPr>
-          <w:rFonts w:ascii="Times New Roman" w:hAnsi="Times New Roman" w:eastAsia="Times New Roman" w:cs="Times New Roman"/>
-          <w:color w:val="auto"/>
-          <w:spacing w:val="0"/>
-          <w:position w:val="0"/>
-          <w:sz w:val="24"/>
-          <w:shd w:val="clear" w:color="auto" w:fill="auto"/>
-        </w:rPr>
-      </w:r>
-    </w:p>
-    <w:p>
-      <w:pPr>
-        <w:pBdr/>
-        <w:spacing w:after="0" w:before="0" w:line="240" w:lineRule="auto"/>
-        <w:ind w:right="0" w:firstLine="0" w:left="0"/>
-        <w:jc w:val="left"/>
-        <w:rPr>
-          <w:rFonts w:ascii="Times New Roman" w:hAnsi="Times New Roman" w:eastAsia="Times New Roman" w:cs="Times New Roman"/>
-          <w:color w:val="auto"/>
-          <w:spacing w:val="0"/>
-          <w:position w:val="0"/>
-          <w:sz w:val="24"/>
-          <w:shd w:val="clear" w:color="auto" w:fill="auto"/>
-        </w:rPr>
-      </w:pPr>
-      <w:r>
-        <w:rPr>
-          <w:rFonts w:ascii="Times New Roman" w:hAnsi="Times New Roman" w:eastAsia="Times New Roman" w:cs="Times New Roman"/>
-          <w:color w:val="auto"/>
-          <w:spacing w:val="0"/>
-          <w:position w:val="0"/>
-          <w:sz w:val="24"/>
-          <w:shd w:val="clear" w:color="auto" w:fill="auto"/>
-        </w:rPr>
-        <w:t xml:space="preserve">HTML5</w:t>
-      </w:r>
-      <w:r>
-        <w:rPr>
-          <w:rFonts w:ascii="Times New Roman" w:hAnsi="Times New Roman" w:eastAsia="Times New Roman" w:cs="Times New Roman"/>
-          <w:color w:val="auto"/>
-          <w:spacing w:val="0"/>
-          <w:position w:val="0"/>
-          <w:sz w:val="24"/>
-          <w:shd w:val="clear" w:color="auto" w:fill="auto"/>
-        </w:rPr>
-      </w:r>
-      <w:r>
-        <w:rPr>
-          <w:rFonts w:ascii="Times New Roman" w:hAnsi="Times New Roman" w:eastAsia="Times New Roman" w:cs="Times New Roman"/>
-          <w:color w:val="auto"/>
-          <w:spacing w:val="0"/>
-          <w:position w:val="0"/>
-          <w:sz w:val="24"/>
-          <w:shd w:val="clear" w:color="auto" w:fill="auto"/>
-        </w:rPr>
-      </w:r>
-    </w:p>
-    <w:p>
-      <w:pPr>
-        <w:pBdr/>
-        <w:spacing w:after="0" w:before="0" w:line="240" w:lineRule="auto"/>
-        <w:ind w:right="0" w:firstLine="0" w:left="0"/>
-        <w:jc w:val="left"/>
-        <w:rPr>
-          <w:rFonts w:ascii="Times New Roman" w:hAnsi="Times New Roman" w:eastAsia="Times New Roman" w:cs="Times New Roman"/>
-          <w:color w:val="auto"/>
-          <w:spacing w:val="0"/>
-          <w:position w:val="0"/>
-          <w:sz w:val="24"/>
-          <w:shd w:val="clear" w:color="auto" w:fill="auto"/>
-        </w:rPr>
-      </w:pPr>
-      <w:r>
-        <w:rPr>
-          <w:rFonts w:ascii="Times New Roman" w:hAnsi="Times New Roman" w:eastAsia="Times New Roman" w:cs="Times New Roman"/>
-          <w:color w:val="auto"/>
-          <w:spacing w:val="0"/>
-          <w:position w:val="0"/>
-          <w:sz w:val="24"/>
-          <w:shd w:val="clear" w:color="auto" w:fill="auto"/>
-        </w:rPr>
-        <w:t xml:space="preserve">SQL (T-SQL)</w:t>
-      </w:r>
-      <w:r>
-        <w:rPr>
-          <w:rFonts w:ascii="Times New Roman" w:hAnsi="Times New Roman" w:eastAsia="Times New Roman" w:cs="Times New Roman"/>
-          <w:color w:val="auto"/>
-          <w:spacing w:val="0"/>
-          <w:position w:val="0"/>
-          <w:sz w:val="24"/>
-          <w:shd w:val="clear" w:color="auto" w:fill="auto"/>
-        </w:rPr>
-      </w:r>
-      <w:r>
-        <w:rPr>
-          <w:rFonts w:ascii="Times New Roman" w:hAnsi="Times New Roman" w:eastAsia="Times New Roman" w:cs="Times New Roman"/>
-          <w:color w:val="auto"/>
-          <w:spacing w:val="0"/>
-          <w:position w:val="0"/>
-          <w:sz w:val="24"/>
-          <w:shd w:val="clear" w:color="auto" w:fill="auto"/>
-        </w:rPr>
-      </w:r>
-    </w:p>
-    <w:p>
-      <w:pPr>
-        <w:pBdr/>
-        <w:spacing w:after="0" w:before="0" w:line="240" w:lineRule="auto"/>
-        <w:ind w:right="0" w:firstLine="0" w:left="0"/>
-        <w:jc w:val="left"/>
-        <w:rPr>
-          <w:rFonts w:ascii="Times New Roman" w:hAnsi="Times New Roman" w:eastAsia="Times New Roman" w:cs="Times New Roman"/>
-          <w:color w:val="auto"/>
-          <w:spacing w:val="0"/>
-          <w:position w:val="0"/>
-          <w:sz w:val="24"/>
-          <w:shd w:val="clear" w:color="auto" w:fill="auto"/>
-        </w:rPr>
-      </w:pPr>
-      <w:r>
-        <w:rPr>
-          <w:rFonts w:ascii="Times New Roman" w:hAnsi="Times New Roman" w:eastAsia="Times New Roman" w:cs="Times New Roman"/>
-          <w:color w:val="auto"/>
-          <w:spacing w:val="0"/>
-          <w:position w:val="0"/>
-          <w:sz w:val="24"/>
-          <w:shd w:val="clear" w:color="auto" w:fill="auto"/>
-        </w:rPr>
-        <w:t xml:space="preserve">AI-Powered Coding Assistants</w:t>
-      </w:r>
-      <w:r>
-        <w:rPr>
-          <w:rFonts w:ascii="Times New Roman" w:hAnsi="Times New Roman" w:eastAsia="Times New Roman" w:cs="Times New Roman"/>
-          <w:color w:val="auto"/>
-          <w:spacing w:val="0"/>
-          <w:position w:val="0"/>
-          <w:sz w:val="24"/>
-          <w:shd w:val="clear" w:color="auto" w:fill="auto"/>
-        </w:rPr>
-      </w:r>
-      <w:r>
-        <w:rPr>
-          <w:rFonts w:ascii="Times New Roman" w:hAnsi="Times New Roman" w:eastAsia="Times New Roman" w:cs="Times New Roman"/>
-          <w:color w:val="auto"/>
-          <w:spacing w:val="0"/>
-          <w:position w:val="0"/>
-          <w:sz w:val="24"/>
-          <w:shd w:val="clear" w:color="auto" w:fill="auto"/>
+          <w:szCs w:val="24"/>
         </w:rPr>
       </w:r>
     </w:p>
@@ -1196,7 +1190,7 @@
           <w:sz w:val="24"/>
           <w:shd w:val="clear" w:color="auto" w:fill="auto"/>
         </w:rPr>
-        <w:t xml:space="preserve"> Present</w:t>
+        <w:t xml:space="preserve"> 08/2025</w:t>
       </w:r>
       <w:r>
         <w:rPr>
@@ -1282,6 +1276,146 @@
           <w:spacing w:val="0"/>
           <w:position w:val="0"/>
           <w:sz w:val="24"/>
+          <w:szCs w:val="24"/>
+        </w:rPr>
+      </w:pPr>
+      <w:r>
+        <w:rPr>
+          <w:rFonts w:ascii="Times New Roman" w:hAnsi="Times New Roman" w:eastAsia="Times New Roman" w:cs="Times New Roman"/>
+          <w:color w:val="auto"/>
+          <w:spacing w:val="0"/>
+          <w:position w:val="0"/>
+          <w:sz w:val="24"/>
+          <w:highlight w:val="none"/>
+          <w:shd w:val="clear" w:color="auto" w:fill="auto"/>
+        </w:rPr>
+      </w:r>
+      <w:r>
+        <w:rPr>
+          <w:rFonts w:ascii="Times New Roman" w:hAnsi="Times New Roman" w:eastAsia="Times New Roman" w:cs="Times New Roman"/>
+          <w:color w:val="auto"/>
+          <w:spacing w:val="0"/>
+          <w:position w:val="0"/>
+          <w:sz w:val="24"/>
+          <w:highlight w:val="none"/>
+          <w:shd w:val="clear" w:color="auto" w:fill="auto"/>
+        </w:rPr>
+        <w:t xml:space="preserve">Developed and maintained backend services in C# and VB.NET, supporting mission-critical gaming and lottery systems.</w:t>
+      </w:r>
+      <w:r>
+        <w:rPr>
+          <w:rFonts w:ascii="Times New Roman" w:hAnsi="Times New Roman" w:eastAsia="Times New Roman" w:cs="Times New Roman"/>
+          <w:color w:val="auto"/>
+          <w:spacing w:val="0"/>
+          <w:position w:val="0"/>
+          <w:sz w:val="24"/>
+          <w:highlight w:val="none"/>
+          <w:shd w:val="clear" w:color="auto" w:fill="auto"/>
+        </w:rPr>
+      </w:r>
+      <w:r>
+        <w:rPr>
+          <w:rFonts w:ascii="Times New Roman" w:hAnsi="Times New Roman" w:eastAsia="Times New Roman" w:cs="Times New Roman"/>
+          <w:color w:val="auto"/>
+          <w:spacing w:val="0"/>
+          <w:position w:val="0"/>
+          <w:sz w:val="24"/>
+          <w:szCs w:val="24"/>
+        </w:rPr>
+      </w:r>
+    </w:p>
+    <w:p>
+      <w:pPr>
+        <w:numPr>
+          <w:ilvl w:val="0"/>
+          <w:numId w:val="2"/>
+        </w:numPr>
+        <w:pBdr/>
+        <w:spacing w:after="0" w:before="0" w:line="240" w:lineRule="auto"/>
+        <w:ind w:right="0" w:hanging="360" w:left="720"/>
+        <w:jc w:val="left"/>
+        <w:rPr>
+          <w:rFonts w:ascii="Times New Roman" w:hAnsi="Times New Roman" w:eastAsia="Times New Roman" w:cs="Times New Roman"/>
+          <w:color w:val="auto"/>
+          <w:spacing w:val="0"/>
+          <w:position w:val="0"/>
+          <w:sz w:val="24"/>
+          <w:szCs w:val="24"/>
+        </w:rPr>
+      </w:pPr>
+      <w:r>
+        <w:rPr>
+          <w:rFonts w:ascii="Times New Roman" w:hAnsi="Times New Roman" w:eastAsia="Times New Roman" w:cs="Times New Roman"/>
+          <w:color w:val="auto"/>
+          <w:spacing w:val="0"/>
+          <w:position w:val="0"/>
+          <w:sz w:val="24"/>
+          <w:highlight w:val="none"/>
+          <w:shd w:val="clear" w:color="auto" w:fill="auto"/>
+        </w:rPr>
+      </w:r>
+      <w:r>
+        <w:rPr>
+          <w:rFonts w:ascii="Times New Roman" w:hAnsi="Times New Roman" w:eastAsia="Times New Roman" w:cs="Times New Roman"/>
+          <w:color w:val="auto"/>
+          <w:spacing w:val="0"/>
+          <w:position w:val="0"/>
+          <w:sz w:val="24"/>
+          <w:highlight w:val="none"/>
+          <w:shd w:val="clear" w:color="auto" w:fill="auto"/>
+        </w:rPr>
+      </w:r>
+      <w:r>
+        <w:rPr>
+          <w:rFonts w:ascii="Times New Roman" w:hAnsi="Times New Roman" w:eastAsia="Times New Roman" w:cs="Times New Roman"/>
+          <w:color w:val="auto"/>
+          <w:spacing w:val="0"/>
+          <w:position w:val="0"/>
+          <w:sz w:val="24"/>
+          <w:highlight w:val="none"/>
+          <w:shd w:val="clear" w:color="auto" w:fill="auto"/>
+        </w:rPr>
+        <w:t xml:space="preserve">Designed and optimized complex Oracle SQL stored procedures and queries, improving reporting and transaction processing speeds.</w:t>
+      </w:r>
+      <w:r>
+        <w:rPr>
+          <w:rFonts w:ascii="Times New Roman" w:hAnsi="Times New Roman" w:eastAsia="Times New Roman" w:cs="Times New Roman"/>
+          <w:color w:val="auto"/>
+          <w:spacing w:val="0"/>
+          <w:position w:val="0"/>
+          <w:sz w:val="24"/>
+          <w:highlight w:val="none"/>
+          <w:shd w:val="clear" w:color="auto" w:fill="auto"/>
+        </w:rPr>
+      </w:r>
+      <w:r>
+        <w:rPr>
+          <w:rFonts w:ascii="Times New Roman" w:hAnsi="Times New Roman" w:eastAsia="Times New Roman" w:cs="Times New Roman"/>
+          <w:color w:val="auto"/>
+          <w:spacing w:val="0"/>
+          <w:position w:val="0"/>
+          <w:sz w:val="24"/>
+          <w:highlight w:val="none"/>
+          <w:shd w:val="clear" w:color="auto" w:fill="auto"/>
+        </w:rPr>
+      </w:r>
+    </w:p>
+    <w:p>
+      <w:pPr>
+        <w:numPr>
+          <w:ilvl w:val="0"/>
+          <w:numId w:val="6"/>
+        </w:numPr>
+        <w:pBdr/>
+        <w:spacing w:after="0" w:before="0" w:line="240" w:lineRule="auto"/>
+        <w:ind w:right="0" w:hanging="360" w:left="720"/>
+        <w:jc w:val="left"/>
+        <w:rPr>
+          <w:rFonts w:ascii="Times New Roman" w:hAnsi="Times New Roman" w:eastAsia="Times New Roman" w:cs="Times New Roman"/>
+          <w:color w:val="auto"/>
+          <w:spacing w:val="0"/>
+          <w:position w:val="0"/>
+          <w:sz w:val="24"/>
           <w:shd w:val="clear" w:color="auto" w:fill="auto"/>
         </w:rPr>
       </w:pPr>
@@ -1294,7 +1428,17 @@
           <w:sz w:val="24"/>
           <w:shd w:val="clear" w:color="auto" w:fill="auto"/>
         </w:rPr>
-        <w:t xml:space="preserve">Oversaw detailed analysis and reverse engineering of legacy code</w:t>
+      </w:r>
+      <w:r>
+        <w:rPr>
+          <w:rFonts w:ascii="Times New Roman" w:hAnsi="Times New Roman" w:eastAsia="Times New Roman" w:cs="Times New Roman"/>
+          <w:color w:val="auto"/>
+          <w:spacing w:val="0"/>
+          <w:position w:val="0"/>
+          <w:sz w:val="24"/>
+          <w:shd w:val="clear" w:color="auto" w:fill="auto"/>
+        </w:rPr>
+        <w:t xml:space="preserve">Reverse-engineered large volumes of legacy VB.NET code, documenting and refactoring for improved maintainability.</w:t>
       </w:r>
       <w:r>
         <w:rPr>
@@ -1346,7 +1490,6 @@
           <w:sz w:val="24"/>
           <w:shd w:val="clear" w:color="auto" w:fill="auto"/>
         </w:rPr>
-        <w:t xml:space="preserve">Maintained Oracle-SQL database and CrystalReports reporting tools. </w:t>
       </w:r>
       <w:r>
         <w:rPr>
@@ -1355,7 +1498,17 @@
           <w:spacing w:val="0"/>
           <w:position w:val="0"/>
           <w:sz w:val="24"/>
-          <w:szCs w:val="24"/>
+          <w:shd w:val="clear" w:color="auto" w:fill="auto"/>
+        </w:rPr>
+        <w:t xml:space="preserve">Created and maintained Crystal Reports for business intelligence and compliance needs.</w:t>
+      </w:r>
+      <w:r>
+        <w:rPr>
+          <w:rFonts w:ascii="Times New Roman" w:hAnsi="Times New Roman" w:eastAsia="Times New Roman" w:cs="Times New Roman"/>
+          <w:color w:val="auto"/>
+          <w:spacing w:val="0"/>
+          <w:position w:val="0"/>
+          <w:sz w:val="24"/>
           <w:shd w:val="clear" w:color="auto" w:fill="auto"/>
         </w:rPr>
       </w:r>
@@ -1399,7 +1552,6 @@
           <w:sz w:val="24"/>
           <w:shd w:val="clear" w:color="auto" w:fill="auto"/>
         </w:rPr>
-        <w:t xml:space="preserve">Used Copilot to enhance coding velocity, speed up DB stored procedures.  </w:t>
       </w:r>
       <w:r>
         <w:rPr>
@@ -1408,7 +1560,18 @@
           <w:spacing w:val="0"/>
           <w:position w:val="0"/>
           <w:sz w:val="24"/>
-          <w:szCs w:val="24"/>
+          <w:shd w:val="clear" w:color="auto" w:fill="auto"/>
+        </w:rPr>
+        <w:t xml:space="preserve">Leveraged Copilot and AI tools to accelerate development, improving coding throughput and database performance tuning.</w:t>
+      </w:r>
+      <w:r>
+        <w:rPr>
+          <w:rFonts w:ascii="Times New Roman" w:hAnsi="Times New Roman" w:eastAsia="Times New Roman" w:cs="Times New Roman"/>
+          <w:color w:val="auto"/>
+          <w:spacing w:val="0"/>
+          <w:position w:val="0"/>
+          <w:sz w:val="24"/>
+          <w:shd w:val="clear" w:color="auto" w:fill="auto"/>
         </w:rPr>
       </w:r>
       <w:r>
@@ -1537,7 +1700,7 @@
       <w:pPr>
         <w:numPr>
           <w:ilvl w:val="0"/>
-          <w:numId w:val="3"/>
+          <w:numId w:val="7"/>
         </w:numPr>
         <w:pBdr/>
         <w:spacing w:after="0" w:before="0" w:line="240" w:lineRule="auto"/>
@@ -1561,7 +1724,17 @@
           <w:sz w:val="24"/>
           <w:shd w:val="clear" w:color="auto" w:fill="auto"/>
         </w:rPr>
-        <w:t xml:space="preserve">Collaborate effectively on the development and launch of an enterprise VSC system </w:t>
+      </w:r>
+      <w:r>
+        <w:rPr>
+          <w:rFonts w:ascii="Times New Roman" w:hAnsi="Times New Roman" w:eastAsia="Times New Roman" w:cs="Times New Roman"/>
+          <w:color w:val="auto"/>
+          <w:spacing w:val="0"/>
+          <w:position w:val="0"/>
+          <w:sz w:val="24"/>
+          <w:shd w:val="clear" w:color="auto" w:fill="auto"/>
+        </w:rPr>
+        <w:t xml:space="preserve">Designed and implemented a replacement database architecture managing millions of vehicles and hundreds of millions of parts, improving scalability and data integrity.</w:t>
       </w:r>
       <w:r>
         <w:rPr>
@@ -1612,7 +1785,17 @@
           <w:sz w:val="24"/>
           <w:shd w:val="clear" w:color="auto" w:fill="auto"/>
         </w:rPr>
-        <w:t xml:space="preserve">Design and implement a replacement database architecture of vehicle information with millions of cars and hundreds of millions of vehicle parts</w:t>
+      </w:r>
+      <w:r>
+        <w:rPr>
+          <w:rFonts w:ascii="Times New Roman" w:hAnsi="Times New Roman" w:eastAsia="Times New Roman" w:cs="Times New Roman"/>
+          <w:color w:val="auto"/>
+          <w:spacing w:val="0"/>
+          <w:position w:val="0"/>
+          <w:sz w:val="24"/>
+          <w:shd w:val="clear" w:color="auto" w:fill="auto"/>
+        </w:rPr>
+        <w:t xml:space="preserve">Built and maintained backend APIs and microservices in C# and VB.NET, integrating with external SOAP services for insurance data exchange.</w:t>
       </w:r>
       <w:r>
         <w:rPr>
@@ -1663,7 +1846,78 @@
           <w:sz w:val="24"/>
           <w:shd w:val="clear" w:color="auto" w:fill="auto"/>
         </w:rPr>
-        <w:t xml:space="preserve">Work closely with other internal teams to establish file storage and retrieval on the website</w:t>
+      </w:r>
+      <w:r>
+        <w:rPr>
+          <w:rFonts w:ascii="Times New Roman" w:hAnsi="Times New Roman" w:eastAsia="Times New Roman" w:cs="Times New Roman"/>
+          <w:color w:val="auto"/>
+          <w:spacing w:val="0"/>
+          <w:position w:val="0"/>
+          <w:sz w:val="24"/>
+          <w:shd w:val="clear" w:color="auto" w:fill="auto"/>
+        </w:rPr>
+      </w:r>
+      <w:r>
+        <w:rPr>
+          <w:rFonts w:ascii="Times New Roman" w:hAnsi="Times New Roman" w:eastAsia="Times New Roman" w:cs="Times New Roman"/>
+          <w:color w:val="auto"/>
+          <w:spacing w:val="0"/>
+          <w:position w:val="0"/>
+          <w:sz w:val="24"/>
+          <w:shd w:val="clear" w:color="auto" w:fill="auto"/>
+        </w:rPr>
+        <w:t xml:space="preserve">Collaborated with front-end teams to build dynamic, responsive features in JavaScript, AJAX, and HTML5, improving usability of enterprise systems.</w:t>
+      </w:r>
+      <w:r>
+        <w:rPr>
+          <w:rFonts w:ascii="Times New Roman" w:hAnsi="Times New Roman" w:eastAsia="Times New Roman" w:cs="Times New Roman"/>
+          <w:color w:val="auto"/>
+          <w:spacing w:val="0"/>
+          <w:position w:val="0"/>
+          <w:sz w:val="24"/>
+          <w:shd w:val="clear" w:color="auto" w:fill="auto"/>
+        </w:rPr>
+      </w:r>
+    </w:p>
+    <w:p>
+      <w:pPr>
+        <w:numPr>
+          <w:ilvl w:val="0"/>
+          <w:numId w:val="3"/>
+        </w:numPr>
+        <w:pBdr/>
+        <w:spacing w:after="0" w:before="0" w:line="240" w:lineRule="auto"/>
+        <w:ind w:right="0" w:hanging="360" w:left="720"/>
+        <w:jc w:val="left"/>
+        <w:rPr>
+          <w:rFonts w:ascii="Times New Roman" w:hAnsi="Times New Roman" w:eastAsia="Times New Roman" w:cs="Times New Roman"/>
+          <w:color w:val="auto"/>
+          <w:spacing w:val="0"/>
+          <w:position w:val="0"/>
+          <w:sz w:val="24"/>
+          <w:shd w:val="clear" w:color="auto" w:fill="auto"/>
+        </w:rPr>
+      </w:pPr>
+      <w:r>
+        <w:rPr>
+          <w:rFonts w:ascii="Times New Roman" w:hAnsi="Times New Roman" w:eastAsia="Times New Roman" w:cs="Times New Roman"/>
+          <w:color w:val="auto"/>
+          <w:spacing w:val="0"/>
+          <w:position w:val="0"/>
+          <w:sz w:val="24"/>
+          <w:shd w:val="clear" w:color="auto" w:fill="auto"/>
+        </w:rPr>
+      </w:r>
+      <w:r>
+        <w:rPr>
+          <w:rFonts w:ascii="Times New Roman" w:hAnsi="Times New Roman" w:eastAsia="Times New Roman" w:cs="Times New Roman"/>
+          <w:color w:val="auto"/>
+          <w:spacing w:val="0"/>
+          <w:position w:val="0"/>
+          <w:sz w:val="24"/>
+          <w:shd w:val="clear" w:color="auto" w:fill="auto"/>
+        </w:rPr>
+        <w:t xml:space="preserve">Partnered with infrastructure teams to develop secure file storage and retrieval workflows, enabling efficient web-based document access.</w:t>
       </w:r>
       <w:r>
         <w:rPr>
@@ -1714,7 +1968,17 @@
           <w:sz w:val="24"/>
           <w:shd w:val="clear" w:color="auto" w:fill="auto"/>
         </w:rPr>
-        <w:t xml:space="preserve">Utilized Ninject dependency injection to reduce tight coupling of projects.</w:t>
+      </w:r>
+      <w:r>
+        <w:rPr>
+          <w:rFonts w:ascii="Times New Roman" w:hAnsi="Times New Roman" w:eastAsia="Times New Roman" w:cs="Times New Roman"/>
+          <w:color w:val="auto"/>
+          <w:spacing w:val="0"/>
+          <w:position w:val="0"/>
+          <w:sz w:val="24"/>
+          <w:shd w:val="clear" w:color="auto" w:fill="auto"/>
+        </w:rPr>
+        <w:t xml:space="preserve">Introduced Ninject dependency injection and NUnit testing frameworks, reducing defects and improving project maintainability.</w:t>
       </w:r>
       <w:r>
         <w:rPr>
@@ -1736,26 +2000,6 @@
           <w:shd w:val="clear" w:color="auto" w:fill="auto"/>
         </w:rPr>
       </w:r>
-    </w:p>
-    <w:p>
-      <w:pPr>
-        <w:numPr>
-          <w:ilvl w:val="0"/>
-          <w:numId w:val="3"/>
-        </w:numPr>
-        <w:pBdr/>
-        <w:spacing w:after="0" w:before="0" w:line="240" w:lineRule="auto"/>
-        <w:ind w:right="0" w:hanging="360" w:left="720"/>
-        <w:jc w:val="left"/>
-        <w:rPr>
-          <w:rFonts w:ascii="Times New Roman" w:hAnsi="Times New Roman" w:eastAsia="Times New Roman" w:cs="Times New Roman"/>
-          <w:color w:val="auto"/>
-          <w:spacing w:val="0"/>
-          <w:position w:val="0"/>
-          <w:sz w:val="24"/>
-          <w:shd w:val="clear" w:color="auto" w:fill="auto"/>
-        </w:rPr>
-      </w:pPr>
       <w:r>
         <w:rPr>
           <w:rFonts w:ascii="Times New Roman" w:hAnsi="Times New Roman" w:eastAsia="Times New Roman" w:cs="Times New Roman"/>
@@ -1765,7 +2009,6 @@
           <w:sz w:val="24"/>
           <w:shd w:val="clear" w:color="auto" w:fill="auto"/>
         </w:rPr>
-        <w:t xml:space="preserve">Worked with NUnit unit testing framework to ensure the project functioned as intended.</w:t>
       </w:r>
       <w:r>
         <w:rPr>
@@ -1948,7 +2191,17 @@
           <w:sz w:val="24"/>
           <w:shd w:val="clear" w:color="auto" w:fill="auto"/>
         </w:rPr>
-        <w:t xml:space="preserve">Added views and debugged production issues on a B2B SaaS site hosted in Microsoft Azure</w:t>
+      </w:r>
+      <w:r>
+        <w:rPr>
+          <w:rFonts w:ascii="Times New Roman" w:hAnsi="Times New Roman" w:eastAsia="Times New Roman" w:cs="Times New Roman"/>
+          <w:color w:val="auto"/>
+          <w:spacing w:val="0"/>
+          <w:position w:val="0"/>
+          <w:sz w:val="24"/>
+          <w:shd w:val="clear" w:color="auto" w:fill="auto"/>
+        </w:rPr>
+        <w:t xml:space="preserve">Contributed to a B2B SaaS hospitality platform hosted on Microsoft Azure.</w:t>
       </w:r>
       <w:r>
         <w:rPr>
@@ -1987,7 +2240,7 @@
           <w:spacing w:val="0"/>
           <w:position w:val="0"/>
           <w:sz w:val="24"/>
-          <w:shd w:val="clear" w:color="auto" w:fill="auto"/>
+          <w:szCs w:val="24"/>
         </w:rPr>
       </w:pPr>
       <w:r>
@@ -1997,17 +2250,7 @@
           <w:spacing w:val="0"/>
           <w:position w:val="0"/>
           <w:sz w:val="24"/>
-          <w:shd w:val="clear" w:color="auto" w:fill="auto"/>
-        </w:rPr>
-        <w:t xml:space="preserve">Utilized MVC4, Jquery, Linq, and Entity framework</w:t>
-      </w:r>
-      <w:r>
-        <w:rPr>
-          <w:rFonts w:ascii="Times New Roman" w:hAnsi="Times New Roman" w:eastAsia="Times New Roman" w:cs="Times New Roman"/>
-          <w:color w:val="auto"/>
-          <w:spacing w:val="0"/>
-          <w:position w:val="0"/>
-          <w:sz w:val="24"/>
+          <w:highlight w:val="none"/>
           <w:shd w:val="clear" w:color="auto" w:fill="auto"/>
         </w:rPr>
       </w:r>
@@ -2018,35 +2261,10 @@
           <w:spacing w:val="0"/>
           <w:position w:val="0"/>
           <w:sz w:val="24"/>
+          <w:highlight w:val="none"/>
           <w:shd w:val="clear" w:color="auto" w:fill="auto"/>
         </w:rPr>
-      </w:r>
-    </w:p>
-    <w:p>
-      <w:pPr>
-        <w:pBdr/>
-        <w:spacing w:after="0" w:before="0" w:line="240" w:lineRule="auto"/>
-        <w:ind w:right="0" w:firstLine="0" w:left="720"/>
-        <w:jc w:val="left"/>
-        <w:rPr>
-          <w:rFonts w:ascii="Times New Roman" w:hAnsi="Times New Roman" w:eastAsia="Times New Roman" w:cs="Times New Roman"/>
-          <w:color w:val="auto"/>
-          <w:spacing w:val="0"/>
-          <w:position w:val="0"/>
-          <w:sz w:val="24"/>
-          <w:shd w:val="clear" w:color="auto" w:fill="auto"/>
-        </w:rPr>
-      </w:pPr>
-      <w:r>
-        <w:rPr>
-          <w:rFonts w:ascii="Times New Roman" w:hAnsi="Times New Roman" w:eastAsia="Times New Roman" w:cs="Times New Roman"/>
-          <w:color w:val="auto"/>
-          <w:spacing w:val="0"/>
-          <w:position w:val="0"/>
-          <w:sz w:val="24"/>
-          <w:shd w:val="clear" w:color="auto" w:fill="auto"/>
-        </w:rPr>
-        <w:t xml:space="preserve">Made changes to the product on demand</w:t>
+        <w:t xml:space="preserve">Enhanced product features using MVC4, jQuery, LINQ, and Entity Framework.</w:t>
       </w:r>
       <w:r>
         <w:rPr>
@@ -2055,6 +2273,7 @@
           <w:spacing w:val="0"/>
           <w:position w:val="0"/>
           <w:sz w:val="24"/>
+          <w:highlight w:val="none"/>
           <w:shd w:val="clear" w:color="auto" w:fill="auto"/>
         </w:rPr>
       </w:r>
@@ -2065,15 +2284,19 @@
           <w:spacing w:val="0"/>
           <w:position w:val="0"/>
           <w:sz w:val="24"/>
-          <w:shd w:val="clear" w:color="auto" w:fill="auto"/>
+          <w:szCs w:val="24"/>
         </w:rPr>
       </w:r>
     </w:p>
     <w:p>
       <w:pPr>
+        <w:numPr>
+          <w:ilvl w:val="0"/>
+          <w:numId w:val="4"/>
+        </w:numPr>
         <w:pBdr/>
         <w:spacing w:after="0" w:before="0" w:line="240" w:lineRule="auto"/>
-        <w:ind w:right="0" w:firstLine="0" w:left="0"/>
+        <w:ind w:right="0" w:hanging="360" w:left="720"/>
         <w:jc w:val="left"/>
         <w:rPr>
           <w:rFonts w:ascii="Times New Roman" w:hAnsi="Times New Roman" w:eastAsia="Times New Roman" w:cs="Times New Roman"/>
@@ -2081,7 +2304,7 @@
           <w:spacing w:val="0"/>
           <w:position w:val="0"/>
           <w:sz w:val="24"/>
-          <w:shd w:val="clear" w:color="auto" w:fill="auto"/>
+          <w:szCs w:val="24"/>
         </w:rPr>
       </w:pPr>
       <w:r>
@@ -2091,6 +2314,7 @@
           <w:spacing w:val="0"/>
           <w:position w:val="0"/>
           <w:sz w:val="24"/>
+          <w:highlight w:val="none"/>
           <w:shd w:val="clear" w:color="auto" w:fill="auto"/>
         </w:rPr>
       </w:r>
@@ -2101,6 +2325,19 @@
           <w:spacing w:val="0"/>
           <w:position w:val="0"/>
           <w:sz w:val="24"/>
+          <w:highlight w:val="none"/>
+          <w:shd w:val="clear" w:color="auto" w:fill="auto"/>
+        </w:rPr>
+        <w:t xml:space="preserve">Debugged production issues and delivered on-demand feature changes to support business clients.</w:t>
+      </w:r>
+      <w:r>
+        <w:rPr>
+          <w:rFonts w:ascii="Times New Roman" w:hAnsi="Times New Roman" w:eastAsia="Times New Roman" w:cs="Times New Roman"/>
+          <w:color w:val="auto"/>
+          <w:spacing w:val="0"/>
+          <w:position w:val="0"/>
+          <w:sz w:val="24"/>
+          <w:highlight w:val="none"/>
           <w:shd w:val="clear" w:color="auto" w:fill="auto"/>
         </w:rPr>
       </w:r>
@@ -2111,6 +2348,18 @@
           <w:spacing w:val="0"/>
           <w:position w:val="0"/>
           <w:sz w:val="24"/>
+          <w:highlight w:val="none"/>
+          <w:shd w:val="clear" w:color="auto" w:fill="auto"/>
+        </w:rPr>
+      </w:r>
+      <w:r>
+        <w:rPr>
+          <w:rFonts w:ascii="Times New Roman" w:hAnsi="Times New Roman" w:eastAsia="Times New Roman" w:cs="Times New Roman"/>
+          <w:color w:val="auto"/>
+          <w:spacing w:val="0"/>
+          <w:position w:val="0"/>
+          <w:sz w:val="24"/>
+          <w:highlight w:val="none"/>
           <w:shd w:val="clear" w:color="auto" w:fill="auto"/>
         </w:rPr>
       </w:r>
@@ -2215,11 +2464,43 @@
           <w:shd w:val="clear" w:color="auto" w:fill="auto"/>
         </w:rPr>
       </w:r>
+      <w:r/>
+      <w:r>
+        <w:rPr>
+          <w:rFonts w:ascii="Times New Roman" w:hAnsi="Times New Roman" w:eastAsia="Times New Roman" w:cs="Times New Roman"/>
+          <w:color w:val="auto"/>
+          <w:spacing w:val="0"/>
+          <w:position w:val="0"/>
+          <w:sz w:val="24"/>
+          <w:shd w:val="clear" w:color="auto" w:fill="auto"/>
+        </w:rPr>
+      </w:r>
+      <w:r>
+        <w:rPr>
+          <w:rFonts w:ascii="Times New Roman" w:hAnsi="Times New Roman" w:eastAsia="Times New Roman" w:cs="Times New Roman"/>
+          <w:color w:val="auto"/>
+          <w:spacing w:val="0"/>
+          <w:position w:val="0"/>
+          <w:sz w:val="24"/>
+          <w:shd w:val="clear" w:color="auto" w:fill="auto"/>
+        </w:rPr>
+      </w:r>
+      <w:r>
+        <w:rPr>
+          <w:rFonts w:ascii="Times New Roman" w:hAnsi="Times New Roman" w:eastAsia="Times New Roman" w:cs="Times New Roman"/>
+          <w:b/>
+          <w:color w:val="auto"/>
+          <w:spacing w:val="0"/>
+          <w:position w:val="0"/>
+          <w:sz w:val="24"/>
+          <w:shd w:val="clear" w:color="auto" w:fill="auto"/>
+        </w:rPr>
+      </w:r>
     </w:p>
     <w:p>
       <w:pPr>
         <w:pBdr/>
-        <w:spacing w:after="0" w:before="0" w:line="276" w:lineRule="auto"/>
+        <w:spacing w:after="0" w:before="0" w:line="240" w:lineRule="auto"/>
         <w:ind w:right="300" w:firstLine="0" w:left="0"/>
         <w:jc w:val="center"/>
         <w:rPr>
@@ -2231,6 +2512,38 @@
           <w:shd w:val="clear" w:color="auto" w:fill="auto"/>
         </w:rPr>
       </w:pPr>
+      <w:r>
+        <w:rPr>
+          <w:rFonts w:ascii="Times New Roman" w:hAnsi="Times New Roman" w:eastAsia="Times New Roman" w:cs="Times New Roman"/>
+          <w:color w:val="auto"/>
+          <w:spacing w:val="0"/>
+          <w:position w:val="0"/>
+          <w:sz w:val="24"/>
+          <w:shd w:val="clear" w:color="auto" w:fill="auto"/>
+        </w:rPr>
+        <w:t xml:space="preserve">(330) 419-0336</w:t>
+      </w:r>
+      <w:r>
+        <w:rPr>
+          <w:rFonts w:ascii="Times New Roman" w:hAnsi="Times New Roman" w:eastAsia="Times New Roman" w:cs="Times New Roman"/>
+          <w:color w:val="auto"/>
+          <w:spacing w:val="0"/>
+          <w:position w:val="0"/>
+          <w:sz w:val="24"/>
+          <w:shd w:val="clear" w:color="auto" w:fill="auto"/>
+        </w:rPr>
+      </w:r>
+      <w:r>
+        <w:rPr>
+          <w:rFonts w:ascii="Times New Roman" w:hAnsi="Times New Roman" w:eastAsia="Times New Roman" w:cs="Times New Roman"/>
+          <w:color w:val="auto"/>
+          <w:spacing w:val="0"/>
+          <w:position w:val="0"/>
+          <w:sz w:val="24"/>
+          <w:shd w:val="clear" w:color="auto" w:fill="auto"/>
+        </w:rPr>
+      </w:r>
+      <w:r/>
       <w:r>
         <w:rPr>
           <w:rFonts w:ascii="Times New Roman" w:hAnsi="Times New Roman" w:eastAsia="Times New Roman" w:cs="Times New Roman"/>
@@ -2270,181 +2583,6 @@
         <w:jc w:val="center"/>
         <w:rPr>
           <w:rFonts w:ascii="Times New Roman" w:hAnsi="Times New Roman" w:eastAsia="Times New Roman" w:cs="Times New Roman"/>
-          <w:color w:val="auto"/>
-          <w:spacing w:val="0"/>
-          <w:position w:val="0"/>
-          <w:sz w:val="24"/>
-          <w:shd w:val="clear" w:color="auto" w:fill="auto"/>
-        </w:rPr>
-      </w:pPr>
-      <w:r>
-        <w:object w:dxaOrig="465" w:dyaOrig="303">
-          <v:shapetype id="_x0000_t75" coordsize="21600,21600" o:spt="75" o:preferrelative="t" path="m@4@5l@4@11@9@11@9@5xe" filled="f" stroked="f">
-            <v:stroke joinstyle="miter"/>
-            <v:formulas>
-              <v:f eqn="if lineDrawn pixelLineWidth 0"/>
-              <v:f eqn="sum @0 1 0"/>
-              <v:f eqn="sum 0 0 @1"/>
-              <v:f eqn="prod @2 1 2"/>
-              <v:f eqn="prod @3 21600 pixelWidth"/>
-              <v:f eqn="prod @3 21600 pixelHeight"/>
-              <v:f eqn="sum @0 0 1"/>
-              <v:f eqn="prod @6 1 2"/>
-              <v:f eqn="prod @7 21600 pixelWidth"/>
-              <v:f eqn="sum @8 21600 0"/>
-              <v:f eqn="prod @7 21600 pixelHeight"/>
-              <v:f eqn="sum @10 21600 0"/>
-            </v:formulas>
-            <v:path o:extrusionok="f" gradientshapeok="t" o:connecttype="rect"/>
-            <o:lock v:ext="edit" aspectratio="t"/>
-          </v:shapetype>
-          <v:shape id="_x0000_i0" o:spid="_x0000_s0" type="#_x0000_t75" style="width:23.25pt;height:15.15pt;mso-wrap-distance-left:0.00pt;mso-wrap-distance-top:0.00pt;mso-wrap-distance-right:0.00pt;mso-wrap-distance-bottom:0.00pt;z-index:1;" filled="f" stroked="false">
-            <v:imagedata r:id="rId9" o:title=""/>
-            <o:lock v:ext="edit" rotation="t"/>
-          </v:shape>
-          <o:OLEObject DrawAspect="Content" r:id="rId10" ObjectID="_1525040" ProgID="StaticMetafile" ShapeID="_x0000_i0" Type="Embed"/>
-        </w:object>
-      </w:r>
-      <w:r>
-        <w:rPr>
-          <w:rFonts w:ascii="Times New Roman" w:hAnsi="Times New Roman" w:eastAsia="Times New Roman" w:cs="Times New Roman"/>
-          <w:color w:val="auto"/>
-          <w:spacing w:val="0"/>
-          <w:position w:val="0"/>
-          <w:sz w:val="24"/>
-          <w:shd w:val="clear" w:color="auto" w:fill="auto"/>
-        </w:rPr>
-      </w:r>
-      <w:r>
-        <w:rPr>
-          <w:rFonts w:ascii="Times New Roman" w:hAnsi="Times New Roman" w:eastAsia="Times New Roman" w:cs="Times New Roman"/>
-          <w:color w:val="auto"/>
-          <w:spacing w:val="0"/>
-          <w:position w:val="0"/>
-          <w:sz w:val="24"/>
-          <w:shd w:val="clear" w:color="auto" w:fill="auto"/>
-        </w:rPr>
-      </w:r>
-    </w:p>
-    <w:p>
-      <w:pPr>
-        <w:pBdr/>
-        <w:spacing w:after="0" w:before="0" w:line="240" w:lineRule="auto"/>
-        <w:ind w:right="300" w:firstLine="0" w:left="0"/>
-        <w:jc w:val="center"/>
-        <w:rPr>
-          <w:rFonts w:ascii="Times New Roman" w:hAnsi="Times New Roman" w:eastAsia="Times New Roman" w:cs="Times New Roman"/>
-          <w:color w:val="auto"/>
-          <w:spacing w:val="0"/>
-          <w:position w:val="0"/>
-          <w:sz w:val="24"/>
-          <w:shd w:val="clear" w:color="auto" w:fill="auto"/>
-        </w:rPr>
-      </w:pPr>
-      <w:r>
-        <w:rPr>
-          <w:rFonts w:ascii="Times New Roman" w:hAnsi="Times New Roman" w:eastAsia="Times New Roman" w:cs="Times New Roman"/>
-          <w:color w:val="auto"/>
-          <w:spacing w:val="0"/>
-          <w:position w:val="0"/>
-          <w:sz w:val="24"/>
-          <w:shd w:val="clear" w:color="auto" w:fill="auto"/>
-        </w:rPr>
-        <w:t xml:space="preserve">(330) 419-0336</w:t>
-      </w:r>
-      <w:r>
-        <w:rPr>
-          <w:rFonts w:ascii="Times New Roman" w:hAnsi="Times New Roman" w:eastAsia="Times New Roman" w:cs="Times New Roman"/>
-          <w:color w:val="auto"/>
-          <w:spacing w:val="0"/>
-          <w:position w:val="0"/>
-          <w:sz w:val="24"/>
-          <w:shd w:val="clear" w:color="auto" w:fill="auto"/>
-        </w:rPr>
-      </w:r>
-      <w:r>
-        <w:rPr>
-          <w:rFonts w:ascii="Times New Roman" w:hAnsi="Times New Roman" w:eastAsia="Times New Roman" w:cs="Times New Roman"/>
-          <w:color w:val="auto"/>
-          <w:spacing w:val="0"/>
-          <w:position w:val="0"/>
-          <w:sz w:val="24"/>
-          <w:shd w:val="clear" w:color="auto" w:fill="auto"/>
-        </w:rPr>
-      </w:r>
-    </w:p>
-    <w:p>
-      <w:pPr>
-        <w:pBdr/>
-        <w:spacing w:after="0" w:before="0" w:line="240" w:lineRule="auto"/>
-        <w:ind w:right="300" w:firstLine="0" w:left="0"/>
-        <w:jc w:val="center"/>
-        <w:rPr>
-          <w:rFonts w:ascii="Times New Roman" w:hAnsi="Times New Roman" w:eastAsia="Times New Roman" w:cs="Times New Roman"/>
-          <w:color w:val="auto"/>
-          <w:spacing w:val="0"/>
-          <w:position w:val="0"/>
-          <w:sz w:val="24"/>
-          <w:shd w:val="clear" w:color="auto" w:fill="auto"/>
-        </w:rPr>
-      </w:pPr>
-      <w:r>
-        <w:object w:dxaOrig="384" w:dyaOrig="243">
-          <v:shapetype id="_x0000_t75" coordsize="21600,21600" o:spt="75" o:preferrelative="t" path="m@4@5l@4@11@9@11@9@5xe" filled="f" stroked="f">
-            <v:stroke joinstyle="miter"/>
-            <v:formulas>
-              <v:f eqn="if lineDrawn pixelLineWidth 0"/>
-              <v:f eqn="sum @0 1 0"/>
-              <v:f eqn="sum 0 0 @1"/>
-              <v:f eqn="prod @2 1 2"/>
-              <v:f eqn="prod @3 21600 pixelWidth"/>
-              <v:f eqn="prod @3 21600 pixelHeight"/>
-              <v:f eqn="sum @0 0 1"/>
-              <v:f eqn="prod @6 1 2"/>
-              <v:f eqn="prod @7 21600 pixelWidth"/>
-              <v:f eqn="sum @8 21600 0"/>
-              <v:f eqn="prod @7 21600 pixelHeight"/>
-              <v:f eqn="sum @10 21600 0"/>
-            </v:formulas>
-            <v:path o:extrusionok="f" gradientshapeok="t" o:connecttype="rect"/>
-            <o:lock v:ext="edit" aspectratio="t"/>
-          </v:shapetype>
-          <v:shape id="_x0000_i1" o:spid="_x0000_s1" type="#_x0000_t75" style="width:19.20pt;height:12.15pt;mso-wrap-distance-left:0.00pt;mso-wrap-distance-top:0.00pt;mso-wrap-distance-right:0.00pt;mso-wrap-distance-bottom:0.00pt;z-index:1;" filled="f" stroked="false">
-            <v:imagedata r:id="rId11" o:title=""/>
-            <o:lock v:ext="edit" rotation="t"/>
-          </v:shape>
-          <o:OLEObject DrawAspect="Content" r:id="rId12" ObjectID="_1525041" ProgID="StaticMetafile" ShapeID="_x0000_i1" Type="Embed"/>
-        </w:object>
-      </w:r>
-      <w:r>
-        <w:rPr>
-          <w:rFonts w:ascii="Times New Roman" w:hAnsi="Times New Roman" w:eastAsia="Times New Roman" w:cs="Times New Roman"/>
-          <w:color w:val="auto"/>
-          <w:spacing w:val="0"/>
-          <w:position w:val="0"/>
-          <w:sz w:val="24"/>
-          <w:shd w:val="clear" w:color="auto" w:fill="auto"/>
-        </w:rPr>
-      </w:r>
-      <w:r>
-        <w:rPr>
-          <w:rFonts w:ascii="Times New Roman" w:hAnsi="Times New Roman" w:eastAsia="Times New Roman" w:cs="Times New Roman"/>
-          <w:color w:val="auto"/>
-          <w:spacing w:val="0"/>
-          <w:position w:val="0"/>
-          <w:sz w:val="24"/>
-          <w:shd w:val="clear" w:color="auto" w:fill="auto"/>
-        </w:rPr>
-      </w:r>
-    </w:p>
-    <w:p>
-      <w:pPr>
-        <w:pBdr/>
-        <w:spacing w:after="0" w:before="0" w:line="240" w:lineRule="auto"/>
-        <w:ind w:right="300" w:firstLine="0" w:left="0"/>
-        <w:jc w:val="center"/>
-        <w:rPr>
-          <w:rFonts w:ascii="Times New Roman" w:hAnsi="Times New Roman" w:eastAsia="Times New Roman" w:cs="Times New Roman"/>
           <w:color w:val="666666"/>
           <w:spacing w:val="0"/>
           <w:position w:val="0"/>
@@ -2453,7 +2591,7 @@
         </w:rPr>
       </w:pPr>
       <w:r/>
-      <w:hyperlink r:id="rId13" w:tooltip="mailto:RobertVHerman@Hotmail.com" w:history="1">
+      <w:hyperlink r:id="rId9" w:tooltip="mailto:me@RobertVHerman.com" w:history="1">
         <w:r>
           <w:rPr>
             <w:rFonts w:ascii="Times New Roman" w:hAnsi="Times New Roman" w:eastAsia="Times New Roman" w:cs="Times New Roman"/>
@@ -2464,7 +2602,7 @@
             <w:u w:val="single"/>
             <w:shd w:val="clear" w:color="auto" w:fill="auto"/>
           </w:rPr>
-          <w:t xml:space="preserve">RobertVHerman@Hotmail.com</w:t>
+          <w:t xml:space="preserve">me@RobertVHerman.com</w:t>
         </w:r>
       </w:hyperlink>
       <w:r>
@@ -2487,12 +2625,43 @@
           <w:shd w:val="clear" w:color="auto" w:fill="auto"/>
         </w:rPr>
       </w:r>
+      <w:r/>
+      <w:r>
+        <w:rPr>
+          <w:rFonts w:ascii="Times New Roman" w:hAnsi="Times New Roman" w:eastAsia="Times New Roman" w:cs="Times New Roman"/>
+          <w:color w:val="auto"/>
+          <w:spacing w:val="0"/>
+          <w:position w:val="0"/>
+          <w:sz w:val="24"/>
+          <w:shd w:val="clear" w:color="auto" w:fill="auto"/>
+        </w:rPr>
+      </w:r>
+      <w:r>
+        <w:rPr>
+          <w:rFonts w:ascii="Times New Roman" w:hAnsi="Times New Roman" w:eastAsia="Times New Roman" w:cs="Times New Roman"/>
+          <w:color w:val="auto"/>
+          <w:spacing w:val="0"/>
+          <w:position w:val="0"/>
+          <w:sz w:val="24"/>
+          <w:shd w:val="clear" w:color="auto" w:fill="auto"/>
+        </w:rPr>
+      </w:r>
+      <w:r>
+        <w:rPr>
+          <w:rFonts w:ascii="Times New Roman" w:hAnsi="Times New Roman" w:eastAsia="Times New Roman" w:cs="Times New Roman"/>
+          <w:color w:val="666666"/>
+          <w:spacing w:val="0"/>
+          <w:position w:val="0"/>
+          <w:sz w:val="24"/>
+          <w:shd w:val="clear" w:color="auto" w:fill="auto"/>
+        </w:rPr>
+      </w:r>
     </w:p>
     <w:p>
       <w:pPr>
         <w:pBdr/>
         <w:spacing w:after="0" w:before="0" w:line="240" w:lineRule="auto"/>
-        <w:ind w:right="300" w:firstLine="0" w:left="0"/>
+        <w:ind w:right="0" w:firstLine="0" w:left="0"/>
         <w:jc w:val="center"/>
         <w:rPr>
           <w:rFonts w:ascii="Times New Roman" w:hAnsi="Times New Roman" w:eastAsia="Times New Roman" w:cs="Times New Roman"/>
@@ -2504,32 +2673,15 @@
         </w:rPr>
       </w:pPr>
       <w:r>
-        <w:object w:dxaOrig="485" w:dyaOrig="323">
-          <v:shapetype id="_x0000_t75" coordsize="21600,21600" o:spt="75" o:preferrelative="t" path="m@4@5l@4@11@9@11@9@5xe" filled="f" stroked="f">
-            <v:stroke joinstyle="miter"/>
-            <v:formulas>
-              <v:f eqn="if lineDrawn pixelLineWidth 0"/>
-              <v:f eqn="sum @0 1 0"/>
-              <v:f eqn="sum 0 0 @1"/>
-              <v:f eqn="prod @2 1 2"/>
-              <v:f eqn="prod @3 21600 pixelWidth"/>
-              <v:f eqn="prod @3 21600 pixelHeight"/>
-              <v:f eqn="sum @0 0 1"/>
-              <v:f eqn="prod @6 1 2"/>
-              <v:f eqn="prod @7 21600 pixelWidth"/>
-              <v:f eqn="sum @8 21600 0"/>
-              <v:f eqn="prod @7 21600 pixelHeight"/>
-              <v:f eqn="sum @10 21600 0"/>
-            </v:formulas>
-            <v:path o:extrusionok="f" gradientshapeok="t" o:connecttype="rect"/>
-            <o:lock v:ext="edit" aspectratio="t"/>
-          </v:shapetype>
-          <v:shape id="_x0000_i2" o:spid="_x0000_s2" type="#_x0000_t75" style="width:24.25pt;height:16.15pt;mso-wrap-distance-left:0.00pt;mso-wrap-distance-top:0.00pt;mso-wrap-distance-right:0.00pt;mso-wrap-distance-bottom:0.00pt;z-index:1;" filled="f" stroked="false">
-            <v:imagedata r:id="rId14" o:title=""/>
-            <o:lock v:ext="edit" rotation="t"/>
-          </v:shape>
-          <o:OLEObject DrawAspect="Content" r:id="rId15" ObjectID="_1525042" ProgID="StaticMetafile" ShapeID="_x0000_i2" Type="Embed"/>
-        </w:object>
+        <w:rPr>
+          <w:rFonts w:ascii="Times New Roman" w:hAnsi="Times New Roman" w:eastAsia="Times New Roman" w:cs="Times New Roman"/>
+          <w:color w:val="auto"/>
+          <w:spacing w:val="0"/>
+          <w:position w:val="0"/>
+          <w:sz w:val="24"/>
+          <w:shd w:val="clear" w:color="auto" w:fill="auto"/>
+        </w:rPr>
+        <w:t xml:space="preserve">Strongsville, OH 44149</w:t>
       </w:r>
       <w:r>
         <w:rPr>
@@ -2551,33 +2703,6 @@
           <w:shd w:val="clear" w:color="auto" w:fill="auto"/>
         </w:rPr>
       </w:r>
-    </w:p>
-    <w:p>
-      <w:pPr>
-        <w:pBdr/>
-        <w:spacing w:after="0" w:before="0" w:line="240" w:lineRule="auto"/>
-        <w:ind w:right="0" w:firstLine="0" w:left="0"/>
-        <w:jc w:val="center"/>
-        <w:rPr>
-          <w:rFonts w:ascii="Times New Roman" w:hAnsi="Times New Roman" w:eastAsia="Times New Roman" w:cs="Times New Roman"/>
-          <w:color w:val="auto"/>
-          <w:spacing w:val="0"/>
-          <w:position w:val="0"/>
-          <w:sz w:val="24"/>
-          <w:shd w:val="clear" w:color="auto" w:fill="auto"/>
-        </w:rPr>
-      </w:pPr>
-      <w:r>
-        <w:rPr>
-          <w:rFonts w:ascii="Times New Roman" w:hAnsi="Times New Roman" w:eastAsia="Times New Roman" w:cs="Times New Roman"/>
-          <w:color w:val="auto"/>
-          <w:spacing w:val="0"/>
-          <w:position w:val="0"/>
-          <w:sz w:val="24"/>
-          <w:shd w:val="clear" w:color="auto" w:fill="auto"/>
-        </w:rPr>
-        <w:t xml:space="preserve">18119 Adam’s Dr, Strongsville, OH 44256</w:t>
-      </w:r>
       <w:r>
         <w:rPr>
           <w:rFonts w:ascii="Times New Roman" w:hAnsi="Times New Roman" w:eastAsia="Times New Roman" w:cs="Times New Roman"/>
@@ -2588,32 +2713,6 @@
           <w:shd w:val="clear" w:color="auto" w:fill="auto"/>
         </w:rPr>
       </w:r>
-      <w:r>
-        <w:rPr>
-          <w:rFonts w:ascii="Times New Roman" w:hAnsi="Times New Roman" w:eastAsia="Times New Roman" w:cs="Times New Roman"/>
-          <w:color w:val="auto"/>
-          <w:spacing w:val="0"/>
-          <w:position w:val="0"/>
-          <w:sz w:val="24"/>
-          <w:shd w:val="clear" w:color="auto" w:fill="auto"/>
-        </w:rPr>
-      </w:r>
-    </w:p>
-    <w:p>
-      <w:pPr>
-        <w:pBdr/>
-        <w:spacing w:after="0" w:before="0" w:line="259" w:lineRule="auto"/>
-        <w:ind w:right="0" w:firstLine="0" w:left="0"/>
-        <w:jc w:val="center"/>
-        <w:rPr>
-          <w:rFonts w:ascii="Times New Roman" w:hAnsi="Times New Roman" w:eastAsia="Times New Roman" w:cs="Times New Roman"/>
-          <w:color w:val="auto"/>
-          <w:spacing w:val="0"/>
-          <w:position w:val="0"/>
-          <w:sz w:val="24"/>
-          <w:shd w:val="clear" w:color="auto" w:fill="auto"/>
-        </w:rPr>
-      </w:pPr>
       <w:r>
         <w:rPr>
           <w:rFonts w:ascii="Times New Roman" w:hAnsi="Times New Roman" w:eastAsia="Times New Roman" w:cs="Times New Roman"/>
@@ -2690,6 +2789,49 @@
           <w:shd w:val="clear" w:color="auto" w:fill="auto"/>
         </w:rPr>
       </w:r>
+      <w:hyperlink r:id="rId10" w:tooltip="https://www.linkedin.com/in/robert-herman-97417288/" w:history="1">
+        <w:r>
+          <w:rPr>
+            <w:rStyle w:val="891"/>
+            <w:rFonts w:ascii="Times New Roman" w:hAnsi="Times New Roman" w:eastAsia="Times New Roman" w:cs="Times New Roman"/>
+            <w:spacing w:val="0"/>
+            <w:position w:val="0"/>
+            <w:sz w:val="24"/>
+            <w:shd w:val="clear" w:color="auto" w:fill="auto"/>
+          </w:rPr>
+          <w:t xml:space="preserve">https://www.linkedin.com/in/robert-herman-97417288/</w:t>
+        </w:r>
+        <w:r>
+          <w:rPr>
+            <w:rStyle w:val="891"/>
+            <w:rFonts w:ascii="Times New Roman" w:hAnsi="Times New Roman" w:eastAsia="Times New Roman" w:cs="Times New Roman"/>
+            <w:spacing w:val="0"/>
+            <w:position w:val="0"/>
+            <w:sz w:val="24"/>
+            <w:shd w:val="clear" w:color="auto" w:fill="auto"/>
+          </w:rPr>
+        </w:r>
+      </w:hyperlink>
+      <w:r>
+        <w:rPr>
+          <w:rFonts w:ascii="Times New Roman" w:hAnsi="Times New Roman" w:eastAsia="Times New Roman" w:cs="Times New Roman"/>
+          <w:color w:val="auto"/>
+          <w:spacing w:val="0"/>
+          <w:position w:val="0"/>
+          <w:sz w:val="24"/>
+          <w:shd w:val="clear" w:color="auto" w:fill="auto"/>
+        </w:rPr>
+      </w:r>
+      <w:r>
+        <w:rPr>
+          <w:rFonts w:ascii="Times New Roman" w:hAnsi="Times New Roman" w:eastAsia="Times New Roman" w:cs="Times New Roman"/>
+          <w:color w:val="auto"/>
+          <w:spacing w:val="0"/>
+          <w:position w:val="0"/>
+          <w:sz w:val="24"/>
+          <w:shd w:val="clear" w:color="auto" w:fill="auto"/>
+        </w:rPr>
+      </w:r>
     </w:p>
     <w:p>
       <w:pPr>
@@ -2745,6 +2887,8 @@
         <w:jc w:val="center"/>
         <w:rPr>
           <w:rFonts w:ascii="Times New Roman" w:hAnsi="Times New Roman" w:eastAsia="Times New Roman" w:cs="Times New Roman"/>
+          <w:b/>
+          <w:bCs/>
           <w:color w:val="auto"/>
           <w:spacing w:val="0"/>
           <w:position w:val="0"/>
@@ -2755,6 +2899,8 @@
       <w:r>
         <w:rPr>
           <w:rFonts w:ascii="Times New Roman" w:hAnsi="Times New Roman" w:eastAsia="Times New Roman" w:cs="Times New Roman"/>
+          <w:b/>
+          <w:bCs/>
           <w:color w:val="auto"/>
           <w:spacing w:val="0"/>
           <w:position w:val="0"/>
@@ -2766,6 +2912,8 @@
       <w:r>
         <w:rPr>
           <w:rFonts w:ascii="Times New Roman" w:hAnsi="Times New Roman" w:eastAsia="Times New Roman" w:cs="Times New Roman"/>
+          <w:b/>
+          <w:bCs/>
           <w:color w:val="auto"/>
           <w:spacing w:val="0"/>
           <w:position w:val="0"/>
@@ -2776,6 +2924,8 @@
       <w:r>
         <w:rPr>
           <w:rFonts w:ascii="Times New Roman" w:hAnsi="Times New Roman" w:eastAsia="Times New Roman" w:cs="Times New Roman"/>
+          <w:b/>
+          <w:bCs/>
           <w:color w:val="auto"/>
           <w:spacing w:val="0"/>
           <w:position w:val="0"/>
@@ -2786,13 +2936,9 @@
     </w:p>
     <w:p>
       <w:pPr>
-        <w:numPr>
-          <w:ilvl w:val="0"/>
-          <w:numId w:val="5"/>
-        </w:numPr>
         <w:pBdr/>
         <w:spacing w:after="0" w:before="0" w:line="240" w:lineRule="auto"/>
-        <w:ind w:right="0" w:hanging="284" w:left="426"/>
+        <w:ind w:right="0"/>
         <w:jc w:val="left"/>
         <w:rPr>
           <w:rFonts w:ascii="Times New Roman" w:hAnsi="Times New Roman" w:eastAsia="Times New Roman" w:cs="Times New Roman"/>
@@ -2803,17 +2949,6 @@
           <w:shd w:val="clear" w:color="auto" w:fill="auto"/>
         </w:rPr>
       </w:pPr>
-      <w:r>
-        <w:rPr>
-          <w:rFonts w:ascii="Times New Roman" w:hAnsi="Times New Roman" w:eastAsia="Times New Roman" w:cs="Times New Roman"/>
-          <w:color w:val="000000"/>
-          <w:spacing w:val="0"/>
-          <w:position w:val="0"/>
-          <w:sz w:val="24"/>
-          <w:shd w:val="clear" w:color="auto" w:fill="auto"/>
-        </w:rPr>
-        <w:t xml:space="preserve">Certified AWS Cloud Practitioner </w:t>
-      </w:r>
       <w:r>
         <w:rPr>
           <w:rFonts w:ascii="Times New Roman" w:hAnsi="Times New Roman" w:eastAsia="Times New Roman" w:cs="Times New Roman"/>
@@ -2833,598 +2968,7 @@
           <w:sz w:val="24"/>
           <w:shd w:val="clear" w:color="auto" w:fill="auto"/>
         </w:rPr>
-      </w:r>
-    </w:p>
-    <w:p>
-      <w:pPr>
-        <w:numPr>
-          <w:ilvl w:val="0"/>
-          <w:numId w:val="5"/>
-        </w:numPr>
-        <w:pBdr/>
-        <w:spacing w:after="0" w:before="0" w:line="240" w:lineRule="auto"/>
-        <w:ind w:right="0" w:hanging="284" w:left="426"/>
-        <w:jc w:val="left"/>
-        <w:rPr>
-          <w:rFonts w:ascii="Times New Roman" w:hAnsi="Times New Roman" w:eastAsia="Times New Roman" w:cs="Times New Roman"/>
-          <w:color w:val="000000"/>
-          <w:spacing w:val="0"/>
-          <w:position w:val="0"/>
-          <w:sz w:val="24"/>
-          <w:shd w:val="clear" w:color="auto" w:fill="auto"/>
-        </w:rPr>
-      </w:pPr>
-      <w:r>
-        <w:rPr>
-          <w:rFonts w:ascii="Times New Roman" w:hAnsi="Times New Roman" w:eastAsia="Times New Roman" w:cs="Times New Roman"/>
-          <w:color w:val="000000"/>
-          <w:spacing w:val="0"/>
-          <w:position w:val="0"/>
-          <w:sz w:val="24"/>
-          <w:shd w:val="clear" w:color="auto" w:fill="auto"/>
-        </w:rPr>
-        <w:t xml:space="preserve">Software development</w:t>
-      </w:r>
-      <w:r>
-        <w:rPr>
-          <w:rFonts w:ascii="Times New Roman" w:hAnsi="Times New Roman" w:eastAsia="Times New Roman" w:cs="Times New Roman"/>
-          <w:color w:val="000000"/>
-          <w:spacing w:val="0"/>
-          <w:position w:val="0"/>
-          <w:sz w:val="24"/>
-          <w:shd w:val="clear" w:color="auto" w:fill="auto"/>
-        </w:rPr>
-      </w:r>
-      <w:r>
-        <w:rPr>
-          <w:rFonts w:ascii="Times New Roman" w:hAnsi="Times New Roman" w:eastAsia="Times New Roman" w:cs="Times New Roman"/>
-          <w:color w:val="000000"/>
-          <w:spacing w:val="0"/>
-          <w:position w:val="0"/>
-          <w:sz w:val="24"/>
-          <w:shd w:val="clear" w:color="auto" w:fill="auto"/>
-        </w:rPr>
-      </w:r>
-    </w:p>
-    <w:p>
-      <w:pPr>
-        <w:numPr>
-          <w:ilvl w:val="0"/>
-          <w:numId w:val="5"/>
-        </w:numPr>
-        <w:pBdr/>
-        <w:spacing w:after="0" w:before="0" w:line="240" w:lineRule="auto"/>
-        <w:ind w:right="0" w:hanging="284" w:left="426"/>
-        <w:jc w:val="left"/>
-        <w:rPr>
-          <w:rFonts w:ascii="Times New Roman" w:hAnsi="Times New Roman" w:eastAsia="Times New Roman" w:cs="Times New Roman"/>
-          <w:color w:val="000000"/>
-          <w:spacing w:val="0"/>
-          <w:position w:val="0"/>
-          <w:sz w:val="24"/>
-          <w:shd w:val="clear" w:color="auto" w:fill="auto"/>
-        </w:rPr>
-      </w:pPr>
-      <w:r>
-        <w:rPr>
-          <w:rFonts w:ascii="Times New Roman" w:hAnsi="Times New Roman" w:eastAsia="Times New Roman" w:cs="Times New Roman"/>
-          <w:color w:val="000000"/>
-          <w:spacing w:val="0"/>
-          <w:position w:val="0"/>
-          <w:sz w:val="24"/>
-          <w:shd w:val="clear" w:color="auto" w:fill="auto"/>
-        </w:rPr>
-        <w:t xml:space="preserve">Testing &amp; Documentation</w:t>
-      </w:r>
-      <w:r>
-        <w:rPr>
-          <w:rFonts w:ascii="Times New Roman" w:hAnsi="Times New Roman" w:eastAsia="Times New Roman" w:cs="Times New Roman"/>
-          <w:color w:val="000000"/>
-          <w:spacing w:val="0"/>
-          <w:position w:val="0"/>
-          <w:sz w:val="24"/>
-          <w:shd w:val="clear" w:color="auto" w:fill="auto"/>
-        </w:rPr>
-      </w:r>
-      <w:r>
-        <w:rPr>
-          <w:rFonts w:ascii="Times New Roman" w:hAnsi="Times New Roman" w:eastAsia="Times New Roman" w:cs="Times New Roman"/>
-          <w:color w:val="000000"/>
-          <w:spacing w:val="0"/>
-          <w:position w:val="0"/>
-          <w:sz w:val="24"/>
-          <w:shd w:val="clear" w:color="auto" w:fill="auto"/>
-        </w:rPr>
-      </w:r>
-    </w:p>
-    <w:p>
-      <w:pPr>
-        <w:numPr>
-          <w:ilvl w:val="0"/>
-          <w:numId w:val="5"/>
-        </w:numPr>
-        <w:pBdr/>
-        <w:spacing w:after="0" w:before="0" w:line="240" w:lineRule="auto"/>
-        <w:ind w:right="0" w:hanging="284" w:left="426"/>
-        <w:jc w:val="left"/>
-        <w:rPr>
-          <w:rFonts w:ascii="Times New Roman" w:hAnsi="Times New Roman" w:eastAsia="Times New Roman" w:cs="Times New Roman"/>
-          <w:color w:val="000000"/>
-          <w:spacing w:val="0"/>
-          <w:position w:val="0"/>
-          <w:sz w:val="24"/>
-          <w:shd w:val="clear" w:color="auto" w:fill="auto"/>
-        </w:rPr>
-      </w:pPr>
-      <w:r>
-        <w:rPr>
-          <w:rFonts w:ascii="Times New Roman" w:hAnsi="Times New Roman" w:eastAsia="Times New Roman" w:cs="Times New Roman"/>
-          <w:color w:val="000000"/>
-          <w:spacing w:val="0"/>
-          <w:position w:val="0"/>
-          <w:sz w:val="24"/>
-          <w:shd w:val="clear" w:color="auto" w:fill="auto"/>
-        </w:rPr>
-        <w:t xml:space="preserve">Coding &amp; Scripting</w:t>
-      </w:r>
-      <w:r>
-        <w:rPr>
-          <w:rFonts w:ascii="Times New Roman" w:hAnsi="Times New Roman" w:eastAsia="Times New Roman" w:cs="Times New Roman"/>
-          <w:color w:val="000000"/>
-          <w:spacing w:val="0"/>
-          <w:position w:val="0"/>
-          <w:sz w:val="24"/>
-          <w:shd w:val="clear" w:color="auto" w:fill="auto"/>
-        </w:rPr>
-      </w:r>
-      <w:r>
-        <w:rPr>
-          <w:rFonts w:ascii="Times New Roman" w:hAnsi="Times New Roman" w:eastAsia="Times New Roman" w:cs="Times New Roman"/>
-          <w:color w:val="000000"/>
-          <w:spacing w:val="0"/>
-          <w:position w:val="0"/>
-          <w:sz w:val="24"/>
-          <w:shd w:val="clear" w:color="auto" w:fill="auto"/>
-        </w:rPr>
-      </w:r>
-    </w:p>
-    <w:p>
-      <w:pPr>
-        <w:numPr>
-          <w:ilvl w:val="0"/>
-          <w:numId w:val="5"/>
-        </w:numPr>
-        <w:pBdr/>
-        <w:spacing w:after="0" w:before="0" w:line="240" w:lineRule="auto"/>
-        <w:ind w:right="0" w:hanging="284" w:left="426"/>
-        <w:jc w:val="left"/>
-        <w:rPr>
-          <w:rFonts w:ascii="Times New Roman" w:hAnsi="Times New Roman" w:eastAsia="Times New Roman" w:cs="Times New Roman"/>
-          <w:color w:val="000000"/>
-          <w:spacing w:val="0"/>
-          <w:position w:val="0"/>
-          <w:sz w:val="24"/>
-          <w:shd w:val="clear" w:color="auto" w:fill="auto"/>
-        </w:rPr>
-      </w:pPr>
-      <w:r>
-        <w:rPr>
-          <w:rFonts w:ascii="Times New Roman" w:hAnsi="Times New Roman" w:eastAsia="Times New Roman" w:cs="Times New Roman"/>
-          <w:color w:val="000000"/>
-          <w:spacing w:val="0"/>
-          <w:position w:val="0"/>
-          <w:sz w:val="24"/>
-          <w:shd w:val="clear" w:color="auto" w:fill="auto"/>
-        </w:rPr>
-        <w:t xml:space="preserve">Debugging &amp; Troubleshooting</w:t>
-      </w:r>
-      <w:r>
-        <w:rPr>
-          <w:rFonts w:ascii="Times New Roman" w:hAnsi="Times New Roman" w:eastAsia="Times New Roman" w:cs="Times New Roman"/>
-          <w:color w:val="000000"/>
-          <w:spacing w:val="0"/>
-          <w:position w:val="0"/>
-          <w:sz w:val="24"/>
-          <w:shd w:val="clear" w:color="auto" w:fill="auto"/>
-        </w:rPr>
-      </w:r>
-      <w:r>
-        <w:rPr>
-          <w:rFonts w:ascii="Times New Roman" w:hAnsi="Times New Roman" w:eastAsia="Times New Roman" w:cs="Times New Roman"/>
-          <w:color w:val="000000"/>
-          <w:spacing w:val="0"/>
-          <w:position w:val="0"/>
-          <w:sz w:val="24"/>
-          <w:shd w:val="clear" w:color="auto" w:fill="auto"/>
-        </w:rPr>
-      </w:r>
-    </w:p>
-    <w:p>
-      <w:pPr>
-        <w:numPr>
-          <w:ilvl w:val="0"/>
-          <w:numId w:val="5"/>
-        </w:numPr>
-        <w:pBdr/>
-        <w:spacing w:after="0" w:before="0" w:line="240" w:lineRule="auto"/>
-        <w:ind w:right="0" w:hanging="284" w:left="426"/>
-        <w:jc w:val="left"/>
-        <w:rPr>
-          <w:rFonts w:ascii="Times New Roman" w:hAnsi="Times New Roman" w:eastAsia="Times New Roman" w:cs="Times New Roman"/>
-          <w:color w:val="000000"/>
-          <w:spacing w:val="0"/>
-          <w:position w:val="0"/>
-          <w:sz w:val="24"/>
-          <w:shd w:val="clear" w:color="auto" w:fill="auto"/>
-        </w:rPr>
-      </w:pPr>
-      <w:r>
-        <w:rPr>
-          <w:rFonts w:ascii="Times New Roman" w:hAnsi="Times New Roman" w:eastAsia="Times New Roman" w:cs="Times New Roman"/>
-          <w:color w:val="000000"/>
-          <w:spacing w:val="0"/>
-          <w:position w:val="0"/>
-          <w:sz w:val="24"/>
-          <w:shd w:val="clear" w:color="auto" w:fill="auto"/>
-        </w:rPr>
-        <w:t xml:space="preserve">Solutions Deployment &amp; Integrations</w:t>
-      </w:r>
-      <w:r>
-        <w:rPr>
-          <w:rFonts w:ascii="Times New Roman" w:hAnsi="Times New Roman" w:eastAsia="Times New Roman" w:cs="Times New Roman"/>
-          <w:color w:val="000000"/>
-          <w:spacing w:val="0"/>
-          <w:position w:val="0"/>
-          <w:sz w:val="24"/>
-          <w:shd w:val="clear" w:color="auto" w:fill="auto"/>
-        </w:rPr>
-      </w:r>
-      <w:r>
-        <w:rPr>
-          <w:rFonts w:ascii="Times New Roman" w:hAnsi="Times New Roman" w:eastAsia="Times New Roman" w:cs="Times New Roman"/>
-          <w:color w:val="000000"/>
-          <w:spacing w:val="0"/>
-          <w:position w:val="0"/>
-          <w:sz w:val="24"/>
-          <w:shd w:val="clear" w:color="auto" w:fill="auto"/>
-        </w:rPr>
-      </w:r>
-    </w:p>
-    <w:p>
-      <w:pPr>
-        <w:numPr>
-          <w:ilvl w:val="0"/>
-          <w:numId w:val="5"/>
-        </w:numPr>
-        <w:pBdr/>
-        <w:spacing w:after="0" w:before="0" w:line="240" w:lineRule="auto"/>
-        <w:ind w:right="0" w:hanging="284" w:left="426"/>
-        <w:jc w:val="left"/>
-        <w:rPr>
-          <w:rFonts w:ascii="Times New Roman" w:hAnsi="Times New Roman" w:eastAsia="Times New Roman" w:cs="Times New Roman"/>
-          <w:color w:val="000000"/>
-          <w:spacing w:val="0"/>
-          <w:position w:val="0"/>
-          <w:sz w:val="24"/>
-          <w:shd w:val="clear" w:color="auto" w:fill="auto"/>
-        </w:rPr>
-      </w:pPr>
-      <w:r>
-        <w:rPr>
-          <w:rFonts w:ascii="Times New Roman" w:hAnsi="Times New Roman" w:eastAsia="Times New Roman" w:cs="Times New Roman"/>
-          <w:color w:val="000000"/>
-          <w:spacing w:val="0"/>
-          <w:position w:val="0"/>
-          <w:sz w:val="24"/>
-          <w:shd w:val="clear" w:color="auto" w:fill="auto"/>
-        </w:rPr>
-        <w:t xml:space="preserve">Technical Support</w:t>
-      </w:r>
-      <w:r>
-        <w:rPr>
-          <w:rFonts w:ascii="Times New Roman" w:hAnsi="Times New Roman" w:eastAsia="Times New Roman" w:cs="Times New Roman"/>
-          <w:color w:val="000000"/>
-          <w:spacing w:val="0"/>
-          <w:position w:val="0"/>
-          <w:sz w:val="24"/>
-          <w:shd w:val="clear" w:color="auto" w:fill="auto"/>
-        </w:rPr>
-      </w:r>
-      <w:r>
-        <w:rPr>
-          <w:rFonts w:ascii="Times New Roman" w:hAnsi="Times New Roman" w:eastAsia="Times New Roman" w:cs="Times New Roman"/>
-          <w:color w:val="000000"/>
-          <w:spacing w:val="0"/>
-          <w:position w:val="0"/>
-          <w:sz w:val="24"/>
-          <w:shd w:val="clear" w:color="auto" w:fill="auto"/>
-        </w:rPr>
-      </w:r>
-    </w:p>
-    <w:p>
-      <w:pPr>
-        <w:numPr>
-          <w:ilvl w:val="0"/>
-          <w:numId w:val="5"/>
-        </w:numPr>
-        <w:pBdr/>
-        <w:spacing w:after="0" w:before="0" w:line="240" w:lineRule="auto"/>
-        <w:ind w:right="0" w:hanging="284" w:left="426"/>
-        <w:jc w:val="left"/>
-        <w:rPr>
-          <w:rFonts w:ascii="Times New Roman" w:hAnsi="Times New Roman" w:eastAsia="Times New Roman" w:cs="Times New Roman"/>
-          <w:color w:val="000000"/>
-          <w:spacing w:val="0"/>
-          <w:position w:val="0"/>
-          <w:sz w:val="24"/>
-          <w:shd w:val="clear" w:color="auto" w:fill="auto"/>
-        </w:rPr>
-      </w:pPr>
-      <w:r>
-        <w:rPr>
-          <w:rFonts w:ascii="Times New Roman" w:hAnsi="Times New Roman" w:eastAsia="Times New Roman" w:cs="Times New Roman"/>
-          <w:color w:val="000000"/>
-          <w:spacing w:val="0"/>
-          <w:position w:val="0"/>
-          <w:sz w:val="24"/>
-          <w:shd w:val="clear" w:color="auto" w:fill="auto"/>
-        </w:rPr>
-        <w:t xml:space="preserve">Performance Management</w:t>
-      </w:r>
-      <w:r>
-        <w:rPr>
-          <w:rFonts w:ascii="Times New Roman" w:hAnsi="Times New Roman" w:eastAsia="Times New Roman" w:cs="Times New Roman"/>
-          <w:color w:val="000000"/>
-          <w:spacing w:val="0"/>
-          <w:position w:val="0"/>
-          <w:sz w:val="24"/>
-          <w:shd w:val="clear" w:color="auto" w:fill="auto"/>
-        </w:rPr>
-      </w:r>
-      <w:r>
-        <w:rPr>
-          <w:rFonts w:ascii="Times New Roman" w:hAnsi="Times New Roman" w:eastAsia="Times New Roman" w:cs="Times New Roman"/>
-          <w:color w:val="000000"/>
-          <w:spacing w:val="0"/>
-          <w:position w:val="0"/>
-          <w:sz w:val="24"/>
-          <w:shd w:val="clear" w:color="auto" w:fill="auto"/>
-        </w:rPr>
-      </w:r>
-    </w:p>
-    <w:p>
-      <w:pPr>
-        <w:numPr>
-          <w:ilvl w:val="0"/>
-          <w:numId w:val="5"/>
-        </w:numPr>
-        <w:pBdr/>
-        <w:spacing w:after="0" w:before="0" w:line="240" w:lineRule="auto"/>
-        <w:ind w:right="0" w:hanging="284" w:left="426"/>
-        <w:jc w:val="left"/>
-        <w:rPr>
-          <w:rFonts w:ascii="Times New Roman" w:hAnsi="Times New Roman" w:eastAsia="Times New Roman" w:cs="Times New Roman"/>
-          <w:color w:val="000000"/>
-          <w:spacing w:val="0"/>
-          <w:position w:val="0"/>
-          <w:sz w:val="24"/>
-          <w:shd w:val="clear" w:color="auto" w:fill="auto"/>
-        </w:rPr>
-      </w:pPr>
-      <w:r>
-        <w:rPr>
-          <w:rFonts w:ascii="Times New Roman" w:hAnsi="Times New Roman" w:eastAsia="Times New Roman" w:cs="Times New Roman"/>
-          <w:color w:val="000000"/>
-          <w:spacing w:val="0"/>
-          <w:position w:val="0"/>
-          <w:sz w:val="24"/>
-          <w:shd w:val="clear" w:color="auto" w:fill="auto"/>
-        </w:rPr>
-        <w:t xml:space="preserve">Programming Languages</w:t>
-      </w:r>
-      <w:r>
-        <w:rPr>
-          <w:rFonts w:ascii="Times New Roman" w:hAnsi="Times New Roman" w:eastAsia="Times New Roman" w:cs="Times New Roman"/>
-          <w:color w:val="000000"/>
-          <w:spacing w:val="0"/>
-          <w:position w:val="0"/>
-          <w:sz w:val="24"/>
-          <w:shd w:val="clear" w:color="auto" w:fill="auto"/>
-        </w:rPr>
-      </w:r>
-      <w:r>
-        <w:rPr>
-          <w:rFonts w:ascii="Times New Roman" w:hAnsi="Times New Roman" w:eastAsia="Times New Roman" w:cs="Times New Roman"/>
-          <w:color w:val="000000"/>
-          <w:spacing w:val="0"/>
-          <w:position w:val="0"/>
-          <w:sz w:val="24"/>
-          <w:shd w:val="clear" w:color="auto" w:fill="auto"/>
-        </w:rPr>
-      </w:r>
-    </w:p>
-    <w:p>
-      <w:pPr>
-        <w:numPr>
-          <w:ilvl w:val="0"/>
-          <w:numId w:val="5"/>
-        </w:numPr>
-        <w:pBdr/>
-        <w:spacing w:after="0" w:before="0" w:line="240" w:lineRule="auto"/>
-        <w:ind w:right="0" w:hanging="284" w:left="426"/>
-        <w:jc w:val="left"/>
-        <w:rPr>
-          <w:rFonts w:ascii="Times New Roman" w:hAnsi="Times New Roman" w:eastAsia="Times New Roman" w:cs="Times New Roman"/>
-          <w:color w:val="000000"/>
-          <w:spacing w:val="0"/>
-          <w:position w:val="0"/>
-          <w:sz w:val="24"/>
-          <w:shd w:val="clear" w:color="auto" w:fill="auto"/>
-        </w:rPr>
-      </w:pPr>
-      <w:r>
-        <w:rPr>
-          <w:rFonts w:ascii="Times New Roman" w:hAnsi="Times New Roman" w:eastAsia="Times New Roman" w:cs="Times New Roman"/>
-          <w:color w:val="000000"/>
-          <w:spacing w:val="0"/>
-          <w:position w:val="0"/>
-          <w:sz w:val="24"/>
-          <w:shd w:val="clear" w:color="auto" w:fill="auto"/>
-        </w:rPr>
-        <w:t xml:space="preserve">Time Management</w:t>
-      </w:r>
-      <w:r>
-        <w:rPr>
-          <w:rFonts w:ascii="Times New Roman" w:hAnsi="Times New Roman" w:eastAsia="Times New Roman" w:cs="Times New Roman"/>
-          <w:color w:val="000000"/>
-          <w:spacing w:val="0"/>
-          <w:position w:val="0"/>
-          <w:sz w:val="24"/>
-          <w:shd w:val="clear" w:color="auto" w:fill="auto"/>
-        </w:rPr>
-      </w:r>
-      <w:r>
-        <w:rPr>
-          <w:rFonts w:ascii="Times New Roman" w:hAnsi="Times New Roman" w:eastAsia="Times New Roman" w:cs="Times New Roman"/>
-          <w:color w:val="000000"/>
-          <w:spacing w:val="0"/>
-          <w:position w:val="0"/>
-          <w:sz w:val="24"/>
-          <w:shd w:val="clear" w:color="auto" w:fill="auto"/>
-        </w:rPr>
-      </w:r>
-    </w:p>
-    <w:p>
-      <w:pPr>
-        <w:numPr>
-          <w:ilvl w:val="0"/>
-          <w:numId w:val="5"/>
-        </w:numPr>
-        <w:pBdr/>
-        <w:spacing w:after="0" w:before="0" w:line="240" w:lineRule="auto"/>
-        <w:ind w:right="0" w:hanging="284" w:left="426"/>
-        <w:jc w:val="left"/>
-        <w:rPr>
-          <w:rFonts w:ascii="Times New Roman" w:hAnsi="Times New Roman" w:eastAsia="Times New Roman" w:cs="Times New Roman"/>
-          <w:color w:val="000000"/>
-          <w:spacing w:val="0"/>
-          <w:position w:val="0"/>
-          <w:sz w:val="24"/>
-          <w:shd w:val="clear" w:color="auto" w:fill="auto"/>
-        </w:rPr>
-      </w:pPr>
-      <w:r>
-        <w:rPr>
-          <w:rFonts w:ascii="Times New Roman" w:hAnsi="Times New Roman" w:eastAsia="Times New Roman" w:cs="Times New Roman"/>
-          <w:color w:val="000000"/>
-          <w:spacing w:val="0"/>
-          <w:position w:val="0"/>
-          <w:sz w:val="24"/>
-          <w:shd w:val="clear" w:color="auto" w:fill="auto"/>
-        </w:rPr>
-        <w:t xml:space="preserve">Analytical Skills</w:t>
-      </w:r>
-      <w:r>
-        <w:rPr>
-          <w:rFonts w:ascii="Times New Roman" w:hAnsi="Times New Roman" w:eastAsia="Times New Roman" w:cs="Times New Roman"/>
-          <w:color w:val="000000"/>
-          <w:spacing w:val="0"/>
-          <w:position w:val="0"/>
-          <w:sz w:val="24"/>
-          <w:shd w:val="clear" w:color="auto" w:fill="auto"/>
-        </w:rPr>
-      </w:r>
-      <w:r>
-        <w:rPr>
-          <w:rFonts w:ascii="Times New Roman" w:hAnsi="Times New Roman" w:eastAsia="Times New Roman" w:cs="Times New Roman"/>
-          <w:color w:val="000000"/>
-          <w:spacing w:val="0"/>
-          <w:position w:val="0"/>
-          <w:sz w:val="24"/>
-          <w:shd w:val="clear" w:color="auto" w:fill="auto"/>
-        </w:rPr>
-      </w:r>
-    </w:p>
-    <w:p>
-      <w:pPr>
-        <w:numPr>
-          <w:ilvl w:val="0"/>
-          <w:numId w:val="5"/>
-        </w:numPr>
-        <w:pBdr/>
-        <w:spacing w:after="0" w:before="0" w:line="240" w:lineRule="auto"/>
-        <w:ind w:right="0" w:hanging="284" w:left="426"/>
-        <w:jc w:val="left"/>
-        <w:rPr>
-          <w:rFonts w:ascii="Times New Roman" w:hAnsi="Times New Roman" w:eastAsia="Times New Roman" w:cs="Times New Roman"/>
-          <w:color w:val="000000"/>
-          <w:spacing w:val="0"/>
-          <w:position w:val="0"/>
-          <w:sz w:val="24"/>
-          <w:shd w:val="clear" w:color="auto" w:fill="auto"/>
-        </w:rPr>
-      </w:pPr>
-      <w:r>
-        <w:rPr>
-          <w:rFonts w:ascii="Times New Roman" w:hAnsi="Times New Roman" w:eastAsia="Times New Roman" w:cs="Times New Roman"/>
-          <w:color w:val="000000"/>
-          <w:spacing w:val="0"/>
-          <w:position w:val="0"/>
-          <w:sz w:val="24"/>
-          <w:shd w:val="clear" w:color="auto" w:fill="auto"/>
-        </w:rPr>
-        <w:t xml:space="preserve">Attention To Detail</w:t>
-      </w:r>
-      <w:r>
-        <w:rPr>
-          <w:rFonts w:ascii="Times New Roman" w:hAnsi="Times New Roman" w:eastAsia="Times New Roman" w:cs="Times New Roman"/>
-          <w:color w:val="000000"/>
-          <w:spacing w:val="0"/>
-          <w:position w:val="0"/>
-          <w:sz w:val="24"/>
-          <w:shd w:val="clear" w:color="auto" w:fill="auto"/>
-        </w:rPr>
-      </w:r>
-      <w:r>
-        <w:rPr>
-          <w:rFonts w:ascii="Times New Roman" w:hAnsi="Times New Roman" w:eastAsia="Times New Roman" w:cs="Times New Roman"/>
-          <w:color w:val="000000"/>
-          <w:spacing w:val="0"/>
-          <w:position w:val="0"/>
-          <w:sz w:val="24"/>
-          <w:shd w:val="clear" w:color="auto" w:fill="auto"/>
-        </w:rPr>
-      </w:r>
-    </w:p>
-    <w:p>
-      <w:pPr>
-        <w:numPr>
-          <w:ilvl w:val="0"/>
-          <w:numId w:val="5"/>
-        </w:numPr>
-        <w:pBdr/>
-        <w:spacing w:after="0" w:before="0" w:line="240" w:lineRule="auto"/>
-        <w:ind w:right="0" w:hanging="284" w:left="426"/>
-        <w:jc w:val="left"/>
-        <w:rPr>
-          <w:rFonts w:ascii="Times New Roman" w:hAnsi="Times New Roman" w:eastAsia="Times New Roman" w:cs="Times New Roman"/>
-          <w:color w:val="000000"/>
-          <w:spacing w:val="0"/>
-          <w:position w:val="0"/>
-          <w:sz w:val="24"/>
-          <w:shd w:val="clear" w:color="auto" w:fill="auto"/>
-        </w:rPr>
-      </w:pPr>
-      <w:r>
-        <w:rPr>
-          <w:rFonts w:ascii="Times New Roman" w:hAnsi="Times New Roman" w:eastAsia="Times New Roman" w:cs="Times New Roman"/>
-          <w:color w:val="000000"/>
-          <w:spacing w:val="0"/>
-          <w:position w:val="0"/>
-          <w:sz w:val="24"/>
-          <w:shd w:val="clear" w:color="auto" w:fill="auto"/>
-        </w:rPr>
-        <w:t xml:space="preserve">Organizational Skills</w:t>
+        <w:t xml:space="preserve">Software Development • Database Architecture • API Development • Automated Testing • Debugging &amp; Troubleshooting • System Integrations • Cloud Computing • Performance Optimization • Documentation • Team Collaboration</w:t>
       </w:r>
       <w:r>
         <w:rPr>
@@ -4535,6 +4079,409 @@
       <w:suff w:val="tab"/>
     </w:lvl>
   </w:abstractNum>
+  <w:abstractNum w:abstractNumId="5">
+    <w:lvl w:ilvl="0">
+      <w:isLgl w:val="false"/>
+      <w:lvlJc w:val="left"/>
+      <w:lvlText w:val="•"/>
+      <w:numFmt w:val="bullet"/>
+      <w:pPr>
+        <w:pBdr/>
+        <w:spacing/>
+        <w:ind/>
+      </w:pPr>
+      <w:rPr/>
+      <w:start w:val="1"/>
+      <w:suff w:val="tab"/>
+    </w:lvl>
+    <w:lvl w:ilvl="1">
+      <w:isLgl w:val="false"/>
+      <w:lvlJc w:val="left"/>
+      <w:lvlText w:val=""/>
+      <w:numFmt w:val="bullet"/>
+      <w:pPr>
+        <w:pBdr/>
+        <w:spacing/>
+        <w:ind/>
+      </w:pPr>
+      <w:rPr/>
+      <w:start w:val="0"/>
+      <w:suff w:val="tab"/>
+    </w:lvl>
+    <w:lvl w:ilvl="2">
+      <w:isLgl w:val="false"/>
+      <w:lvlJc w:val="left"/>
+      <w:lvlText w:val=""/>
+      <w:numFmt w:val="bullet"/>
+      <w:pPr>
+        <w:pBdr/>
+        <w:spacing/>
+        <w:ind/>
+      </w:pPr>
+      <w:rPr/>
+      <w:start w:val="0"/>
+      <w:suff w:val="tab"/>
+    </w:lvl>
+    <w:lvl w:ilvl="3">
+      <w:isLgl w:val="false"/>
+      <w:lvlJc w:val="left"/>
+      <w:lvlText w:val=""/>
+      <w:numFmt w:val="bullet"/>
+      <w:pPr>
+        <w:pBdr/>
+        <w:spacing/>
+        <w:ind/>
+      </w:pPr>
+      <w:rPr/>
+      <w:start w:val="0"/>
+      <w:suff w:val="tab"/>
+    </w:lvl>
+    <w:lvl w:ilvl="4">
+      <w:isLgl w:val="false"/>
+      <w:lvlJc w:val="left"/>
+      <w:lvlText w:val=""/>
+      <w:numFmt w:val="bullet"/>
+      <w:pPr>
+        <w:pBdr/>
+        <w:spacing/>
+        <w:ind/>
+      </w:pPr>
+      <w:rPr/>
+      <w:start w:val="0"/>
+      <w:suff w:val="tab"/>
+    </w:lvl>
+    <w:lvl w:ilvl="5">
+      <w:isLgl w:val="false"/>
+      <w:lvlJc w:val="left"/>
+      <w:lvlText w:val=""/>
+      <w:numFmt w:val="bullet"/>
+      <w:pPr>
+        <w:pBdr/>
+        <w:spacing/>
+        <w:ind/>
+      </w:pPr>
+      <w:rPr/>
+      <w:start w:val="0"/>
+      <w:suff w:val="tab"/>
+    </w:lvl>
+    <w:lvl w:ilvl="6">
+      <w:isLgl w:val="false"/>
+      <w:lvlJc w:val="left"/>
+      <w:lvlText w:val=""/>
+      <w:numFmt w:val="bullet"/>
+      <w:pPr>
+        <w:pBdr/>
+        <w:spacing/>
+        <w:ind/>
+      </w:pPr>
+      <w:rPr/>
+      <w:start w:val="0"/>
+      <w:suff w:val="tab"/>
+    </w:lvl>
+    <w:lvl w:ilvl="7">
+      <w:isLgl w:val="false"/>
+      <w:lvlJc w:val="left"/>
+      <w:lvlText w:val=""/>
+      <w:numFmt w:val="bullet"/>
+      <w:pPr>
+        <w:pBdr/>
+        <w:spacing/>
+        <w:ind/>
+      </w:pPr>
+      <w:rPr/>
+      <w:start w:val="0"/>
+      <w:suff w:val="tab"/>
+    </w:lvl>
+    <w:lvl w:ilvl="8">
+      <w:isLgl w:val="false"/>
+      <w:lvlJc w:val="left"/>
+      <w:lvlText w:val=""/>
+      <w:numFmt w:val="bullet"/>
+      <w:pPr>
+        <w:pBdr/>
+        <w:spacing/>
+        <w:ind/>
+      </w:pPr>
+      <w:rPr/>
+      <w:start w:val="0"/>
+      <w:suff w:val="tab"/>
+    </w:lvl>
+  </w:abstractNum>
+  <w:abstractNum w:abstractNumId="6">
+    <w:lvl w:ilvl="0">
+      <w:isLgl w:val="false"/>
+      <w:lvlJc w:val="left"/>
+      <w:lvlText w:val="•"/>
+      <w:numFmt w:val="bullet"/>
+      <w:pPr>
+        <w:pBdr/>
+        <w:spacing/>
+        <w:ind/>
+      </w:pPr>
+      <w:rPr/>
+      <w:start w:val="1"/>
+      <w:suff w:val="tab"/>
+    </w:lvl>
+    <w:lvl w:ilvl="1">
+      <w:isLgl w:val="false"/>
+      <w:lvlJc w:val="left"/>
+      <w:lvlText w:val=""/>
+      <w:numFmt w:val="bullet"/>
+      <w:pPr>
+        <w:pBdr/>
+        <w:spacing/>
+        <w:ind/>
+      </w:pPr>
+      <w:rPr/>
+      <w:start w:val="0"/>
+      <w:suff w:val="tab"/>
+    </w:lvl>
+    <w:lvl w:ilvl="2">
+      <w:isLgl w:val="false"/>
+      <w:lvlJc w:val="left"/>
+      <w:lvlText w:val=""/>
+      <w:numFmt w:val="bullet"/>
+      <w:pPr>
+        <w:pBdr/>
+        <w:spacing/>
+        <w:ind/>
+      </w:pPr>
+      <w:rPr/>
+      <w:start w:val="0"/>
+      <w:suff w:val="tab"/>
+    </w:lvl>
+    <w:lvl w:ilvl="3">
+      <w:isLgl w:val="false"/>
+      <w:lvlJc w:val="left"/>
+      <w:lvlText w:val=""/>
+      <w:numFmt w:val="bullet"/>
+      <w:pPr>
+        <w:pBdr/>
+        <w:spacing/>
+        <w:ind/>
+      </w:pPr>
+      <w:rPr/>
+      <w:start w:val="0"/>
+      <w:suff w:val="tab"/>
+    </w:lvl>
+    <w:lvl w:ilvl="4">
+      <w:isLgl w:val="false"/>
+      <w:lvlJc w:val="left"/>
+      <w:lvlText w:val=""/>
+      <w:numFmt w:val="bullet"/>
+      <w:pPr>
+        <w:pBdr/>
+        <w:spacing/>
+        <w:ind/>
+      </w:pPr>
+      <w:rPr/>
+      <w:start w:val="0"/>
+      <w:suff w:val="tab"/>
+    </w:lvl>
+    <w:lvl w:ilvl="5">
+      <w:isLgl w:val="false"/>
+      <w:lvlJc w:val="left"/>
+      <w:lvlText w:val=""/>
+      <w:numFmt w:val="bullet"/>
+      <w:pPr>
+        <w:pBdr/>
+        <w:spacing/>
+        <w:ind/>
+      </w:pPr>
+      <w:rPr/>
+      <w:start w:val="0"/>
+      <w:suff w:val="tab"/>
+    </w:lvl>
+    <w:lvl w:ilvl="6">
+      <w:isLgl w:val="false"/>
+      <w:lvlJc w:val="left"/>
+      <w:lvlText w:val=""/>
+      <w:numFmt w:val="bullet"/>
+      <w:pPr>
+        <w:pBdr/>
+        <w:spacing/>
+        <w:ind/>
+      </w:pPr>
+      <w:rPr/>
+      <w:start w:val="0"/>
+      <w:suff w:val="tab"/>
+    </w:lvl>
+    <w:lvl w:ilvl="7">
+      <w:isLgl w:val="false"/>
+      <w:lvlJc w:val="left"/>
+      <w:lvlText w:val=""/>
+      <w:numFmt w:val="bullet"/>
+      <w:pPr>
+        <w:pBdr/>
+        <w:spacing/>
+        <w:ind/>
+      </w:pPr>
+      <w:rPr/>
+      <w:start w:val="0"/>
+      <w:suff w:val="tab"/>
+    </w:lvl>
+    <w:lvl w:ilvl="8">
+      <w:isLgl w:val="false"/>
+      <w:lvlJc w:val="left"/>
+      <w:lvlText w:val=""/>
+      <w:numFmt w:val="bullet"/>
+      <w:pPr>
+        <w:pBdr/>
+        <w:spacing/>
+        <w:ind/>
+      </w:pPr>
+      <w:rPr/>
+      <w:start w:val="0"/>
+      <w:suff w:val="tab"/>
+    </w:lvl>
+  </w:abstractNum>
+  <w:abstractNum w:abstractNumId="7">
+    <w:nsid w:val="1C305D45"/>
+    <w:lvl w:ilvl="0">
+      <w:isLgl w:val="false"/>
+      <w:lvlJc w:val="left"/>
+      <w:lvlText w:val="·"/>
+      <w:numFmt w:val="bullet"/>
+      <w:pPr>
+        <w:pBdr/>
+        <w:spacing/>
+        <w:ind w:hanging="360" w:left="720"/>
+      </w:pPr>
+      <w:rPr>
+        <w:rFonts w:hint="default" w:ascii="Symbol" w:hAnsi="Symbol" w:eastAsia="Symbol" w:cs="Symbol"/>
+      </w:rPr>
+      <w:start w:val="1"/>
+      <w:suff w:val="tab"/>
+    </w:lvl>
+    <w:lvl w:ilvl="1">
+      <w:isLgl w:val="false"/>
+      <w:lvlJc w:val="left"/>
+      <w:lvlText w:val="o"/>
+      <w:numFmt w:val="bullet"/>
+      <w:pPr>
+        <w:pBdr/>
+        <w:spacing/>
+        <w:ind w:hanging="360" w:left="1440"/>
+      </w:pPr>
+      <w:rPr>
+        <w:rFonts w:hint="default" w:ascii="Courier New" w:hAnsi="Courier New" w:eastAsia="Courier New" w:cs="Courier New"/>
+      </w:rPr>
+      <w:start w:val="1"/>
+      <w:suff w:val="tab"/>
+    </w:lvl>
+    <w:lvl w:ilvl="2">
+      <w:isLgl w:val="false"/>
+      <w:lvlJc w:val="left"/>
+      <w:lvlText w:val="§"/>
+      <w:numFmt w:val="bullet"/>
+      <w:pPr>
+        <w:pBdr/>
+        <w:spacing/>
+        <w:ind w:hanging="360" w:left="2160"/>
+      </w:pPr>
+      <w:rPr>
+        <w:rFonts w:hint="default" w:ascii="Wingdings" w:hAnsi="Wingdings" w:eastAsia="Wingdings" w:cs="Wingdings"/>
+      </w:rPr>
+      <w:start w:val="1"/>
+      <w:suff w:val="tab"/>
+    </w:lvl>
+    <w:lvl w:ilvl="3">
+      <w:isLgl w:val="false"/>
+      <w:lvlJc w:val="left"/>
+      <w:lvlText w:val="·"/>
+      <w:numFmt w:val="bullet"/>
+      <w:pPr>
+        <w:pBdr/>
+        <w:spacing/>
+        <w:ind w:hanging="360" w:left="2880"/>
+      </w:pPr>
+      <w:rPr>
+        <w:rFonts w:hint="default" w:ascii="Symbol" w:hAnsi="Symbol" w:eastAsia="Symbol" w:cs="Symbol"/>
+      </w:rPr>
+      <w:start w:val="1"/>
+      <w:suff w:val="tab"/>
+    </w:lvl>
+    <w:lvl w:ilvl="4">
+      <w:isLgl w:val="false"/>
+      <w:lvlJc w:val="left"/>
+      <w:lvlText w:val="o"/>
+      <w:numFmt w:val="bullet"/>
+      <w:pPr>
+        <w:pBdr/>
+        <w:spacing/>
+        <w:ind w:hanging="360" w:left="3600"/>
+      </w:pPr>
+      <w:rPr>
+        <w:rFonts w:hint="default" w:ascii="Courier New" w:hAnsi="Courier New" w:eastAsia="Courier New" w:cs="Courier New"/>
+      </w:rPr>
+      <w:start w:val="1"/>
+      <w:suff w:val="tab"/>
+    </w:lvl>
+    <w:lvl w:ilvl="5">
+      <w:isLgl w:val="false"/>
+      <w:lvlJc w:val="left"/>
+      <w:lvlText w:val="§"/>
+      <w:numFmt w:val="bullet"/>
+      <w:pPr>
+        <w:pBdr/>
+        <w:spacing/>
+        <w:ind w:hanging="360" w:left="4320"/>
+      </w:pPr>
+      <w:rPr>
+        <w:rFonts w:hint="default" w:ascii="Wingdings" w:hAnsi="Wingdings" w:eastAsia="Wingdings" w:cs="Wingdings"/>
+      </w:rPr>
+      <w:start w:val="1"/>
+      <w:suff w:val="tab"/>
+    </w:lvl>
+    <w:lvl w:ilvl="6">
+      <w:isLgl w:val="false"/>
+      <w:lvlJc w:val="left"/>
+      <w:lvlText w:val="·"/>
+      <w:numFmt w:val="bullet"/>
+      <w:pPr>
+        <w:pBdr/>
+        <w:spacing/>
+        <w:ind w:hanging="360" w:left="5040"/>
+      </w:pPr>
+      <w:rPr>
+        <w:rFonts w:hint="default" w:ascii="Symbol" w:hAnsi="Symbol" w:eastAsia="Symbol" w:cs="Symbol"/>
+      </w:rPr>
+      <w:start w:val="1"/>
+      <w:suff w:val="tab"/>
+    </w:lvl>
+    <w:lvl w:ilvl="7">
+      <w:isLgl w:val="false"/>
+      <w:lvlJc w:val="left"/>
+      <w:lvlText w:val="o"/>
+      <w:numFmt w:val="bullet"/>
+      <w:pPr>
+        <w:pBdr/>
+        <w:spacing/>
+        <w:ind w:hanging="360" w:left="5760"/>
+      </w:pPr>
+      <w:rPr>
+        <w:rFonts w:hint="default" w:ascii="Courier New" w:hAnsi="Courier New" w:eastAsia="Courier New" w:cs="Courier New"/>
+      </w:rPr>
+      <w:start w:val="1"/>
+      <w:suff w:val="tab"/>
+    </w:lvl>
+    <w:lvl w:ilvl="8">
+      <w:isLgl w:val="false"/>
+      <w:lvlJc w:val="left"/>
+      <w:lvlText w:val="§"/>
+      <w:numFmt w:val="bullet"/>
+      <w:pPr>
+        <w:pBdr/>
+        <w:spacing/>
+        <w:ind w:hanging="360" w:left="6480"/>
+      </w:pPr>
+      <w:rPr>
+        <w:rFonts w:hint="default" w:ascii="Wingdings" w:hAnsi="Wingdings" w:eastAsia="Wingdings" w:cs="Wingdings"/>
+      </w:rPr>
+      <w:start w:val="1"/>
+      <w:suff w:val="tab"/>
+    </w:lvl>
+  </w:abstractNum>
   <w:num w:numId="1">
     <w:abstractNumId w:val="4"/>
   </w:num>
@@ -4549,6 +4496,15 @@
   </w:num>
   <w:num w:numId="5">
     <w:abstractNumId w:val="0"/>
+  </w:num>
+  <w:num w:numId="6">
+    <w:abstractNumId w:val="5"/>
+  </w:num>
+  <w:num w:numId="7">
+    <w:abstractNumId w:val="6"/>
+  </w:num>
+  <w:num w:numId="8">
+    <w:abstractNumId w:val="7"/>
   </w:num>
 </w:numbering>
 </file>
@@ -4698,7 +4654,7 @@
     <w:lsdException w:name="Bibliography" w:uiPriority="37"/>
     <w:lsdException w:name="TOC Heading" w:uiPriority="39" w:qFormat="1"/>
   </w:latentStyles>
-  <w:style w:type="table" w:styleId="711" w:default="1">
+  <w:style w:type="table" w:styleId="715" w:default="1">
     <w:name w:val="Normal Table"/>
     <w:uiPriority w:val="99"/>
     <w:semiHidden/>
@@ -4891,9 +4847,9 @@
       </w:tcPr>
     </w:tblStylePr>
   </w:style>
-  <w:style w:type="table" w:styleId="712">
+  <w:style w:type="table" w:styleId="716">
     <w:name w:val="Table Grid"/>
-    <w:basedOn w:val="711"/>
+    <w:basedOn w:val="715"/>
     <w:uiPriority w:val="59"/>
     <w:pPr>
       <w:pBdr/>
@@ -5090,9 +5046,9 @@
       </w:tcPr>
     </w:tblStylePr>
   </w:style>
-  <w:style w:type="table" w:styleId="713">
+  <w:style w:type="table" w:styleId="717">
     <w:name w:val="Table Grid Light"/>
-    <w:basedOn w:val="711"/>
+    <w:basedOn w:val="715"/>
     <w:uiPriority w:val="59"/>
     <w:pPr>
       <w:pBdr/>
@@ -5289,9 +5245,9 @@
       </w:tcPr>
     </w:tblStylePr>
   </w:style>
-  <w:style w:type="table" w:styleId="714">
+  <w:style w:type="table" w:styleId="718">
     <w:name w:val="Plain Table 1"/>
-    <w:basedOn w:val="711"/>
+    <w:basedOn w:val="715"/>
     <w:uiPriority w:val="59"/>
     <w:pPr>
       <w:pBdr/>
@@ -5514,9 +5470,9 @@
       </w:tcPr>
     </w:tblStylePr>
   </w:style>
-  <w:style w:type="table" w:styleId="715">
+  <w:style w:type="table" w:styleId="719">
     <w:name w:val="Plain Table 2"/>
-    <w:basedOn w:val="711"/>
+    <w:basedOn w:val="715"/>
     <w:uiPriority w:val="59"/>
     <w:pPr>
       <w:pBdr/>
@@ -5747,9 +5703,9 @@
       </w:tcPr>
     </w:tblStylePr>
   </w:style>
-  <w:style w:type="table" w:styleId="716">
+  <w:style w:type="table" w:styleId="720">
     <w:name w:val="Plain Table 3"/>
-    <w:basedOn w:val="711"/>
+    <w:basedOn w:val="715"/>
     <w:uiPriority w:val="99"/>
     <w:pPr>
       <w:pBdr/>
@@ -5977,9 +5933,9 @@
       </w:tcPr>
     </w:tblStylePr>
   </w:style>
-  <w:style w:type="table" w:styleId="717">
+  <w:style w:type="table" w:styleId="721">
     <w:name w:val="Plain Table 4"/>
-    <w:basedOn w:val="711"/>
+    <w:basedOn w:val="715"/>
     <w:uiPriority w:val="99"/>
     <w:pPr>
       <w:pBdr/>
@@ -6193,9 +6149,9 @@
       </w:tcPr>
     </w:tblStylePr>
   </w:style>
-  <w:style w:type="table" w:styleId="718">
+  <w:style w:type="table" w:styleId="722">
     <w:name w:val="Plain Table 5"/>
-    <w:basedOn w:val="711"/>
+    <w:basedOn w:val="715"/>
     <w:uiPriority w:val="99"/>
     <w:pPr>
       <w:pBdr/>
@@ -6426,9 +6382,9 @@
       </w:tcPr>
     </w:tblStylePr>
   </w:style>
-  <w:style w:type="table" w:styleId="719">
+  <w:style w:type="table" w:styleId="723">
     <w:name w:val="Grid Table 1 Light"/>
-    <w:basedOn w:val="711"/>
+    <w:basedOn w:val="715"/>
     <w:uiPriority w:val="99"/>
     <w:pPr>
       <w:pBdr/>
@@ -6649,9 +6605,9 @@
       </w:tcPr>
     </w:tblStylePr>
   </w:style>
-  <w:style w:type="table" w:styleId="720">
+  <w:style w:type="table" w:styleId="724">
     <w:name w:val="Grid Table 1 Light - Accent 1"/>
-    <w:basedOn w:val="711"/>
+    <w:basedOn w:val="715"/>
     <w:uiPriority w:val="99"/>
     <w:pPr>
       <w:pBdr/>
@@ -6872,9 +6828,9 @@
       </w:tcPr>
     </w:tblStylePr>
   </w:style>
-  <w:style w:type="table" w:styleId="721">
+  <w:style w:type="table" w:styleId="725">
     <w:name w:val="Grid Table 1 Light - Accent 2"/>
-    <w:basedOn w:val="711"/>
+    <w:basedOn w:val="715"/>
     <w:uiPriority w:val="99"/>
     <w:pPr>
       <w:pBdr/>
@@ -7095,9 +7051,9 @@
       </w:tcPr>
     </w:tblStylePr>
   </w:style>
-  <w:style w:type="table" w:styleId="722">
+  <w:style w:type="table" w:styleId="726">
     <w:name w:val="Grid Table 1 Light - Accent 3"/>
-    <w:basedOn w:val="711"/>
+    <w:basedOn w:val="715"/>
     <w:uiPriority w:val="99"/>
     <w:pPr>
       <w:pBdr/>
@@ -7318,9 +7274,9 @@
       </w:tcPr>
     </w:tblStylePr>
   </w:style>
-  <w:style w:type="table" w:styleId="723">
+  <w:style w:type="table" w:styleId="727">
     <w:name w:val="Grid Table 1 Light - Accent 4"/>
-    <w:basedOn w:val="711"/>
+    <w:basedOn w:val="715"/>
     <w:uiPriority w:val="99"/>
     <w:pPr>
       <w:pBdr/>
@@ -7541,9 +7497,9 @@
       </w:tcPr>
     </w:tblStylePr>
   </w:style>
-  <w:style w:type="table" w:styleId="724">
+  <w:style w:type="table" w:styleId="728">
     <w:name w:val="Grid Table 1 Light - Accent 5"/>
-    <w:basedOn w:val="711"/>
+    <w:basedOn w:val="715"/>
     <w:uiPriority w:val="99"/>
     <w:pPr>
       <w:pBdr/>
@@ -7764,9 +7720,9 @@
       </w:tcPr>
     </w:tblStylePr>
   </w:style>
-  <w:style w:type="table" w:styleId="725">
+  <w:style w:type="table" w:styleId="729">
     <w:name w:val="Grid Table 1 Light - Accent 6"/>
-    <w:basedOn w:val="711"/>
+    <w:basedOn w:val="715"/>
     <w:uiPriority w:val="99"/>
     <w:pPr>
       <w:pBdr/>
@@ -7987,9 +7943,9 @@
       </w:tcPr>
     </w:tblStylePr>
   </w:style>
-  <w:style w:type="table" w:styleId="726">
+  <w:style w:type="table" w:styleId="730">
     <w:name w:val="Grid Table 2"/>
-    <w:basedOn w:val="711"/>
+    <w:basedOn w:val="715"/>
     <w:uiPriority w:val="99"/>
     <w:pPr>
       <w:pBdr/>
@@ -8219,9 +8175,9 @@
       </w:tcPr>
     </w:tblStylePr>
   </w:style>
-  <w:style w:type="table" w:styleId="727">
+  <w:style w:type="table" w:styleId="731">
     <w:name w:val="Grid Table 2 - Accent 1"/>
-    <w:basedOn w:val="711"/>
+    <w:basedOn w:val="715"/>
     <w:uiPriority w:val="99"/>
     <w:pPr>
       <w:pBdr/>
@@ -8451,9 +8407,9 @@
       </w:tcPr>
     </w:tblStylePr>
   </w:style>
-  <w:style w:type="table" w:styleId="728">
+  <w:style w:type="table" w:styleId="732">
     <w:name w:val="Grid Table 2 - Accent 2"/>
-    <w:basedOn w:val="711"/>
+    <w:basedOn w:val="715"/>
     <w:uiPriority w:val="99"/>
     <w:pPr>
       <w:pBdr/>
@@ -8683,9 +8639,9 @@
       </w:tcPr>
     </w:tblStylePr>
   </w:style>
-  <w:style w:type="table" w:styleId="729">
+  <w:style w:type="table" w:styleId="733">
     <w:name w:val="Grid Table 2 - Accent 3"/>
-    <w:basedOn w:val="711"/>
+    <w:basedOn w:val="715"/>
     <w:uiPriority w:val="99"/>
     <w:pPr>
       <w:pBdr/>
@@ -8915,9 +8871,9 @@
       </w:tcPr>
     </w:tblStylePr>
   </w:style>
-  <w:style w:type="table" w:styleId="730">
+  <w:style w:type="table" w:styleId="734">
     <w:name w:val="Grid Table 2 - Accent 4"/>
-    <w:basedOn w:val="711"/>
+    <w:basedOn w:val="715"/>
     <w:uiPriority w:val="99"/>
     <w:pPr>
       <w:pBdr/>
@@ -9147,9 +9103,9 @@
       </w:tcPr>
     </w:tblStylePr>
   </w:style>
-  <w:style w:type="table" w:styleId="731">
+  <w:style w:type="table" w:styleId="735">
     <w:name w:val="Grid Table 2 - Accent 5"/>
-    <w:basedOn w:val="711"/>
+    <w:basedOn w:val="715"/>
     <w:uiPriority w:val="99"/>
     <w:pPr>
       <w:pBdr/>
@@ -9379,9 +9335,9 @@
       </w:tcPr>
     </w:tblStylePr>
   </w:style>
-  <w:style w:type="table" w:styleId="732">
+  <w:style w:type="table" w:styleId="736">
     <w:name w:val="Grid Table 2 - Accent 6"/>
-    <w:basedOn w:val="711"/>
+    <w:basedOn w:val="715"/>
     <w:uiPriority w:val="99"/>
     <w:pPr>
       <w:pBdr/>
@@ -9611,9 +9567,9 @@
       </w:tcPr>
     </w:tblStylePr>
   </w:style>
-  <w:style w:type="table" w:styleId="733">
+  <w:style w:type="table" w:styleId="737">
     <w:name w:val="Grid Table 3"/>
-    <w:basedOn w:val="711"/>
+    <w:basedOn w:val="715"/>
     <w:uiPriority w:val="99"/>
     <w:pPr>
       <w:pBdr/>
@@ -9856,9 +9812,9 @@
       </w:tcPr>
     </w:tblStylePr>
   </w:style>
-  <w:style w:type="table" w:styleId="734">
+  <w:style w:type="table" w:styleId="738">
     <w:name w:val="Grid Table 3 - Accent 1"/>
-    <w:basedOn w:val="711"/>
+    <w:basedOn w:val="715"/>
     <w:uiPriority w:val="99"/>
     <w:pPr>
       <w:pBdr/>
@@ -10101,9 +10057,9 @@
       </w:tcPr>
     </w:tblStylePr>
   </w:style>
-  <w:style w:type="table" w:styleId="735">
+  <w:style w:type="table" w:styleId="739">
     <w:name w:val="Grid Table 3 - Accent 2"/>
-    <w:basedOn w:val="711"/>
+    <w:basedOn w:val="715"/>
     <w:uiPriority w:val="99"/>
     <w:pPr>
       <w:pBdr/>
@@ -10346,9 +10302,9 @@
       </w:tcPr>
     </w:tblStylePr>
   </w:style>
-  <w:style w:type="table" w:styleId="736">
+  <w:style w:type="table" w:styleId="740">
     <w:name w:val="Grid Table 3 - Accent 3"/>
-    <w:basedOn w:val="711"/>
+    <w:basedOn w:val="715"/>
     <w:uiPriority w:val="99"/>
     <w:pPr>
       <w:pBdr/>
@@ -10591,9 +10547,9 @@
       </w:tcPr>
     </w:tblStylePr>
   </w:style>
-  <w:style w:type="table" w:styleId="737">
+  <w:style w:type="table" w:styleId="741">
     <w:name w:val="Grid Table 3 - Accent 4"/>
-    <w:basedOn w:val="711"/>
+    <w:basedOn w:val="715"/>
     <w:uiPriority w:val="99"/>
     <w:pPr>
       <w:pBdr/>
@@ -10836,9 +10792,9 @@
       </w:tcPr>
     </w:tblStylePr>
   </w:style>
-  <w:style w:type="table" w:styleId="738">
+  <w:style w:type="table" w:styleId="742">
     <w:name w:val="Grid Table 3 - Accent 5"/>
-    <w:basedOn w:val="711"/>
+    <w:basedOn w:val="715"/>
     <w:uiPriority w:val="99"/>
     <w:pPr>
       <w:pBdr/>
@@ -11081,9 +11037,9 @@
       </w:tcPr>
     </w:tblStylePr>
   </w:style>
-  <w:style w:type="table" w:styleId="739">
+  <w:style w:type="table" w:styleId="743">
     <w:name w:val="Grid Table 3 - Accent 6"/>
-    <w:basedOn w:val="711"/>
+    <w:basedOn w:val="715"/>
     <w:uiPriority w:val="99"/>
     <w:pPr>
       <w:pBdr/>
@@ -11326,9 +11282,9 @@
       </w:tcPr>
     </w:tblStylePr>
   </w:style>
-  <w:style w:type="table" w:styleId="740">
+  <w:style w:type="table" w:styleId="744">
     <w:name w:val="Grid Table 4"/>
-    <w:basedOn w:val="711"/>
+    <w:basedOn w:val="715"/>
     <w:uiPriority w:val="59"/>
     <w:pPr>
       <w:pBdr/>
@@ -11559,9 +11515,9 @@
       </w:tcPr>
     </w:tblStylePr>
   </w:style>
-  <w:style w:type="table" w:styleId="741">
+  <w:style w:type="table" w:styleId="745">
     <w:name w:val="Grid Table 4 - Accent 1"/>
-    <w:basedOn w:val="711"/>
+    <w:basedOn w:val="715"/>
     <w:uiPriority w:val="59"/>
     <w:pPr>
       <w:pBdr/>
@@ -11792,9 +11748,9 @@
       </w:tcPr>
     </w:tblStylePr>
   </w:style>
-  <w:style w:type="table" w:styleId="742">
+  <w:style w:type="table" w:styleId="746">
     <w:name w:val="Grid Table 4 - Accent 2"/>
-    <w:basedOn w:val="711"/>
+    <w:basedOn w:val="715"/>
     <w:uiPriority w:val="59"/>
     <w:pPr>
       <w:pBdr/>
@@ -12025,9 +11981,9 @@
       </w:tcPr>
     </w:tblStylePr>
   </w:style>
-  <w:style w:type="table" w:styleId="743">
+  <w:style w:type="table" w:styleId="747">
     <w:name w:val="Grid Table 4 - Accent 3"/>
-    <w:basedOn w:val="711"/>
+    <w:basedOn w:val="715"/>
     <w:uiPriority w:val="59"/>
     <w:pPr>
       <w:pBdr/>
@@ -12258,9 +12214,9 @@
       </w:tcPr>
     </w:tblStylePr>
   </w:style>
-  <w:style w:type="table" w:styleId="744">
+  <w:style w:type="table" w:styleId="748">
     <w:name w:val="Grid Table 4 - Accent 4"/>
-    <w:basedOn w:val="711"/>
+    <w:basedOn w:val="715"/>
     <w:uiPriority w:val="59"/>
     <w:pPr>
       <w:pBdr/>
@@ -12491,9 +12447,9 @@
       </w:tcPr>
     </w:tblStylePr>
   </w:style>
-  <w:style w:type="table" w:styleId="745">
+  <w:style w:type="table" w:styleId="749">
     <w:name w:val="Grid Table 4 - Accent 5"/>
-    <w:basedOn w:val="711"/>
+    <w:basedOn w:val="715"/>
     <w:uiPriority w:val="59"/>
     <w:pPr>
       <w:pBdr/>
@@ -12724,9 +12680,9 @@
       </w:tcPr>
     </w:tblStylePr>
   </w:style>
-  <w:style w:type="table" w:styleId="746">
+  <w:style w:type="table" w:styleId="750">
     <w:name w:val="Grid Table 4 - Accent 6"/>
-    <w:basedOn w:val="711"/>
+    <w:basedOn w:val="715"/>
     <w:uiPriority w:val="59"/>
     <w:pPr>
       <w:pBdr/>
@@ -12957,9 +12913,9 @@
       </w:tcPr>
     </w:tblStylePr>
   </w:style>
-  <w:style w:type="table" w:styleId="747">
+  <w:style w:type="table" w:styleId="751">
     <w:name w:val="Grid Table 5 Dark"/>
-    <w:basedOn w:val="711"/>
+    <w:basedOn w:val="715"/>
     <w:uiPriority w:val="99"/>
     <w:pPr>
       <w:pBdr/>
@@ -13185,9 +13141,9 @@
       </w:tcPr>
     </w:tblStylePr>
   </w:style>
-  <w:style w:type="table" w:styleId="748">
+  <w:style w:type="table" w:styleId="752">
     <w:name w:val="Grid Table 5 Dark- Accent 1"/>
-    <w:basedOn w:val="711"/>
+    <w:basedOn w:val="715"/>
     <w:uiPriority w:val="99"/>
     <w:pPr>
       <w:pBdr/>
@@ -13413,9 +13369,9 @@
       </w:tcPr>
     </w:tblStylePr>
   </w:style>
-  <w:style w:type="table" w:styleId="749">
+  <w:style w:type="table" w:styleId="753">
     <w:name w:val="Grid Table 5 Dark - Accent 2"/>
-    <w:basedOn w:val="711"/>
+    <w:basedOn w:val="715"/>
     <w:uiPriority w:val="99"/>
     <w:pPr>
       <w:pBdr/>
@@ -13641,9 +13597,9 @@
       </w:tcPr>
     </w:tblStylePr>
   </w:style>
-  <w:style w:type="table" w:styleId="750">
+  <w:style w:type="table" w:styleId="754">
     <w:name w:val="Grid Table 5 Dark - Accent 3"/>
-    <w:basedOn w:val="711"/>
+    <w:basedOn w:val="715"/>
     <w:uiPriority w:val="99"/>
     <w:pPr>
       <w:pBdr/>
@@ -13869,9 +13825,9 @@
       </w:tcPr>
     </w:tblStylePr>
   </w:style>
-  <w:style w:type="table" w:styleId="751">
+  <w:style w:type="table" w:styleId="755">
     <w:name w:val="Grid Table 5 Dark- Accent 4"/>
-    <w:basedOn w:val="711"/>
+    <w:basedOn w:val="715"/>
     <w:uiPriority w:val="99"/>
     <w:pPr>
       <w:pBdr/>
@@ -14097,9 +14053,9 @@
       </w:tcPr>
     </w:tblStylePr>
   </w:style>
-  <w:style w:type="table" w:styleId="752">
+  <w:style w:type="table" w:styleId="756">
     <w:name w:val="Grid Table 5 Dark - Accent 5"/>
-    <w:basedOn w:val="711"/>
+    <w:basedOn w:val="715"/>
     <w:uiPriority w:val="99"/>
     <w:pPr>
       <w:pBdr/>
@@ -14325,9 +14281,9 @@
       </w:tcPr>
     </w:tblStylePr>
   </w:style>
-  <w:style w:type="table" w:styleId="753">
+  <w:style w:type="table" w:styleId="757">
     <w:name w:val="Grid Table 5 Dark - Accent 6"/>
-    <w:basedOn w:val="711"/>
+    <w:basedOn w:val="715"/>
     <w:uiPriority w:val="99"/>
     <w:pPr>
       <w:pBdr/>
@@ -14553,9 +14509,9 @@
       </w:tcPr>
     </w:tblStylePr>
   </w:style>
-  <w:style w:type="table" w:styleId="754">
+  <w:style w:type="table" w:styleId="758">
     <w:name w:val="Grid Table 6 Colorful"/>
-    <w:basedOn w:val="711"/>
+    <w:basedOn w:val="715"/>
     <w:uiPriority w:val="99"/>
     <w:pPr>
       <w:pBdr/>
@@ -14783,9 +14739,9 @@
       </w:tcPr>
     </w:tblStylePr>
   </w:style>
-  <w:style w:type="table" w:styleId="755">
+  <w:style w:type="table" w:styleId="759">
     <w:name w:val="Grid Table 6 Colorful - Accent 1"/>
-    <w:basedOn w:val="711"/>
+    <w:basedOn w:val="715"/>
     <w:uiPriority w:val="99"/>
     <w:pPr>
       <w:pBdr/>
@@ -15013,9 +14969,9 @@
       </w:tcPr>
     </w:tblStylePr>
   </w:style>
-  <w:style w:type="table" w:styleId="756">
+  <w:style w:type="table" w:styleId="760">
     <w:name w:val="Grid Table 6 Colorful - Accent 2"/>
-    <w:basedOn w:val="711"/>
+    <w:basedOn w:val="715"/>
     <w:uiPriority w:val="99"/>
     <w:pPr>
       <w:pBdr/>
@@ -15243,9 +15199,9 @@
       </w:tcPr>
     </w:tblStylePr>
   </w:style>
-  <w:style w:type="table" w:styleId="757">
+  <w:style w:type="table" w:styleId="761">
     <w:name w:val="Grid Table 6 Colorful - Accent 3"/>
-    <w:basedOn w:val="711"/>
+    <w:basedOn w:val="715"/>
     <w:uiPriority w:val="99"/>
     <w:pPr>
       <w:pBdr/>
@@ -15473,9 +15429,9 @@
       </w:tcPr>
     </w:tblStylePr>
   </w:style>
-  <w:style w:type="table" w:styleId="758">
+  <w:style w:type="table" w:styleId="762">
     <w:name w:val="Grid Table 6 Colorful - Accent 4"/>
-    <w:basedOn w:val="711"/>
+    <w:basedOn w:val="715"/>
     <w:uiPriority w:val="99"/>
     <w:pPr>
       <w:pBdr/>
@@ -15703,9 +15659,9 @@
       </w:tcPr>
     </w:tblStylePr>
   </w:style>
-  <w:style w:type="table" w:styleId="759">
+  <w:style w:type="table" w:styleId="763">
     <w:name w:val="Grid Table 6 Colorful - Accent 5"/>
-    <w:basedOn w:val="711"/>
+    <w:basedOn w:val="715"/>
     <w:uiPriority w:val="99"/>
     <w:pPr>
       <w:pBdr/>
@@ -15933,9 +15889,9 @@
       </w:tcPr>
     </w:tblStylePr>
   </w:style>
-  <w:style w:type="table" w:styleId="760">
+  <w:style w:type="table" w:styleId="764">
     <w:name w:val="Grid Table 6 Colorful - Accent 6"/>
-    <w:basedOn w:val="711"/>
+    <w:basedOn w:val="715"/>
     <w:uiPriority w:val="99"/>
     <w:pPr>
       <w:pBdr/>
@@ -16163,9 +16119,9 @@
       </w:tcPr>
     </w:tblStylePr>
   </w:style>
-  <w:style w:type="table" w:styleId="761">
+  <w:style w:type="table" w:styleId="765">
     <w:name w:val="Grid Table 7 Colorful"/>
-    <w:basedOn w:val="711"/>
+    <w:basedOn w:val="715"/>
     <w:uiPriority w:val="99"/>
     <w:pPr>
       <w:pBdr/>
@@ -16417,9 +16373,9 @@
       </w:tcPr>
     </w:tblStylePr>
   </w:style>
-  <w:style w:type="table" w:styleId="762">
+  <w:style w:type="table" w:styleId="766">
     <w:name w:val="Grid Table 7 Colorful - Accent 1"/>
-    <w:basedOn w:val="711"/>
+    <w:basedOn w:val="715"/>
     <w:uiPriority w:val="99"/>
     <w:pPr>
       <w:pBdr/>
@@ -16671,9 +16627,9 @@
       </w:tcPr>
     </w:tblStylePr>
   </w:style>
-  <w:style w:type="table" w:styleId="763">
+  <w:style w:type="table" w:styleId="767">
     <w:name w:val="Grid Table 7 Colorful - Accent 2"/>
-    <w:basedOn w:val="711"/>
+    <w:basedOn w:val="715"/>
     <w:uiPriority w:val="99"/>
     <w:pPr>
       <w:pBdr/>
@@ -16925,9 +16881,9 @@
       </w:tcPr>
     </w:tblStylePr>
   </w:style>
-  <w:style w:type="table" w:styleId="764">
+  <w:style w:type="table" w:styleId="768">
     <w:name w:val="Grid Table 7 Colorful - Accent 3"/>
-    <w:basedOn w:val="711"/>
+    <w:basedOn w:val="715"/>
     <w:uiPriority w:val="99"/>
     <w:pPr>
       <w:pBdr/>
@@ -17179,9 +17135,9 @@
       </w:tcPr>
     </w:tblStylePr>
   </w:style>
-  <w:style w:type="table" w:styleId="765">
+  <w:style w:type="table" w:styleId="769">
     <w:name w:val="Grid Table 7 Colorful - Accent 4"/>
-    <w:basedOn w:val="711"/>
+    <w:basedOn w:val="715"/>
     <w:uiPriority w:val="99"/>
     <w:pPr>
       <w:pBdr/>
@@ -17433,9 +17389,9 @@
       </w:tcPr>
     </w:tblStylePr>
   </w:style>
-  <w:style w:type="table" w:styleId="766">
+  <w:style w:type="table" w:styleId="770">
     <w:name w:val="Grid Table 7 Colorful - Accent 5"/>
-    <w:basedOn w:val="711"/>
+    <w:basedOn w:val="715"/>
     <w:uiPriority w:val="99"/>
     <w:pPr>
       <w:pBdr/>
@@ -17687,9 +17643,9 @@
       </w:tcPr>
     </w:tblStylePr>
   </w:style>
-  <w:style w:type="table" w:styleId="767">
+  <w:style w:type="table" w:styleId="771">
     <w:name w:val="Grid Table 7 Colorful - Accent 6"/>
-    <w:basedOn w:val="711"/>
+    <w:basedOn w:val="715"/>
     <w:uiPriority w:val="99"/>
     <w:pPr>
       <w:pBdr/>
@@ -17941,9 +17897,9 @@
       </w:tcPr>
     </w:tblStylePr>
   </w:style>
-  <w:style w:type="table" w:styleId="768">
+  <w:style w:type="table" w:styleId="772">
     <w:name w:val="List Table 1 Light"/>
-    <w:basedOn w:val="711"/>
+    <w:basedOn w:val="715"/>
     <w:uiPriority w:val="99"/>
     <w:pPr>
       <w:pBdr/>
@@ -18157,9 +18113,9 @@
       </w:tcPr>
     </w:tblStylePr>
   </w:style>
-  <w:style w:type="table" w:styleId="769">
+  <w:style w:type="table" w:styleId="773">
     <w:name w:val="List Table 1 Light - Accent 1"/>
-    <w:basedOn w:val="711"/>
+    <w:basedOn w:val="715"/>
     <w:uiPriority w:val="99"/>
     <w:pPr>
       <w:pBdr/>
@@ -18373,9 +18329,9 @@
       </w:tcPr>
     </w:tblStylePr>
   </w:style>
-  <w:style w:type="table" w:styleId="770">
+  <w:style w:type="table" w:styleId="774">
     <w:name w:val="List Table 1 Light - Accent 2"/>
-    <w:basedOn w:val="711"/>
+    <w:basedOn w:val="715"/>
     <w:uiPriority w:val="99"/>
     <w:pPr>
       <w:pBdr/>
@@ -18589,9 +18545,9 @@
       </w:tcPr>
     </w:tblStylePr>
   </w:style>
-  <w:style w:type="table" w:styleId="771">
+  <w:style w:type="table" w:styleId="775">
     <w:name w:val="List Table 1 Light - Accent 3"/>
-    <w:basedOn w:val="711"/>
+    <w:basedOn w:val="715"/>
     <w:uiPriority w:val="99"/>
     <w:pPr>
       <w:pBdr/>
@@ -18805,9 +18761,9 @@
       </w:tcPr>
     </w:tblStylePr>
   </w:style>
-  <w:style w:type="table" w:styleId="772">
+  <w:style w:type="table" w:styleId="776">
     <w:name w:val="List Table 1 Light - Accent 4"/>
-    <w:basedOn w:val="711"/>
+    <w:basedOn w:val="715"/>
     <w:uiPriority w:val="99"/>
     <w:pPr>
       <w:pBdr/>
@@ -19021,9 +18977,9 @@
       </w:tcPr>
     </w:tblStylePr>
   </w:style>
-  <w:style w:type="table" w:styleId="773">
+  <w:style w:type="table" w:styleId="777">
     <w:name w:val="List Table 1 Light - Accent 5"/>
-    <w:basedOn w:val="711"/>
+    <w:basedOn w:val="715"/>
     <w:uiPriority w:val="99"/>
     <w:pPr>
       <w:pBdr/>
@@ -19237,9 +19193,9 @@
       </w:tcPr>
     </w:tblStylePr>
   </w:style>
-  <w:style w:type="table" w:styleId="774">
+  <w:style w:type="table" w:styleId="778">
     <w:name w:val="List Table 1 Light - Accent 6"/>
-    <w:basedOn w:val="711"/>
+    <w:basedOn w:val="715"/>
     <w:uiPriority w:val="99"/>
     <w:pPr>
       <w:pBdr/>
@@ -19453,9 +19409,9 @@
       </w:tcPr>
     </w:tblStylePr>
   </w:style>
-  <w:style w:type="table" w:styleId="775">
+  <w:style w:type="table" w:styleId="779">
     <w:name w:val="List Table 2"/>
-    <w:basedOn w:val="711"/>
+    <w:basedOn w:val="715"/>
     <w:uiPriority w:val="99"/>
     <w:pPr>
       <w:pBdr/>
@@ -19691,9 +19647,9 @@
       </w:tcPr>
     </w:tblStylePr>
   </w:style>
-  <w:style w:type="table" w:styleId="776">
+  <w:style w:type="table" w:styleId="780">
     <w:name w:val="List Table 2 - Accent 1"/>
-    <w:basedOn w:val="711"/>
+    <w:basedOn w:val="715"/>
     <w:uiPriority w:val="99"/>
     <w:pPr>
       <w:pBdr/>
@@ -19929,9 +19885,9 @@
       </w:tcPr>
     </w:tblStylePr>
   </w:style>
-  <w:style w:type="table" w:styleId="777">
+  <w:style w:type="table" w:styleId="781">
     <w:name w:val="List Table 2 - Accent 2"/>
-    <w:basedOn w:val="711"/>
+    <w:basedOn w:val="715"/>
     <w:uiPriority w:val="99"/>
     <w:pPr>
       <w:pBdr/>
@@ -20167,9 +20123,9 @@
       </w:tcPr>
     </w:tblStylePr>
   </w:style>
-  <w:style w:type="table" w:styleId="778">
+  <w:style w:type="table" w:styleId="782">
     <w:name w:val="List Table 2 - Accent 3"/>
-    <w:basedOn w:val="711"/>
+    <w:basedOn w:val="715"/>
     <w:uiPriority w:val="99"/>
     <w:pPr>
       <w:pBdr/>
@@ -20405,9 +20361,9 @@
       </w:tcPr>
     </w:tblStylePr>
   </w:style>
-  <w:style w:type="table" w:styleId="779">
+  <w:style w:type="table" w:styleId="783">
     <w:name w:val="List Table 2 - Accent 4"/>
-    <w:basedOn w:val="711"/>
+    <w:basedOn w:val="715"/>
     <w:uiPriority w:val="99"/>
     <w:pPr>
       <w:pBdr/>
@@ -20643,9 +20599,9 @@
       </w:tcPr>
     </w:tblStylePr>
   </w:style>
-  <w:style w:type="table" w:styleId="780">
+  <w:style w:type="table" w:styleId="784">
     <w:name w:val="List Table 2 - Accent 5"/>
-    <w:basedOn w:val="711"/>
+    <w:basedOn w:val="715"/>
     <w:uiPriority w:val="99"/>
     <w:pPr>
       <w:pBdr/>
@@ -20881,9 +20837,9 @@
       </w:tcPr>
     </w:tblStylePr>
   </w:style>
-  <w:style w:type="table" w:styleId="781">
+  <w:style w:type="table" w:styleId="785">
     <w:name w:val="List Table 2 - Accent 6"/>
-    <w:basedOn w:val="711"/>
+    <w:basedOn w:val="715"/>
     <w:uiPriority w:val="99"/>
     <w:pPr>
       <w:pBdr/>
@@ -21119,9 +21075,9 @@
       </w:tcPr>
     </w:tblStylePr>
   </w:style>
-  <w:style w:type="table" w:styleId="782">
+  <w:style w:type="table" w:styleId="786">
     <w:name w:val="List Table 3"/>
-    <w:basedOn w:val="711"/>
+    <w:basedOn w:val="715"/>
     <w:uiPriority w:val="99"/>
     <w:pPr>
       <w:pBdr/>
@@ -21347,9 +21303,9 @@
       </w:tcPr>
     </w:tblStylePr>
   </w:style>
-  <w:style w:type="table" w:styleId="783">
+  <w:style w:type="table" w:styleId="787">
     <w:name w:val="List Table 3 - Accent 1"/>
-    <w:basedOn w:val="711"/>
+    <w:basedOn w:val="715"/>
     <w:uiPriority w:val="99"/>
     <w:pPr>
       <w:pBdr/>
@@ -21575,9 +21531,9 @@
       </w:tcPr>
     </w:tblStylePr>
   </w:style>
-  <w:style w:type="table" w:styleId="784">
+  <w:style w:type="table" w:styleId="788">
     <w:name w:val="List Table 3 - Accent 2"/>
-    <w:basedOn w:val="711"/>
+    <w:basedOn w:val="715"/>
     <w:uiPriority w:val="99"/>
     <w:pPr>
       <w:pBdr/>
@@ -21803,9 +21759,9 @@
       </w:tcPr>
     </w:tblStylePr>
   </w:style>
-  <w:style w:type="table" w:styleId="785">
+  <w:style w:type="table" w:styleId="789">
     <w:name w:val="List Table 3 - Accent 3"/>
-    <w:basedOn w:val="711"/>
+    <w:basedOn w:val="715"/>
     <w:uiPriority w:val="99"/>
     <w:pPr>
       <w:pBdr/>
@@ -22031,9 +21987,9 @@
       </w:tcPr>
     </w:tblStylePr>
   </w:style>
-  <w:style w:type="table" w:styleId="786">
+  <w:style w:type="table" w:styleId="790">
     <w:name w:val="List Table 3 - Accent 4"/>
-    <w:basedOn w:val="711"/>
+    <w:basedOn w:val="715"/>
     <w:uiPriority w:val="99"/>
     <w:pPr>
       <w:pBdr/>
@@ -22259,9 +22215,9 @@
       </w:tcPr>
     </w:tblStylePr>
   </w:style>
-  <w:style w:type="table" w:styleId="787">
+  <w:style w:type="table" w:styleId="791">
     <w:name w:val="List Table 3 - Accent 5"/>
-    <w:basedOn w:val="711"/>
+    <w:basedOn w:val="715"/>
     <w:uiPriority w:val="99"/>
     <w:pPr>
       <w:pBdr/>
@@ -22487,9 +22443,9 @@
       </w:tcPr>
     </w:tblStylePr>
   </w:style>
-  <w:style w:type="table" w:styleId="788">
+  <w:style w:type="table" w:styleId="792">
     <w:name w:val="List Table 3 - Accent 6"/>
-    <w:basedOn w:val="711"/>
+    <w:basedOn w:val="715"/>
     <w:uiPriority w:val="99"/>
     <w:pPr>
       <w:pBdr/>
@@ -22715,9 +22671,9 @@
       </w:tcPr>
     </w:tblStylePr>
   </w:style>
-  <w:style w:type="table" w:styleId="789">
+  <w:style w:type="table" w:styleId="793">
     <w:name w:val="List Table 4"/>
-    <w:basedOn w:val="711"/>
+    <w:basedOn w:val="715"/>
     <w:uiPriority w:val="99"/>
     <w:pPr>
       <w:pBdr/>
@@ -22940,9 +22896,9 @@
       </w:tcPr>
     </w:tblStylePr>
   </w:style>
-  <w:style w:type="table" w:styleId="790">
+  <w:style w:type="table" w:styleId="794">
     <w:name w:val="List Table 4 - Accent 1"/>
-    <w:basedOn w:val="711"/>
+    <w:basedOn w:val="715"/>
     <w:uiPriority w:val="99"/>
     <w:pPr>
       <w:pBdr/>
@@ -23165,9 +23121,9 @@
       </w:tcPr>
     </w:tblStylePr>
   </w:style>
-  <w:style w:type="table" w:styleId="791">
+  <w:style w:type="table" w:styleId="795">
     <w:name w:val="List Table 4 - Accent 2"/>
-    <w:basedOn w:val="711"/>
+    <w:basedOn w:val="715"/>
     <w:uiPriority w:val="99"/>
     <w:pPr>
       <w:pBdr/>
@@ -23390,9 +23346,9 @@
       </w:tcPr>
     </w:tblStylePr>
   </w:style>
-  <w:style w:type="table" w:styleId="792">
+  <w:style w:type="table" w:styleId="796">
     <w:name w:val="List Table 4 - Accent 3"/>
-    <w:basedOn w:val="711"/>
+    <w:basedOn w:val="715"/>
     <w:uiPriority w:val="99"/>
     <w:pPr>
       <w:pBdr/>
@@ -23615,9 +23571,9 @@
       </w:tcPr>
     </w:tblStylePr>
   </w:style>
-  <w:style w:type="table" w:styleId="793">
+  <w:style w:type="table" w:styleId="797">
     <w:name w:val="List Table 4 - Accent 4"/>
-    <w:basedOn w:val="711"/>
+    <w:basedOn w:val="715"/>
     <w:uiPriority w:val="99"/>
     <w:pPr>
       <w:pBdr/>
@@ -23840,9 +23796,9 @@
       </w:tcPr>
     </w:tblStylePr>
   </w:style>
-  <w:style w:type="table" w:styleId="794">
+  <w:style w:type="table" w:styleId="798">
     <w:name w:val="List Table 4 - Accent 5"/>
-    <w:basedOn w:val="711"/>
+    <w:basedOn w:val="715"/>
     <w:uiPriority w:val="99"/>
     <w:pPr>
       <w:pBdr/>
@@ -24065,9 +24021,9 @@
       </w:tcPr>
     </w:tblStylePr>
   </w:style>
-  <w:style w:type="table" w:styleId="795">
+  <w:style w:type="table" w:styleId="799">
     <w:name w:val="List Table 4 - Accent 6"/>
-    <w:basedOn w:val="711"/>
+    <w:basedOn w:val="715"/>
     <w:uiPriority w:val="99"/>
     <w:pPr>
       <w:pBdr/>
@@ -24290,9 +24246,9 @@
       </w:tcPr>
     </w:tblStylePr>
   </w:style>
-  <w:style w:type="table" w:styleId="796">
+  <w:style w:type="table" w:styleId="800">
     <w:name w:val="List Table 5 Dark"/>
-    <w:basedOn w:val="711"/>
+    <w:basedOn w:val="715"/>
     <w:uiPriority w:val="99"/>
     <w:pPr>
       <w:pBdr/>
@@ -24532,9 +24488,9 @@
       </w:tcPr>
     </w:tblStylePr>
   </w:style>
-  <w:style w:type="table" w:styleId="797">
+  <w:style w:type="table" w:styleId="801">
     <w:name w:val="List Table 5 Dark - Accent 1"/>
-    <w:basedOn w:val="711"/>
+    <w:basedOn w:val="715"/>
     <w:uiPriority w:val="99"/>
     <w:pPr>
       <w:pBdr/>
@@ -24774,9 +24730,9 @@
       </w:tcPr>
     </w:tblStylePr>
   </w:style>
-  <w:style w:type="table" w:styleId="798">
+  <w:style w:type="table" w:styleId="802">
     <w:name w:val="List Table 5 Dark - Accent 2"/>
-    <w:basedOn w:val="711"/>
+    <w:basedOn w:val="715"/>
     <w:uiPriority w:val="99"/>
     <w:pPr>
       <w:pBdr/>
@@ -25016,9 +24972,9 @@
       </w:tcPr>
     </w:tblStylePr>
   </w:style>
-  <w:style w:type="table" w:styleId="799">
+  <w:style w:type="table" w:styleId="803">
     <w:name w:val="List Table 5 Dark - Accent 3"/>
-    <w:basedOn w:val="711"/>
+    <w:basedOn w:val="715"/>
     <w:uiPriority w:val="99"/>
     <w:pPr>
       <w:pBdr/>
@@ -25258,9 +25214,9 @@
       </w:tcPr>
     </w:tblStylePr>
   </w:style>
-  <w:style w:type="table" w:styleId="800">
+  <w:style w:type="table" w:styleId="804">
     <w:name w:val="List Table 5 Dark - Accent 4"/>
-    <w:basedOn w:val="711"/>
+    <w:basedOn w:val="715"/>
     <w:uiPriority w:val="99"/>
     <w:pPr>
       <w:pBdr/>
@@ -25500,9 +25456,9 @@
       </w:tcPr>
     </w:tblStylePr>
   </w:style>
-  <w:style w:type="table" w:styleId="801">
+  <w:style w:type="table" w:styleId="805">
     <w:name w:val="List Table 5 Dark - Accent 5"/>
-    <w:basedOn w:val="711"/>
+    <w:basedOn w:val="715"/>
     <w:uiPriority w:val="99"/>
     <w:pPr>
       <w:pBdr/>
@@ -25742,9 +25698,9 @@
       </w:tcPr>
     </w:tblStylePr>
   </w:style>
-  <w:style w:type="table" w:styleId="802">
+  <w:style w:type="table" w:styleId="806">
     <w:name w:val="List Table 5 Dark - Accent 6"/>
-    <w:basedOn w:val="711"/>
+    <w:basedOn w:val="715"/>
     <w:uiPriority w:val="99"/>
     <w:pPr>
       <w:pBdr/>
@@ -25984,9 +25940,9 @@
       </w:tcPr>
     </w:tblStylePr>
   </w:style>
-  <w:style w:type="table" w:styleId="803">
+  <w:style w:type="table" w:styleId="807">
     <w:name w:val="List Table 6 Colorful"/>
-    <w:basedOn w:val="711"/>
+    <w:basedOn w:val="715"/>
     <w:uiPriority w:val="99"/>
     <w:pPr>
       <w:pBdr/>
@@ -26207,9 +26163,9 @@
       </w:tcPr>
     </w:tblStylePr>
   </w:style>
-  <w:style w:type="table" w:styleId="804">
+  <w:style w:type="table" w:styleId="808">
     <w:name w:val="List Table 6 Colorful - Accent 1"/>
-    <w:basedOn w:val="711"/>
+    <w:basedOn w:val="715"/>
     <w:uiPriority w:val="99"/>
     <w:pPr>
       <w:pBdr/>
@@ -26430,9 +26386,9 @@
       </w:tcPr>
     </w:tblStylePr>
   </w:style>
-  <w:style w:type="table" w:styleId="805">
+  <w:style w:type="table" w:styleId="809">
     <w:name w:val="List Table 6 Colorful - Accent 2"/>
-    <w:basedOn w:val="711"/>
+    <w:basedOn w:val="715"/>
     <w:uiPriority w:val="99"/>
     <w:pPr>
       <w:pBdr/>
@@ -26653,9 +26609,9 @@
       </w:tcPr>
     </w:tblStylePr>
   </w:style>
-  <w:style w:type="table" w:styleId="806">
+  <w:style w:type="table" w:styleId="810">
     <w:name w:val="List Table 6 Colorful - Accent 3"/>
-    <w:basedOn w:val="711"/>
+    <w:basedOn w:val="715"/>
     <w:uiPriority w:val="99"/>
     <w:pPr>
       <w:pBdr/>
@@ -26876,9 +26832,9 @@
       </w:tcPr>
     </w:tblStylePr>
   </w:style>
-  <w:style w:type="table" w:styleId="807">
+  <w:style w:type="table" w:styleId="811">
     <w:name w:val="List Table 6 Colorful - Accent 4"/>
-    <w:basedOn w:val="711"/>
+    <w:basedOn w:val="715"/>
     <w:uiPriority w:val="99"/>
     <w:pPr>
       <w:pBdr/>
@@ -27099,9 +27055,9 @@
       </w:tcPr>
     </w:tblStylePr>
   </w:style>
-  <w:style w:type="table" w:styleId="808">
+  <w:style w:type="table" w:styleId="812">
     <w:name w:val="List Table 6 Colorful - Accent 5"/>
-    <w:basedOn w:val="711"/>
+    <w:basedOn w:val="715"/>
     <w:uiPriority w:val="99"/>
     <w:pPr>
       <w:pBdr/>
@@ -27322,9 +27278,9 @@
       </w:tcPr>
     </w:tblStylePr>
   </w:style>
-  <w:style w:type="table" w:styleId="809">
+  <w:style w:type="table" w:styleId="813">
     <w:name w:val="List Table 6 Colorful - Accent 6"/>
-    <w:basedOn w:val="711"/>
+    <w:basedOn w:val="715"/>
     <w:uiPriority w:val="99"/>
     <w:pPr>
       <w:pBdr/>
@@ -27545,9 +27501,9 @@
       </w:tcPr>
     </w:tblStylePr>
   </w:style>
-  <w:style w:type="table" w:styleId="810">
+  <w:style w:type="table" w:styleId="814">
     <w:name w:val="List Table 7 Colorful"/>
-    <w:basedOn w:val="711"/>
+    <w:basedOn w:val="715"/>
     <w:uiPriority w:val="99"/>
     <w:pPr>
       <w:pBdr/>
@@ -27801,9 +27757,9 @@
       </w:tcPr>
     </w:tblStylePr>
   </w:style>
-  <w:style w:type="table" w:styleId="811">
+  <w:style w:type="table" w:styleId="815">
     <w:name w:val="List Table 7 Colorful - Accent 1"/>
-    <w:basedOn w:val="711"/>
+    <w:basedOn w:val="715"/>
     <w:uiPriority w:val="99"/>
     <w:pPr>
       <w:pBdr/>
@@ -28057,9 +28013,9 @@
       </w:tcPr>
     </w:tblStylePr>
   </w:style>
-  <w:style w:type="table" w:styleId="812">
+  <w:style w:type="table" w:styleId="816">
     <w:name w:val="List Table 7 Colorful - Accent 2"/>
-    <w:basedOn w:val="711"/>
+    <w:basedOn w:val="715"/>
     <w:uiPriority w:val="99"/>
     <w:pPr>
       <w:pBdr/>
@@ -28313,9 +28269,9 @@
       </w:tcPr>
     </w:tblStylePr>
   </w:style>
-  <w:style w:type="table" w:styleId="813">
+  <w:style w:type="table" w:styleId="817">
     <w:name w:val="List Table 7 Colorful - Accent 3"/>
-    <w:basedOn w:val="711"/>
+    <w:basedOn w:val="715"/>
     <w:uiPriority w:val="99"/>
     <w:pPr>
       <w:pBdr/>
@@ -28569,9 +28525,9 @@
       </w:tcPr>
     </w:tblStylePr>
   </w:style>
-  <w:style w:type="table" w:styleId="814">
+  <w:style w:type="table" w:styleId="818">
     <w:name w:val="List Table 7 Colorful - Accent 4"/>
-    <w:basedOn w:val="711"/>
+    <w:basedOn w:val="715"/>
     <w:uiPriority w:val="99"/>
     <w:pPr>
       <w:pBdr/>
@@ -28825,9 +28781,9 @@
       </w:tcPr>
     </w:tblStylePr>
   </w:style>
-  <w:style w:type="table" w:styleId="815">
+  <w:style w:type="table" w:styleId="819">
     <w:name w:val="List Table 7 Colorful - Accent 5"/>
-    <w:basedOn w:val="711"/>
+    <w:basedOn w:val="715"/>
     <w:uiPriority w:val="99"/>
     <w:pPr>
       <w:pBdr/>
@@ -29081,9 +29037,9 @@
       </w:tcPr>
     </w:tblStylePr>
   </w:style>
-  <w:style w:type="table" w:styleId="816">
+  <w:style w:type="table" w:styleId="820">
     <w:name w:val="List Table 7 Colorful - Accent 6"/>
-    <w:basedOn w:val="711"/>
+    <w:basedOn w:val="715"/>
     <w:uiPriority w:val="99"/>
     <w:pPr>
       <w:pBdr/>
@@ -29337,9 +29293,9 @@
       </w:tcPr>
     </w:tblStylePr>
   </w:style>
-  <w:style w:type="table" w:styleId="817">
+  <w:style w:type="table" w:styleId="821">
     <w:name w:val="Lined - Accent"/>
-    <w:basedOn w:val="711"/>
+    <w:basedOn w:val="715"/>
     <w:uiPriority w:val="99"/>
     <w:pPr>
       <w:pBdr/>
@@ -29574,9 +29530,9 @@
       </w:tcPr>
     </w:tblStylePr>
   </w:style>
-  <w:style w:type="table" w:styleId="818">
+  <w:style w:type="table" w:styleId="822">
     <w:name w:val="Lined - Accent 1"/>
-    <w:basedOn w:val="711"/>
+    <w:basedOn w:val="715"/>
     <w:uiPriority w:val="99"/>
     <w:pPr>
       <w:pBdr/>
@@ -29811,9 +29767,9 @@
       </w:tcPr>
     </w:tblStylePr>
   </w:style>
-  <w:style w:type="table" w:styleId="819">
+  <w:style w:type="table" w:styleId="823">
     <w:name w:val="Lined - Accent 2"/>
-    <w:basedOn w:val="711"/>
+    <w:basedOn w:val="715"/>
     <w:uiPriority w:val="99"/>
     <w:pPr>
       <w:pBdr/>
@@ -30048,9 +30004,9 @@
       </w:tcPr>
     </w:tblStylePr>
   </w:style>
-  <w:style w:type="table" w:styleId="820">
+  <w:style w:type="table" w:styleId="824">
     <w:name w:val="Lined - Accent 3"/>
-    <w:basedOn w:val="711"/>
+    <w:basedOn w:val="715"/>
     <w:uiPriority w:val="99"/>
     <w:pPr>
       <w:pBdr/>
@@ -30285,9 +30241,9 @@
       </w:tcPr>
     </w:tblStylePr>
   </w:style>
-  <w:style w:type="table" w:styleId="821">
+  <w:style w:type="table" w:styleId="825">
     <w:name w:val="Lined - Accent 4"/>
-    <w:basedOn w:val="711"/>
+    <w:basedOn w:val="715"/>
     <w:uiPriority w:val="99"/>
     <w:pPr>
       <w:pBdr/>
@@ -30522,9 +30478,9 @@
       </w:tcPr>
     </w:tblStylePr>
   </w:style>
-  <w:style w:type="table" w:styleId="822">
+  <w:style w:type="table" w:styleId="826">
     <w:name w:val="Lined - Accent 5"/>
-    <w:basedOn w:val="711"/>
+    <w:basedOn w:val="715"/>
     <w:uiPriority w:val="99"/>
     <w:pPr>
       <w:pBdr/>
@@ -30759,9 +30715,9 @@
       </w:tcPr>
     </w:tblStylePr>
   </w:style>
-  <w:style w:type="table" w:styleId="823">
+  <w:style w:type="table" w:styleId="827">
     <w:name w:val="Lined - Accent 6"/>
-    <w:basedOn w:val="711"/>
+    <w:basedOn w:val="715"/>
     <w:uiPriority w:val="99"/>
     <w:pPr>
       <w:pBdr/>
@@ -30996,9 +30952,9 @@
       </w:tcPr>
     </w:tblStylePr>
   </w:style>
-  <w:style w:type="table" w:styleId="824">
+  <w:style w:type="table" w:styleId="828">
     <w:name w:val="Bordered &amp; Lined - Accent"/>
-    <w:basedOn w:val="711"/>
+    <w:basedOn w:val="715"/>
     <w:uiPriority w:val="99"/>
     <w:pPr>
       <w:pBdr/>
@@ -31240,9 +31196,9 @@
       </w:tcPr>
     </w:tblStylePr>
   </w:style>
-  <w:style w:type="table" w:styleId="825">
+  <w:style w:type="table" w:styleId="829">
     <w:name w:val="Bordered &amp; Lined - Accent 1"/>
-    <w:basedOn w:val="711"/>
+    <w:basedOn w:val="715"/>
     <w:uiPriority w:val="99"/>
     <w:pPr>
       <w:pBdr/>
@@ -31484,9 +31440,9 @@
       </w:tcPr>
     </w:tblStylePr>
   </w:style>
-  <w:style w:type="table" w:styleId="826">
+  <w:style w:type="table" w:styleId="830">
     <w:name w:val="Bordered &amp; Lined - Accent 2"/>
-    <w:basedOn w:val="711"/>
+    <w:basedOn w:val="715"/>
     <w:uiPriority w:val="99"/>
     <w:pPr>
       <w:pBdr/>
@@ -31728,9 +31684,9 @@
       </w:tcPr>
     </w:tblStylePr>
   </w:style>
-  <w:style w:type="table" w:styleId="827">
+  <w:style w:type="table" w:styleId="831">
     <w:name w:val="Bordered &amp; Lined - Accent 3"/>
-    <w:basedOn w:val="711"/>
+    <w:basedOn w:val="715"/>
     <w:uiPriority w:val="99"/>
     <w:pPr>
       <w:pBdr/>
@@ -31972,9 +31928,9 @@
       </w:tcPr>
     </w:tblStylePr>
   </w:style>
-  <w:style w:type="table" w:styleId="828">
+  <w:style w:type="table" w:styleId="832">
     <w:name w:val="Bordered &amp; Lined - Accent 4"/>
-    <w:basedOn w:val="711"/>
+    <w:basedOn w:val="715"/>
     <w:uiPriority w:val="99"/>
     <w:pPr>
       <w:pBdr/>
@@ -32216,9 +32172,9 @@
       </w:tcPr>
     </w:tblStylePr>
   </w:style>
-  <w:style w:type="table" w:styleId="829">
+  <w:style w:type="table" w:styleId="833">
     <w:name w:val="Bordered &amp; Lined - Accent 5"/>
-    <w:basedOn w:val="711"/>
+    <w:basedOn w:val="715"/>
     <w:uiPriority w:val="99"/>
     <w:pPr>
       <w:pBdr/>
@@ -32460,9 +32416,9 @@
       </w:tcPr>
     </w:tblStylePr>
   </w:style>
-  <w:style w:type="table" w:styleId="830">
+  <w:style w:type="table" w:styleId="834">
     <w:name w:val="Bordered &amp; Lined - Accent 6"/>
-    <w:basedOn w:val="711"/>
+    <w:basedOn w:val="715"/>
     <w:uiPriority w:val="99"/>
     <w:pPr>
       <w:pBdr/>
@@ -32704,9 +32660,9 @@
       </w:tcPr>
     </w:tblStylePr>
   </w:style>
-  <w:style w:type="table" w:styleId="831">
+  <w:style w:type="table" w:styleId="835">
     <w:name w:val="Bordered"/>
-    <w:basedOn w:val="711"/>
+    <w:basedOn w:val="715"/>
     <w:uiPriority w:val="99"/>
     <w:pPr>
       <w:pBdr/>
@@ -32935,9 +32891,9 @@
       </w:tcPr>
     </w:tblStylePr>
   </w:style>
-  <w:style w:type="table" w:styleId="832">
+  <w:style w:type="table" w:styleId="836">
     <w:name w:val="Bordered - Accent 1"/>
-    <w:basedOn w:val="711"/>
+    <w:basedOn w:val="715"/>
     <w:uiPriority w:val="99"/>
     <w:pPr>
       <w:pBdr/>
@@ -33166,9 +33122,9 @@
       </w:tcPr>
     </w:tblStylePr>
   </w:style>
-  <w:style w:type="table" w:styleId="833">
+  <w:style w:type="table" w:styleId="837">
     <w:name w:val="Bordered - Accent 2"/>
-    <w:basedOn w:val="711"/>
+    <w:basedOn w:val="715"/>
     <w:uiPriority w:val="99"/>
     <w:pPr>
       <w:pBdr/>
@@ -33397,9 +33353,9 @@
       </w:tcPr>
     </w:tblStylePr>
   </w:style>
-  <w:style w:type="table" w:styleId="834">
+  <w:style w:type="table" w:styleId="838">
     <w:name w:val="Bordered - Accent 3"/>
-    <w:basedOn w:val="711"/>
+    <w:basedOn w:val="715"/>
     <w:uiPriority w:val="99"/>
     <w:pPr>
       <w:pBdr/>
@@ -33628,9 +33584,9 @@
       </w:tcPr>
     </w:tblStylePr>
   </w:style>
-  <w:style w:type="table" w:styleId="835">
+  <w:style w:type="table" w:styleId="839">
     <w:name w:val="Bordered - Accent 4"/>
-    <w:basedOn w:val="711"/>
+    <w:basedOn w:val="715"/>
     <w:uiPriority w:val="99"/>
     <w:pPr>
       <w:pBdr/>
@@ -33859,9 +33815,9 @@
       </w:tcPr>
     </w:tblStylePr>
   </w:style>
-  <w:style w:type="table" w:styleId="836">
+  <w:style w:type="table" w:styleId="840">
     <w:name w:val="Bordered - Accent 5"/>
-    <w:basedOn w:val="711"/>
+    <w:basedOn w:val="715"/>
     <w:uiPriority w:val="99"/>
     <w:pPr>
       <w:pBdr/>
@@ -34090,9 +34046,9 @@
       </w:tcPr>
     </w:tblStylePr>
   </w:style>
-  <w:style w:type="table" w:styleId="837">
+  <w:style w:type="table" w:styleId="841">
     <w:name w:val="Bordered - Accent 6"/>
-    <w:basedOn w:val="711"/>
+    <w:basedOn w:val="715"/>
     <w:uiPriority w:val="99"/>
     <w:pPr>
       <w:pBdr/>
@@ -34321,7 +34277,7 @@
       </w:tcPr>
     </w:tblStylePr>
   </w:style>
-  <w:style w:type="paragraph" w:styleId="838" w:default="1">
+  <w:style w:type="paragraph" w:styleId="842" w:default="1">
     <w:name w:val="Normal"/>
     <w:qFormat/>
     <w:pPr>
@@ -34330,11 +34286,11 @@
       <w:ind/>
     </w:pPr>
   </w:style>
-  <w:style w:type="paragraph" w:styleId="839">
+  <w:style w:type="paragraph" w:styleId="843">
     <w:name w:val="Heading 1"/>
-    <w:basedOn w:val="838"/>
-    <w:next w:val="838"/>
-    <w:link w:val="850"/>
+    <w:basedOn w:val="842"/>
+    <w:next w:val="842"/>
+    <w:link w:val="854"/>
     <w:uiPriority w:val="9"/>
     <w:qFormat/>
     <w:pPr>
@@ -34352,11 +34308,11 @@
       <w:szCs w:val="40"/>
     </w:rPr>
   </w:style>
-  <w:style w:type="paragraph" w:styleId="840">
+  <w:style w:type="paragraph" w:styleId="844">
     <w:name w:val="Heading 2"/>
-    <w:basedOn w:val="838"/>
-    <w:next w:val="838"/>
-    <w:link w:val="851"/>
+    <w:basedOn w:val="842"/>
+    <w:next w:val="842"/>
+    <w:link w:val="855"/>
     <w:uiPriority w:val="9"/>
     <w:unhideWhenUsed/>
     <w:qFormat/>
@@ -34375,11 +34331,11 @@
       <w:szCs w:val="32"/>
     </w:rPr>
   </w:style>
-  <w:style w:type="paragraph" w:styleId="841">
+  <w:style w:type="paragraph" w:styleId="845">
     <w:name w:val="Heading 3"/>
-    <w:basedOn w:val="838"/>
-    <w:next w:val="838"/>
-    <w:link w:val="852"/>
+    <w:basedOn w:val="842"/>
+    <w:next w:val="842"/>
+    <w:link w:val="856"/>
     <w:uiPriority w:val="9"/>
     <w:unhideWhenUsed/>
     <w:qFormat/>
@@ -34398,11 +34354,11 @@
       <w:szCs w:val="28"/>
     </w:rPr>
   </w:style>
-  <w:style w:type="paragraph" w:styleId="842">
+  <w:style w:type="paragraph" w:styleId="846">
     <w:name w:val="Heading 4"/>
-    <w:basedOn w:val="838"/>
-    <w:next w:val="838"/>
-    <w:link w:val="853"/>
+    <w:basedOn w:val="842"/>
+    <w:next w:val="842"/>
+    <w:link w:val="857"/>
     <w:uiPriority w:val="9"/>
     <w:unhideWhenUsed/>
     <w:qFormat/>
@@ -34421,11 +34377,11 @@
       <w:color w:val="0f4761" w:themeColor="accent1" w:themeShade="BF"/>
     </w:rPr>
   </w:style>
-  <w:style w:type="paragraph" w:styleId="843">
+  <w:style w:type="paragraph" w:styleId="847">
     <w:name w:val="Heading 5"/>
-    <w:basedOn w:val="838"/>
-    <w:next w:val="838"/>
-    <w:link w:val="854"/>
+    <w:basedOn w:val="842"/>
+    <w:next w:val="842"/>
+    <w:link w:val="858"/>
     <w:uiPriority w:val="9"/>
     <w:unhideWhenUsed/>
     <w:qFormat/>
@@ -34442,11 +34398,11 @@
       <w:color w:val="0f4761" w:themeColor="accent1" w:themeShade="BF"/>
     </w:rPr>
   </w:style>
-  <w:style w:type="paragraph" w:styleId="844">
+  <w:style w:type="paragraph" w:styleId="848">
     <w:name w:val="Heading 6"/>
-    <w:basedOn w:val="838"/>
-    <w:next w:val="838"/>
-    <w:link w:val="855"/>
+    <w:basedOn w:val="842"/>
+    <w:next w:val="842"/>
+    <w:link w:val="859"/>
     <w:uiPriority w:val="9"/>
     <w:unhideWhenUsed/>
     <w:qFormat/>
@@ -34465,11 +34421,11 @@
       <w:color w:val="595959" w:themeColor="text1" w:themeTint="A6"/>
     </w:rPr>
   </w:style>
-  <w:style w:type="paragraph" w:styleId="845">
+  <w:style w:type="paragraph" w:styleId="849">
     <w:name w:val="Heading 7"/>
-    <w:basedOn w:val="838"/>
-    <w:next w:val="838"/>
-    <w:link w:val="856"/>
+    <w:basedOn w:val="842"/>
+    <w:next w:val="842"/>
+    <w:link w:val="860"/>
     <w:uiPriority w:val="9"/>
     <w:unhideWhenUsed/>
     <w:qFormat/>
@@ -34486,11 +34442,11 @@
       <w:color w:val="595959" w:themeColor="text1" w:themeTint="A6"/>
     </w:rPr>
   </w:style>
-  <w:style w:type="paragraph" w:styleId="846">
+  <w:style w:type="paragraph" w:styleId="850">
     <w:name w:val="Heading 8"/>
-    <w:basedOn w:val="838"/>
-    <w:next w:val="838"/>
-    <w:link w:val="857"/>
+    <w:basedOn w:val="842"/>
+    <w:next w:val="842"/>
+    <w:link w:val="861"/>
     <w:uiPriority w:val="9"/>
     <w:unhideWhenUsed/>
     <w:qFormat/>
@@ -34509,11 +34465,11 @@
       <w:color w:val="272727" w:themeColor="text1" w:themeTint="D8"/>
     </w:rPr>
   </w:style>
-  <w:style w:type="paragraph" w:styleId="847">
+  <w:style w:type="paragraph" w:styleId="851">
     <w:name w:val="Heading 9"/>
-    <w:basedOn w:val="838"/>
-    <w:next w:val="838"/>
-    <w:link w:val="858"/>
+    <w:basedOn w:val="842"/>
+    <w:next w:val="842"/>
+    <w:link w:val="862"/>
     <w:uiPriority w:val="9"/>
     <w:unhideWhenUsed/>
     <w:qFormat/>
@@ -34532,7 +34488,7 @@
       <w:color w:val="272727" w:themeColor="text1" w:themeTint="D8"/>
     </w:rPr>
   </w:style>
-  <w:style w:type="character" w:styleId="848" w:default="1">
+  <w:style w:type="character" w:styleId="852" w:default="1">
     <w:name w:val="Default Paragraph Font"/>
     <w:uiPriority w:val="1"/>
     <w:semiHidden/>
@@ -34543,7 +34499,7 @@
       <w:ind/>
     </w:pPr>
   </w:style>
-  <w:style w:type="numbering" w:styleId="849" w:default="1">
+  <w:style w:type="numbering" w:styleId="853" w:default="1">
     <w:name w:val="No List"/>
     <w:uiPriority w:val="99"/>
     <w:semiHidden/>
@@ -34554,10 +34510,10 @@
       <w:ind/>
     </w:pPr>
   </w:style>
-  <w:style w:type="character" w:styleId="850">
+  <w:style w:type="character" w:styleId="854">
     <w:name w:val="Heading 1 Char"/>
-    <w:basedOn w:val="848"/>
-    <w:link w:val="839"/>
+    <w:basedOn w:val="852"/>
+    <w:link w:val="843"/>
     <w:uiPriority w:val="9"/>
     <w:pPr>
       <w:pBdr/>
@@ -34571,10 +34527,10 @@
       <w:szCs w:val="40"/>
     </w:rPr>
   </w:style>
-  <w:style w:type="character" w:styleId="851">
+  <w:style w:type="character" w:styleId="855">
     <w:name w:val="Heading 2 Char"/>
-    <w:basedOn w:val="848"/>
-    <w:link w:val="840"/>
+    <w:basedOn w:val="852"/>
+    <w:link w:val="844"/>
     <w:uiPriority w:val="9"/>
     <w:pPr>
       <w:pBdr/>
@@ -34588,10 +34544,10 @@
       <w:szCs w:val="32"/>
     </w:rPr>
   </w:style>
-  <w:style w:type="character" w:styleId="852">
+  <w:style w:type="character" w:styleId="856">
     <w:name w:val="Heading 3 Char"/>
-    <w:basedOn w:val="848"/>
-    <w:link w:val="841"/>
+    <w:basedOn w:val="852"/>
+    <w:link w:val="845"/>
     <w:uiPriority w:val="9"/>
     <w:pPr>
       <w:pBdr/>
@@ -34605,10 +34561,10 @@
       <w:szCs w:val="28"/>
     </w:rPr>
   </w:style>
-  <w:style w:type="character" w:styleId="853">
+  <w:style w:type="character" w:styleId="857">
     <w:name w:val="Heading 4 Char"/>
-    <w:basedOn w:val="848"/>
-    <w:link w:val="842"/>
+    <w:basedOn w:val="852"/>
+    <w:link w:val="846"/>
     <w:uiPriority w:val="9"/>
     <w:pPr>
       <w:pBdr/>
@@ -34622,10 +34578,10 @@
       <w:color w:val="0f4761" w:themeColor="accent1" w:themeShade="BF"/>
     </w:rPr>
   </w:style>
-  <w:style w:type="character" w:styleId="854">
+  <w:style w:type="character" w:styleId="858">
     <w:name w:val="Heading 5 Char"/>
-    <w:basedOn w:val="848"/>
-    <w:link w:val="843"/>
+    <w:basedOn w:val="852"/>
+    <w:link w:val="847"/>
     <w:uiPriority w:val="9"/>
     <w:pPr>
       <w:pBdr/>
@@ -34637,10 +34593,10 @@
       <w:color w:val="0f4761" w:themeColor="accent1" w:themeShade="BF"/>
     </w:rPr>
   </w:style>
-  <w:style w:type="character" w:styleId="855">
+  <w:style w:type="character" w:styleId="859">
     <w:name w:val="Heading 6 Char"/>
-    <w:basedOn w:val="848"/>
-    <w:link w:val="844"/>
+    <w:basedOn w:val="852"/>
+    <w:link w:val="848"/>
     <w:uiPriority w:val="9"/>
     <w:pPr>
       <w:pBdr/>
@@ -34654,10 +34610,10 @@
       <w:color w:val="595959" w:themeColor="text1" w:themeTint="A6"/>
     </w:rPr>
   </w:style>
-  <w:style w:type="character" w:styleId="856">
+  <w:style w:type="character" w:styleId="860">
     <w:name w:val="Heading 7 Char"/>
-    <w:basedOn w:val="848"/>
-    <w:link w:val="845"/>
+    <w:basedOn w:val="852"/>
+    <w:link w:val="849"/>
     <w:uiPriority w:val="9"/>
     <w:pPr>
       <w:pBdr/>
@@ -34669,10 +34625,10 @@
       <w:color w:val="595959" w:themeColor="text1" w:themeTint="A6"/>
     </w:rPr>
   </w:style>
-  <w:style w:type="character" w:styleId="857">
+  <w:style w:type="character" w:styleId="861">
     <w:name w:val="Heading 8 Char"/>
-    <w:basedOn w:val="848"/>
-    <w:link w:val="846"/>
+    <w:basedOn w:val="852"/>
+    <w:link w:val="850"/>
     <w:uiPriority w:val="9"/>
     <w:pPr>
       <w:pBdr/>
@@ -34686,10 +34642,10 @@
       <w:color w:val="272727" w:themeColor="text1" w:themeTint="D8"/>
     </w:rPr>
   </w:style>
-  <w:style w:type="character" w:styleId="858">
+  <w:style w:type="character" w:styleId="862">
     <w:name w:val="Heading 9 Char"/>
-    <w:basedOn w:val="848"/>
-    <w:link w:val="847"/>
+    <w:basedOn w:val="852"/>
+    <w:link w:val="851"/>
     <w:uiPriority w:val="9"/>
     <w:pPr>
       <w:pBdr/>
@@ -34703,11 +34659,11 @@
       <w:color w:val="272727" w:themeColor="text1" w:themeTint="D8"/>
     </w:rPr>
   </w:style>
-  <w:style w:type="paragraph" w:styleId="859">
+  <w:style w:type="paragraph" w:styleId="863">
     <w:name w:val="Title"/>
-    <w:basedOn w:val="838"/>
-    <w:next w:val="838"/>
-    <w:link w:val="860"/>
+    <w:basedOn w:val="842"/>
+    <w:next w:val="842"/>
+    <w:link w:val="864"/>
     <w:uiPriority w:val="10"/>
     <w:qFormat/>
     <w:pPr>
@@ -34723,10 +34679,10 @@
       <w:szCs w:val="56"/>
     </w:rPr>
   </w:style>
-  <w:style w:type="character" w:styleId="860">
+  <w:style w:type="character" w:styleId="864">
     <w:name w:val="Title Char"/>
-    <w:basedOn w:val="848"/>
-    <w:link w:val="859"/>
+    <w:basedOn w:val="852"/>
+    <w:link w:val="863"/>
     <w:uiPriority w:val="10"/>
     <w:pPr>
       <w:pBdr/>
@@ -34740,11 +34696,11 @@
       <w:szCs w:val="56"/>
     </w:rPr>
   </w:style>
-  <w:style w:type="paragraph" w:styleId="861">
+  <w:style w:type="paragraph" w:styleId="865">
     <w:name w:val="Subtitle"/>
-    <w:basedOn w:val="838"/>
-    <w:next w:val="838"/>
-    <w:link w:val="862"/>
+    <w:basedOn w:val="842"/>
+    <w:next w:val="842"/>
+    <w:link w:val="866"/>
     <w:uiPriority w:val="11"/>
     <w:qFormat/>
     <w:pPr>
@@ -34762,10 +34718,10 @@
       <w:szCs w:val="28"/>
     </w:rPr>
   </w:style>
-  <w:style w:type="character" w:styleId="862">
+  <w:style w:type="character" w:styleId="866">
     <w:name w:val="Subtitle Char"/>
-    <w:basedOn w:val="848"/>
-    <w:link w:val="861"/>
+    <w:basedOn w:val="852"/>
+    <w:link w:val="865"/>
     <w:uiPriority w:val="11"/>
     <w:pPr>
       <w:pBdr/>
@@ -34779,11 +34735,11 @@
       <w:szCs w:val="28"/>
     </w:rPr>
   </w:style>
-  <w:style w:type="paragraph" w:styleId="863">
+  <w:style w:type="paragraph" w:styleId="867">
     <w:name w:val="Quote"/>
-    <w:basedOn w:val="838"/>
-    <w:next w:val="838"/>
-    <w:link w:val="864"/>
+    <w:basedOn w:val="842"/>
+    <w:next w:val="842"/>
+    <w:link w:val="868"/>
     <w:uiPriority w:val="29"/>
     <w:qFormat/>
     <w:pPr>
@@ -34798,10 +34754,10 @@
       <w:color w:val="404040" w:themeColor="text1" w:themeTint="BF"/>
     </w:rPr>
   </w:style>
-  <w:style w:type="character" w:styleId="864">
+  <w:style w:type="character" w:styleId="868">
     <w:name w:val="Quote Char"/>
-    <w:basedOn w:val="848"/>
-    <w:link w:val="863"/>
+    <w:basedOn w:val="852"/>
+    <w:link w:val="867"/>
     <w:uiPriority w:val="29"/>
     <w:pPr>
       <w:pBdr/>
@@ -34814,9 +34770,9 @@
       <w:color w:val="404040" w:themeColor="text1" w:themeTint="BF"/>
     </w:rPr>
   </w:style>
-  <w:style w:type="paragraph" w:styleId="865">
+  <w:style w:type="paragraph" w:styleId="869">
     <w:name w:val="List Paragraph"/>
-    <w:basedOn w:val="838"/>
+    <w:basedOn w:val="842"/>
     <w:uiPriority w:val="34"/>
     <w:qFormat/>
     <w:pPr>
@@ -34826,9 +34782,9 @@
       <w:contextualSpacing w:val="true"/>
     </w:pPr>
   </w:style>
-  <w:style w:type="character" w:styleId="866">
+  <w:style w:type="character" w:styleId="870">
     <w:name w:val="Intense Emphasis"/>
-    <w:basedOn w:val="848"/>
+    <w:basedOn w:val="852"/>
     <w:uiPriority w:val="21"/>
     <w:qFormat/>
     <w:pPr>
@@ -34842,11 +34798,11 @@
       <w:color w:val="0f4761" w:themeColor="accent1" w:themeShade="BF"/>
     </w:rPr>
   </w:style>
-  <w:style w:type="paragraph" w:styleId="867">
+  <w:style w:type="paragraph" w:styleId="871">
     <w:name w:val="Intense Quote"/>
-    <w:basedOn w:val="838"/>
-    <w:next w:val="838"/>
-    <w:link w:val="868"/>
+    <w:basedOn w:val="842"/>
+    <w:next w:val="842"/>
+    <w:link w:val="872"/>
     <w:uiPriority w:val="30"/>
     <w:qFormat/>
     <w:pPr>
@@ -34864,10 +34820,10 @@
       <w:color w:val="0f4761" w:themeColor="accent1" w:themeShade="BF"/>
     </w:rPr>
   </w:style>
-  <w:style w:type="character" w:styleId="868">
+  <w:style w:type="character" w:styleId="872">
     <w:name w:val="Intense Quote Char"/>
-    <w:basedOn w:val="848"/>
-    <w:link w:val="867"/>
+    <w:basedOn w:val="852"/>
+    <w:link w:val="871"/>
     <w:uiPriority w:val="30"/>
     <w:pPr>
       <w:pBdr/>
@@ -34880,9 +34836,9 @@
       <w:color w:val="0f4761" w:themeColor="accent1" w:themeShade="BF"/>
     </w:rPr>
   </w:style>
-  <w:style w:type="character" w:styleId="869">
+  <w:style w:type="character" w:styleId="873">
     <w:name w:val="Intense Reference"/>
-    <w:basedOn w:val="848"/>
+    <w:basedOn w:val="852"/>
     <w:uiPriority w:val="32"/>
     <w:qFormat/>
     <w:pPr>
@@ -34898,9 +34854,9 @@
       <w:spacing w:val="5"/>
     </w:rPr>
   </w:style>
-  <w:style w:type="paragraph" w:styleId="870">
+  <w:style w:type="paragraph" w:styleId="874">
     <w:name w:val="No Spacing"/>
-    <w:basedOn w:val="838"/>
+    <w:basedOn w:val="842"/>
     <w:uiPriority w:val="1"/>
     <w:qFormat/>
     <w:pPr>
@@ -34909,9 +34865,9 @@
       <w:ind/>
     </w:pPr>
   </w:style>
-  <w:style w:type="character" w:styleId="871">
+  <w:style w:type="character" w:styleId="875">
     <w:name w:val="Subtle Emphasis"/>
-    <w:basedOn w:val="848"/>
+    <w:basedOn w:val="852"/>
     <w:uiPriority w:val="19"/>
     <w:qFormat/>
     <w:pPr>
@@ -34925,9 +34881,9 @@
       <w:color w:val="404040" w:themeColor="text1" w:themeTint="BF"/>
     </w:rPr>
   </w:style>
-  <w:style w:type="character" w:styleId="872">
+  <w:style w:type="character" w:styleId="876">
     <w:name w:val="Emphasis"/>
-    <w:basedOn w:val="848"/>
+    <w:basedOn w:val="852"/>
     <w:uiPriority w:val="20"/>
     <w:qFormat/>
     <w:pPr>
@@ -34940,9 +34896,9 @@
       <w:iCs/>
     </w:rPr>
   </w:style>
-  <w:style w:type="character" w:styleId="873">
+  <w:style w:type="character" w:styleId="877">
     <w:name w:val="Strong"/>
-    <w:basedOn w:val="848"/>
+    <w:basedOn w:val="852"/>
     <w:uiPriority w:val="22"/>
     <w:qFormat/>
     <w:pPr>
@@ -34955,9 +34911,9 @@
       <w:bCs/>
     </w:rPr>
   </w:style>
-  <w:style w:type="character" w:styleId="874">
+  <w:style w:type="character" w:styleId="878">
     <w:name w:val="Subtle Reference"/>
-    <w:basedOn w:val="848"/>
+    <w:basedOn w:val="852"/>
     <w:uiPriority w:val="31"/>
     <w:qFormat/>
     <w:pPr>
@@ -34970,9 +34926,9 @@
       <w:color w:val="5a5a5a" w:themeColor="text1" w:themeTint="A5"/>
     </w:rPr>
   </w:style>
-  <w:style w:type="character" w:styleId="875">
+  <w:style w:type="character" w:styleId="879">
     <w:name w:val="Book Title"/>
-    <w:basedOn w:val="848"/>
+    <w:basedOn w:val="852"/>
     <w:uiPriority w:val="33"/>
     <w:qFormat/>
     <w:pPr>
@@ -34988,10 +34944,10 @@
       <w:spacing w:val="5"/>
     </w:rPr>
   </w:style>
-  <w:style w:type="paragraph" w:styleId="876">
+  <w:style w:type="paragraph" w:styleId="880">
     <w:name w:val="Header"/>
-    <w:basedOn w:val="838"/>
-    <w:link w:val="877"/>
+    <w:basedOn w:val="842"/>
+    <w:link w:val="881"/>
     <w:uiPriority w:val="99"/>
     <w:unhideWhenUsed/>
     <w:pPr>
@@ -35004,10 +34960,10 @@
       <w:ind/>
     </w:pPr>
   </w:style>
-  <w:style w:type="character" w:styleId="877">
+  <w:style w:type="character" w:styleId="881">
     <w:name w:val="Header Char"/>
-    <w:basedOn w:val="848"/>
-    <w:link w:val="876"/>
+    <w:basedOn w:val="852"/>
+    <w:link w:val="880"/>
     <w:uiPriority w:val="99"/>
     <w:pPr>
       <w:pBdr/>
@@ -35015,10 +34971,10 @@
       <w:ind/>
     </w:pPr>
   </w:style>
-  <w:style w:type="paragraph" w:styleId="878">
+  <w:style w:type="paragraph" w:styleId="882">
     <w:name w:val="Footer"/>
-    <w:basedOn w:val="838"/>
-    <w:link w:val="879"/>
+    <w:basedOn w:val="842"/>
+    <w:link w:val="883"/>
     <w:uiPriority w:val="99"/>
     <w:unhideWhenUsed/>
     <w:pPr>
@@ -35031,10 +34987,10 @@
       <w:ind/>
     </w:pPr>
   </w:style>
-  <w:style w:type="character" w:styleId="879">
+  <w:style w:type="character" w:styleId="883">
     <w:name w:val="Footer Char"/>
-    <w:basedOn w:val="848"/>
-    <w:link w:val="878"/>
+    <w:basedOn w:val="852"/>
+    <w:link w:val="882"/>
     <w:uiPriority w:val="99"/>
     <w:pPr>
       <w:pBdr/>
@@ -35042,10 +34998,10 @@
       <w:ind/>
     </w:pPr>
   </w:style>
-  <w:style w:type="paragraph" w:styleId="880">
+  <w:style w:type="paragraph" w:styleId="884">
     <w:name w:val="Caption"/>
-    <w:basedOn w:val="838"/>
-    <w:next w:val="838"/>
+    <w:basedOn w:val="842"/>
+    <w:next w:val="842"/>
     <w:uiPriority w:val="35"/>
     <w:unhideWhenUsed/>
     <w:qFormat/>
@@ -35062,10 +35018,10 @@
       <w:szCs w:val="18"/>
     </w:rPr>
   </w:style>
-  <w:style w:type="paragraph" w:styleId="881">
+  <w:style w:type="paragraph" w:styleId="885">
     <w:name w:val="footnote text"/>
-    <w:basedOn w:val="838"/>
-    <w:link w:val="882"/>
+    <w:basedOn w:val="842"/>
+    <w:link w:val="886"/>
     <w:uiPriority w:val="99"/>
     <w:semiHidden/>
     <w:unhideWhenUsed/>
@@ -35079,10 +35035,10 @@
       <w:szCs w:val="20"/>
     </w:rPr>
   </w:style>
-  <w:style w:type="character" w:styleId="882">
+  <w:style w:type="character" w:styleId="886">
     <w:name w:val="Footnote Text Char"/>
-    <w:basedOn w:val="848"/>
-    <w:link w:val="881"/>
+    <w:basedOn w:val="852"/>
+    <w:link w:val="885"/>
     <w:uiPriority w:val="99"/>
     <w:semiHidden/>
     <w:pPr>
@@ -35095,9 +35051,9 @@
       <w:szCs w:val="20"/>
     </w:rPr>
   </w:style>
-  <w:style w:type="character" w:styleId="883">
+  <w:style w:type="character" w:styleId="887">
     <w:name w:val="footnote reference"/>
-    <w:basedOn w:val="848"/>
+    <w:basedOn w:val="852"/>
     <w:uiPriority w:val="99"/>
     <w:semiHidden/>
     <w:unhideWhenUsed/>
@@ -35110,10 +35066,10 @@
       <w:vertAlign w:val="superscript"/>
     </w:rPr>
   </w:style>
-  <w:style w:type="paragraph" w:styleId="884">
+  <w:style w:type="paragraph" w:styleId="888">
     <w:name w:val="endnote text"/>
-    <w:basedOn w:val="838"/>
-    <w:link w:val="885"/>
+    <w:basedOn w:val="842"/>
+    <w:link w:val="889"/>
     <w:uiPriority w:val="99"/>
     <w:semiHidden/>
     <w:unhideWhenUsed/>
@@ -35127,10 +35083,10 @@
       <w:szCs w:val="20"/>
     </w:rPr>
   </w:style>
-  <w:style w:type="character" w:styleId="885">
+  <w:style w:type="character" w:styleId="889">
     <w:name w:val="Endnote Text Char"/>
-    <w:basedOn w:val="848"/>
-    <w:link w:val="884"/>
+    <w:basedOn w:val="852"/>
+    <w:link w:val="888"/>
     <w:uiPriority w:val="99"/>
     <w:semiHidden/>
     <w:pPr>
@@ -35143,9 +35099,9 @@
       <w:szCs w:val="20"/>
     </w:rPr>
   </w:style>
-  <w:style w:type="character" w:styleId="886">
+  <w:style w:type="character" w:styleId="890">
     <w:name w:val="endnote reference"/>
-    <w:basedOn w:val="848"/>
+    <w:basedOn w:val="852"/>
     <w:uiPriority w:val="99"/>
     <w:semiHidden/>
     <w:unhideWhenUsed/>
@@ -35158,9 +35114,9 @@
       <w:vertAlign w:val="superscript"/>
     </w:rPr>
   </w:style>
-  <w:style w:type="character" w:styleId="887">
+  <w:style w:type="character" w:styleId="891">
     <w:name w:val="Hyperlink"/>
-    <w:basedOn w:val="848"/>
+    <w:basedOn w:val="852"/>
     <w:uiPriority w:val="99"/>
     <w:unhideWhenUsed/>
     <w:pPr>
@@ -35173,9 +35129,9 @@
       <w:u w:val="single"/>
     </w:rPr>
   </w:style>
-  <w:style w:type="character" w:styleId="888">
+  <w:style w:type="character" w:styleId="892">
     <w:name w:val="FollowedHyperlink"/>
-    <w:basedOn w:val="848"/>
+    <w:basedOn w:val="852"/>
     <w:uiPriority w:val="99"/>
     <w:semiHidden/>
     <w:unhideWhenUsed/>
@@ -35189,10 +35145,10 @@
       <w:u w:val="single"/>
     </w:rPr>
   </w:style>
-  <w:style w:type="paragraph" w:styleId="889">
+  <w:style w:type="paragraph" w:styleId="893">
     <w:name w:val="toc 1"/>
-    <w:basedOn w:val="838"/>
-    <w:next w:val="838"/>
+    <w:basedOn w:val="842"/>
+    <w:next w:val="842"/>
     <w:uiPriority w:val="39"/>
     <w:unhideWhenUsed/>
     <w:pPr>
@@ -35201,10 +35157,10 @@
       <w:ind/>
     </w:pPr>
   </w:style>
-  <w:style w:type="paragraph" w:styleId="890">
+  <w:style w:type="paragraph" w:styleId="894">
     <w:name w:val="toc 2"/>
-    <w:basedOn w:val="838"/>
-    <w:next w:val="838"/>
+    <w:basedOn w:val="842"/>
+    <w:next w:val="842"/>
     <w:uiPriority w:val="39"/>
     <w:unhideWhenUsed/>
     <w:pPr>
@@ -35213,10 +35169,10 @@
       <w:ind w:left="220"/>
     </w:pPr>
   </w:style>
-  <w:style w:type="paragraph" w:styleId="891">
+  <w:style w:type="paragraph" w:styleId="895">
     <w:name w:val="toc 3"/>
-    <w:basedOn w:val="838"/>
-    <w:next w:val="838"/>
+    <w:basedOn w:val="842"/>
+    <w:next w:val="842"/>
     <w:uiPriority w:val="39"/>
     <w:unhideWhenUsed/>
     <w:pPr>
@@ -35225,10 +35181,10 @@
       <w:ind w:left="440"/>
     </w:pPr>
   </w:style>
-  <w:style w:type="paragraph" w:styleId="892">
+  <w:style w:type="paragraph" w:styleId="896">
     <w:name w:val="toc 4"/>
-    <w:basedOn w:val="838"/>
-    <w:next w:val="838"/>
+    <w:basedOn w:val="842"/>
+    <w:next w:val="842"/>
     <w:uiPriority w:val="39"/>
     <w:unhideWhenUsed/>
     <w:pPr>
@@ -35237,10 +35193,10 @@
       <w:ind w:left="660"/>
     </w:pPr>
   </w:style>
-  <w:style w:type="paragraph" w:styleId="893">
+  <w:style w:type="paragraph" w:styleId="897">
     <w:name w:val="toc 5"/>
-    <w:basedOn w:val="838"/>
-    <w:next w:val="838"/>
+    <w:basedOn w:val="842"/>
+    <w:next w:val="842"/>
     <w:uiPriority w:val="39"/>
     <w:unhideWhenUsed/>
     <w:pPr>
@@ -35249,10 +35205,10 @@
       <w:ind w:left="880"/>
     </w:pPr>
   </w:style>
-  <w:style w:type="paragraph" w:styleId="894">
+  <w:style w:type="paragraph" w:styleId="898">
     <w:name w:val="toc 6"/>
-    <w:basedOn w:val="838"/>
-    <w:next w:val="838"/>
+    <w:basedOn w:val="842"/>
+    <w:next w:val="842"/>
     <w:uiPriority w:val="39"/>
     <w:unhideWhenUsed/>
     <w:pPr>
@@ -35261,10 +35217,10 @@
       <w:ind w:left="1100"/>
     </w:pPr>
   </w:style>
-  <w:style w:type="paragraph" w:styleId="895">
+  <w:style w:type="paragraph" w:styleId="899">
     <w:name w:val="toc 7"/>
-    <w:basedOn w:val="838"/>
-    <w:next w:val="838"/>
+    <w:basedOn w:val="842"/>
+    <w:next w:val="842"/>
     <w:uiPriority w:val="39"/>
     <w:unhideWhenUsed/>
     <w:pPr>
@@ -35273,10 +35229,10 @@
       <w:ind w:left="1320"/>
     </w:pPr>
   </w:style>
-  <w:style w:type="paragraph" w:styleId="896">
+  <w:style w:type="paragraph" w:styleId="900">
     <w:name w:val="toc 8"/>
-    <w:basedOn w:val="838"/>
-    <w:next w:val="838"/>
+    <w:basedOn w:val="842"/>
+    <w:next w:val="842"/>
     <w:uiPriority w:val="39"/>
     <w:unhideWhenUsed/>
     <w:pPr>
@@ -35285,10 +35241,10 @@
       <w:ind w:left="1540"/>
     </w:pPr>
   </w:style>
-  <w:style w:type="paragraph" w:styleId="897">
+  <w:style w:type="paragraph" w:styleId="901">
     <w:name w:val="toc 9"/>
-    <w:basedOn w:val="838"/>
-    <w:next w:val="838"/>
+    <w:basedOn w:val="842"/>
+    <w:next w:val="842"/>
     <w:uiPriority w:val="39"/>
     <w:unhideWhenUsed/>
     <w:pPr>
@@ -35297,9 +35253,9 @@
       <w:ind w:left="1760"/>
     </w:pPr>
   </w:style>
-  <w:style w:type="character" w:styleId="898">
+  <w:style w:type="character" w:styleId="902">
     <w:name w:val="Placeholder Text"/>
-    <w:basedOn w:val="848"/>
+    <w:basedOn w:val="852"/>
     <w:uiPriority w:val="99"/>
     <w:semiHidden/>
     <w:pPr>
@@ -35311,7 +35267,7 @@
       <w:color w:val="666666"/>
     </w:rPr>
   </w:style>
-  <w:style w:type="paragraph" w:styleId="899">
+  <w:style w:type="paragraph" w:styleId="903">
     <w:name w:val="TOC Heading"/>
     <w:uiPriority w:val="39"/>
     <w:unhideWhenUsed/>
@@ -35321,10 +35277,10 @@
       <w:ind/>
     </w:pPr>
   </w:style>
-  <w:style w:type="paragraph" w:styleId="900">
+  <w:style w:type="paragraph" w:styleId="904">
     <w:name w:val="table of figures"/>
-    <w:basedOn w:val="838"/>
-    <w:next w:val="838"/>
+    <w:basedOn w:val="842"/>
+    <w:next w:val="842"/>
     <w:uiPriority w:val="99"/>
     <w:unhideWhenUsed/>
     <w:pPr>
